--- a/drafts/sir-directed-hypergraphs/alpha-definition.docx
+++ b/drafts/sir-directed-hypergraphs/alpha-definition.docx
@@ -3295,89 +3295,7 @@
           <w:sz w:val="21"/>
           <w:szCs w:val="21"/>
         </w:rPr>
-        <w:t xml:space="preserve">=⟨ </w:t>
-      </w:r>
-      <w:r>
-        <w:rPr>
-          <w:rFonts w:ascii="Cambria Math" w:eastAsia="SimSun" w:hAnsi="Cambria Math"/>
-          <w:i/>
-          <w:iCs/>
-          <w:sz w:val="21"/>
-          <w:szCs w:val="21"/>
-        </w:rPr>
-        <w:t xml:space="preserve">min</w:t>
-      </w:r>
-      <w:r>
-        <w:rPr>
-          <w:rFonts w:ascii="Cambria Math" w:eastAsia="SimSun" w:hAnsi="Cambria Math"/>
-          <w:i w:val="false"/>
-          <w:iCs w:val="false"/>
-          <w:sz w:val="21"/>
-          <w:szCs w:val="21"/>
-        </w:rPr>
-        <w:t xml:space="preserve">(</w:t>
-      </w:r>
-      <w:r>
-        <w:rPr>
-          <w:rFonts w:ascii="Cambria Math" w:eastAsia="SimSun" w:hAnsi="Cambria Math"/>
-          <w:i/>
-          <w:iCs/>
-          <w:sz w:val="21"/>
-          <w:szCs w:val="21"/>
-        </w:rPr>
-        <w:t xml:space="preserve">n</w:t>
-      </w:r>
-      <w:r>
-        <w:rPr>
-          <w:rFonts w:ascii="Cambria Math" w:eastAsia="SimSun" w:hAnsi="Cambria Math"/>
-          <w:i w:val="false"/>
-          <w:iCs w:val="false"/>
-          <w:sz w:val="21"/>
-          <w:szCs w:val="21"/>
-          <w:vertAlign w:val="subscript"/>
-        </w:rPr>
-        <w:t xml:space="preserve">HT</w:t>
-      </w:r>
-      <w:r>
-        <w:rPr>
-          <w:rFonts w:ascii="Cambria Math" w:eastAsia="SimSun" w:hAnsi="Cambria Math"/>
-          <w:i w:val="false"/>
-          <w:iCs w:val="false"/>
-          <w:sz w:val="21"/>
-          <w:szCs w:val="21"/>
-        </w:rPr>
-        <w:t xml:space="preserve">,</w:t>
-      </w:r>
-      <w:r>
-        <w:rPr>
-          <w:rFonts w:ascii="Cambria Math" w:eastAsia="SimSun" w:hAnsi="Cambria Math"/>
-          <w:i/>
-          <w:iCs/>
-          <w:sz w:val="21"/>
-          <w:szCs w:val="21"/>
-        </w:rPr>
-        <w:t xml:space="preserve">n</w:t>
-      </w:r>
-      <w:r>
-        <w:rPr>
-          <w:rFonts w:ascii="Cambria Math" w:eastAsia="SimSun" w:hAnsi="Cambria Math"/>
-          <w:i w:val="false"/>
-          <w:iCs w:val="false"/>
-          <w:sz w:val="21"/>
-          <w:szCs w:val="21"/>
-          <w:vertAlign w:val="subscript"/>
-        </w:rPr>
-        <w:t xml:space="preserve">TH</w:t>
-      </w:r>
-      <w:r>
-        <w:rPr>
-          <w:rFonts w:ascii="Cambria Math" w:eastAsia="SimSun" w:hAnsi="Cambria Math"/>
-          <w:i w:val="false"/>
-          <w:iCs w:val="false"/>
-          <w:sz w:val="21"/>
-          <w:szCs w:val="21"/>
-        </w:rPr>
-        <w:t xml:space="preserve">)⟩  （互惠／反向，</w:t>
+        <w:t xml:space="preserve">=强互惠超边占比（定义见下）  （互惠／反向，</w:t>
       </w:r>
       <w:r>
         <w:rPr>
@@ -3772,6 +3690,1073 @@
           <w:rFonts w:ascii="Times New Roman" w:cs="Times New Roman" w:eastAsia="SimSun" w:hAnsi="Times New Roman"/>
         </w:rPr>
         <w:t xml:space="preserve"> 则是下一节的主角。</w:t>
+      </w:r>
+    </w:p>
+    <w:p>
+      <w:pPr>
+        <w:pStyle w:val="Heading3"/>
+        <w:spacing w:after="160" w:before="300"/>
+      </w:pPr>
+      <w:r>
+        <w:rPr>
+          <w:rFonts w:ascii="Times New Roman" w:cs="Times New Roman" w:eastAsia="SimSun" w:hAnsi="Times New Roman"/>
+          <w:b/>
+          <w:bCs/>
+          <w:color w:val="1A1A1A"/>
+          <w:sz w:val="23"/>
+          <w:szCs w:val="23"/>
+        </w:rPr>
+        <w:t xml:space="preserve">1.4 </w:t>
+      </w:r>
+      <w:r>
+        <w:rPr>
+          <w:rFonts w:ascii="Cambria Math" w:eastAsia="SimSun" w:hAnsi="Cambria Math"/>
+          <w:b/>
+          <w:bCs/>
+          <w:i w:val="false"/>
+          <w:iCs w:val="false"/>
+          <w:color w:val="1A1A1A"/>
+          <w:sz w:val="23"/>
+          <w:szCs w:val="23"/>
+        </w:rPr>
+        <w:t xml:space="preserve">α</w:t>
+      </w:r>
+      <w:r>
+        <w:rPr>
+          <w:rFonts w:ascii="Cambria Math" w:eastAsia="SimSun" w:hAnsi="Cambria Math"/>
+          <w:b/>
+          <w:bCs/>
+          <w:i w:val="false"/>
+          <w:iCs w:val="false"/>
+          <w:color w:val="1A1A1A"/>
+          <w:sz w:val="23"/>
+          <w:szCs w:val="23"/>
+          <w:vertAlign w:val="superscript"/>
+        </w:rPr>
+        <w:t xml:space="preserve">⇄</w:t>
+      </w:r>
+      <w:r>
+        <w:rPr>
+          <w:rFonts w:ascii="Times New Roman" w:cs="Times New Roman" w:eastAsia="SimSun" w:hAnsi="Times New Roman"/>
+          <w:b/>
+          <w:bCs/>
+          <w:color w:val="1A1A1A"/>
+          <w:sz w:val="23"/>
+          <w:szCs w:val="23"/>
+        </w:rPr>
+        <w:t xml:space="preserve">：采用现成的强互惠定义</w:t>
+      </w:r>
+    </w:p>
+    <w:p>
+      <w:pPr>
+        <w:spacing w:after="120" w:before="120" w:line="320"/>
+        <w:jc w:val="both"/>
+      </w:pPr>
+      <w:r>
+        <w:rPr>
+          <w:rFonts w:ascii="Times New Roman" w:cs="Times New Roman" w:eastAsia="SimSun" w:hAnsi="Times New Roman"/>
+        </w:rPr>
+        <w:t xml:space="preserve">互惠性不自己造。有向超图的互惠性已有两套独立的成熟测量：Kim 等最早给出系统的测度、真实数据发现与配套生成器 [kim2023reciprocity]，Lotito 等随后在微观组织框架中给出 exact / strong / weak 三档 [lotito2026directed]。本文</w:t>
+      </w:r>
+      <w:r>
+        <w:rPr>
+          <w:rFonts w:ascii="Times New Roman" w:cs="Times New Roman" w:eastAsia="SimSun" w:hAnsi="Times New Roman"/>
+          <w:b/>
+          <w:bCs/>
+        </w:rPr>
+        <w:t xml:space="preserve">直接采用 Lotito 的 strong 档</w:t>
+      </w:r>
+      <w:r>
+        <w:rPr>
+          <w:rFonts w:ascii="Times New Roman" w:cs="Times New Roman" w:eastAsia="SimSun" w:hAnsi="Times New Roman"/>
+        </w:rPr>
+        <w:t xml:space="preserve">，取</w:t>
+      </w:r>
+    </w:p>
+    <w:p>
+      <w:pPr>
+        <w:spacing w:after="180" w:before="180" w:line="300"/>
+        <w:jc w:val="center"/>
+      </w:pPr>
+      <w:r>
+        <w:rPr>
+          <w:rFonts w:ascii="Cambria Math" w:eastAsia="SimSun" w:hAnsi="Cambria Math"/>
+          <w:i w:val="false"/>
+          <w:iCs w:val="false"/>
+          <w:sz w:val="21"/>
+          <w:szCs w:val="21"/>
+        </w:rPr>
+        <w:t xml:space="preserve">α</w:t>
+      </w:r>
+      <w:r>
+        <w:rPr>
+          <w:rFonts w:ascii="Cambria Math" w:eastAsia="SimSun" w:hAnsi="Cambria Math"/>
+          <w:i w:val="false"/>
+          <w:iCs w:val="false"/>
+          <w:sz w:val="21"/>
+          <w:szCs w:val="21"/>
+          <w:vertAlign w:val="superscript"/>
+        </w:rPr>
+        <w:t xml:space="preserve">⇄</w:t>
+      </w:r>
+      <w:r>
+        <w:rPr>
+          <w:rFonts w:ascii="Cambria Math" w:eastAsia="SimSun" w:hAnsi="Cambria Math"/>
+          <w:i w:val="false"/>
+          <w:iCs w:val="false"/>
+          <w:sz w:val="21"/>
+          <w:szCs w:val="21"/>
+        </w:rPr>
+        <w:t xml:space="preserve">=</w:t>
+      </w:r>
+      <w:r>
+        <w:rPr>
+          <w:rFonts w:ascii="Cambria Math" w:eastAsia="SimSun" w:hAnsi="Cambria Math"/>
+          <w:i/>
+          <w:iCs/>
+          <w:sz w:val="21"/>
+          <w:szCs w:val="21"/>
+        </w:rPr>
+        <w:t xml:space="preserve">frac</w:t>
+      </w:r>
+      <w:r>
+        <w:rPr>
+          <w:rFonts w:ascii="Cambria Math" w:eastAsia="SimSun" w:hAnsi="Cambria Math"/>
+          <w:i w:val="false"/>
+          <w:iCs w:val="false"/>
+          <w:sz w:val="21"/>
+          <w:szCs w:val="21"/>
+        </w:rPr>
+        <w:t xml:space="preserve">#</w:t>
+      </w:r>
+      <w:r>
+        <w:rPr>
+          <w:rFonts w:ascii="Cambria Math" w:eastAsia="SimSun" w:hAnsi="Cambria Math"/>
+          <w:i/>
+          <w:iCs/>
+          <w:sz w:val="21"/>
+          <w:szCs w:val="21"/>
+        </w:rPr>
+        <w:t xml:space="preserve">e</w:t>
+      </w:r>
+      <w:r>
+        <w:rPr>
+          <w:rFonts w:ascii="Cambria Math" w:eastAsia="SimSun" w:hAnsi="Cambria Math"/>
+          <w:i w:val="false"/>
+          <w:iCs w:val="false"/>
+          <w:sz w:val="21"/>
+          <w:szCs w:val="21"/>
+        </w:rPr>
+        <w:t xml:space="preserve">∈ </w:t>
+      </w:r>
+      <w:r>
+        <w:rPr>
+          <w:rFonts w:ascii="Cambria Math" w:eastAsia="SimSun" w:hAnsi="Cambria Math"/>
+          <w:i/>
+          <w:iCs/>
+          <w:sz w:val="21"/>
+          <w:szCs w:val="21"/>
+        </w:rPr>
+        <w:t xml:space="preserve">E</w:t>
+      </w:r>
+      <w:r>
+        <w:rPr>
+          <w:rFonts w:ascii="Cambria Math" w:eastAsia="SimSun" w:hAnsi="Cambria Math"/>
+          <w:i w:val="false"/>
+          <w:iCs w:val="false"/>
+          <w:sz w:val="21"/>
+          <w:szCs w:val="21"/>
+        </w:rPr>
+        <w:t xml:space="preserve">:</w:t>
+      </w:r>
+      <w:r>
+        <w:rPr>
+          <w:rFonts w:ascii="Cambria Math" w:eastAsia="SimSun" w:hAnsi="Cambria Math"/>
+          <w:i w:val="false"/>
+          <w:iCs w:val="false"/>
+          <w:sz w:val="21"/>
+          <w:szCs w:val="21"/>
+        </w:rPr>
+        <w:t xml:space="preserve"> </w:t>
+      </w:r>
+      <w:r>
+        <w:rPr>
+          <w:rFonts w:ascii="Cambria Math" w:eastAsia="SimSun" w:hAnsi="Cambria Math"/>
+          <w:i/>
+          <w:iCs/>
+          <w:sz w:val="21"/>
+          <w:szCs w:val="21"/>
+        </w:rPr>
+        <w:t xml:space="preserve">e</w:t>
+      </w:r>
+      <w:r>
+        <w:rPr>
+          <w:rFonts w:ascii="Cambria Math" w:eastAsia="SimSun" w:hAnsi="Cambria Math"/>
+          <w:i w:val="false"/>
+          <w:iCs w:val="false"/>
+          <w:sz w:val="21"/>
+          <w:szCs w:val="21"/>
+        </w:rPr>
+        <w:t xml:space="preserve"> 被强互惠</w:t>
+      </w:r>
+      <w:r>
+        <w:rPr>
+          <w:rFonts w:ascii="Cambria Math" w:eastAsia="SimSun" w:hAnsi="Cambria Math"/>
+          <w:i w:val="false"/>
+          <w:iCs w:val="false"/>
+          <w:sz w:val="21"/>
+          <w:szCs w:val="21"/>
+        </w:rPr>
+        <w:t xml:space="preserve">|</w:t>
+      </w:r>
+      <w:r>
+        <w:rPr>
+          <w:rFonts w:ascii="Cambria Math" w:eastAsia="SimSun" w:hAnsi="Cambria Math"/>
+          <w:i/>
+          <w:iCs/>
+          <w:sz w:val="21"/>
+          <w:szCs w:val="21"/>
+        </w:rPr>
+        <w:t xml:space="preserve">E</w:t>
+      </w:r>
+      <w:r>
+        <w:rPr>
+          <w:rFonts w:ascii="Cambria Math" w:eastAsia="SimSun" w:hAnsi="Cambria Math"/>
+          <w:i w:val="false"/>
+          <w:iCs w:val="false"/>
+          <w:sz w:val="21"/>
+          <w:szCs w:val="21"/>
+        </w:rPr>
+        <w:t xml:space="preserve">|</w:t>
+      </w:r>
+    </w:p>
+    <w:p>
+      <w:pPr>
+        <w:spacing w:after="120" w:before="120" w:line="320"/>
+        <w:jc w:val="both"/>
+      </w:pPr>
+      <w:r>
+        <w:rPr>
+          <w:rFonts w:ascii="Times New Roman" w:cs="Times New Roman" w:eastAsia="SimSun" w:hAnsi="Times New Roman"/>
+        </w:rPr>
+        <w:t xml:space="preserve">三档的层级为：</w:t>
+      </w:r>
+      <w:r>
+        <w:rPr>
+          <w:rFonts w:ascii="Times New Roman" w:cs="Times New Roman" w:eastAsia="SimSun" w:hAnsi="Times New Roman"/>
+          <w:b/>
+          <w:bCs/>
+        </w:rPr>
+        <w:t xml:space="preserve">exact</w:t>
+      </w:r>
+      <w:r>
+        <w:rPr>
+          <w:rFonts w:ascii="Times New Roman" w:cs="Times New Roman" w:eastAsia="SimSun" w:hAnsi="Times New Roman"/>
+        </w:rPr>
+        <w:t xml:space="preserve">——存在单条超边 </w:t>
+      </w:r>
+      <w:r>
+        <w:rPr>
+          <w:rFonts w:ascii="Cambria Math" w:eastAsia="SimSun" w:hAnsi="Cambria Math"/>
+          <w:i/>
+          <w:iCs/>
+        </w:rPr>
+        <w:t xml:space="preserve">f</w:t>
+      </w:r>
+      <w:r>
+        <w:rPr>
+          <w:rFonts w:ascii="Times New Roman" w:cs="Times New Roman" w:eastAsia="SimSun" w:hAnsi="Times New Roman"/>
+        </w:rPr>
+        <w:t xml:space="preserve"> 使 </w:t>
+      </w:r>
+      <w:r>
+        <w:rPr>
+          <w:rFonts w:ascii="Cambria Math" w:eastAsia="SimSun" w:hAnsi="Cambria Math"/>
+          <w:i/>
+          <w:iCs/>
+        </w:rPr>
+        <w:t xml:space="preserve">T</w:t>
+      </w:r>
+      <w:r>
+        <w:rPr>
+          <w:rFonts w:ascii="Cambria Math" w:eastAsia="SimSun" w:hAnsi="Cambria Math"/>
+          <w:i w:val="false"/>
+          <w:iCs w:val="false"/>
+        </w:rPr>
+        <w:t xml:space="preserve">(</w:t>
+      </w:r>
+      <w:r>
+        <w:rPr>
+          <w:rFonts w:ascii="Cambria Math" w:eastAsia="SimSun" w:hAnsi="Cambria Math"/>
+          <w:i/>
+          <w:iCs/>
+        </w:rPr>
+        <w:t xml:space="preserve">f</w:t>
+      </w:r>
+      <w:r>
+        <w:rPr>
+          <w:rFonts w:ascii="Cambria Math" w:eastAsia="SimSun" w:hAnsi="Cambria Math"/>
+          <w:i w:val="false"/>
+          <w:iCs w:val="false"/>
+        </w:rPr>
+        <w:t xml:space="preserve">)=</w:t>
+      </w:r>
+      <w:r>
+        <w:rPr>
+          <w:rFonts w:ascii="Cambria Math" w:eastAsia="SimSun" w:hAnsi="Cambria Math"/>
+          <w:i/>
+          <w:iCs/>
+        </w:rPr>
+        <w:t xml:space="preserve">H</w:t>
+      </w:r>
+      <w:r>
+        <w:rPr>
+          <w:rFonts w:ascii="Cambria Math" w:eastAsia="SimSun" w:hAnsi="Cambria Math"/>
+          <w:i w:val="false"/>
+          <w:iCs w:val="false"/>
+        </w:rPr>
+        <w:t xml:space="preserve">(</w:t>
+      </w:r>
+      <w:r>
+        <w:rPr>
+          <w:rFonts w:ascii="Cambria Math" w:eastAsia="SimSun" w:hAnsi="Cambria Math"/>
+          <w:i/>
+          <w:iCs/>
+        </w:rPr>
+        <w:t xml:space="preserve">e</w:t>
+      </w:r>
+      <w:r>
+        <w:rPr>
+          <w:rFonts w:ascii="Cambria Math" w:eastAsia="SimSun" w:hAnsi="Cambria Math"/>
+          <w:i w:val="false"/>
+          <w:iCs w:val="false"/>
+        </w:rPr>
+        <w:t xml:space="preserve">)</w:t>
+      </w:r>
+      <w:r>
+        <w:rPr>
+          <w:rFonts w:ascii="Times New Roman" w:cs="Times New Roman" w:eastAsia="SimSun" w:hAnsi="Times New Roman"/>
+        </w:rPr>
+        <w:t xml:space="preserve"> 且 </w:t>
+      </w:r>
+      <w:r>
+        <w:rPr>
+          <w:rFonts w:ascii="Cambria Math" w:eastAsia="SimSun" w:hAnsi="Cambria Math"/>
+          <w:i/>
+          <w:iCs/>
+        </w:rPr>
+        <w:t xml:space="preserve">H</w:t>
+      </w:r>
+      <w:r>
+        <w:rPr>
+          <w:rFonts w:ascii="Cambria Math" w:eastAsia="SimSun" w:hAnsi="Cambria Math"/>
+          <w:i w:val="false"/>
+          <w:iCs w:val="false"/>
+        </w:rPr>
+        <w:t xml:space="preserve">(</w:t>
+      </w:r>
+      <w:r>
+        <w:rPr>
+          <w:rFonts w:ascii="Cambria Math" w:eastAsia="SimSun" w:hAnsi="Cambria Math"/>
+          <w:i/>
+          <w:iCs/>
+        </w:rPr>
+        <w:t xml:space="preserve">f</w:t>
+      </w:r>
+      <w:r>
+        <w:rPr>
+          <w:rFonts w:ascii="Cambria Math" w:eastAsia="SimSun" w:hAnsi="Cambria Math"/>
+          <w:i w:val="false"/>
+          <w:iCs w:val="false"/>
+        </w:rPr>
+        <w:t xml:space="preserve">)=</w:t>
+      </w:r>
+      <w:r>
+        <w:rPr>
+          <w:rFonts w:ascii="Cambria Math" w:eastAsia="SimSun" w:hAnsi="Cambria Math"/>
+          <w:i/>
+          <w:iCs/>
+        </w:rPr>
+        <w:t xml:space="preserve">T</w:t>
+      </w:r>
+      <w:r>
+        <w:rPr>
+          <w:rFonts w:ascii="Cambria Math" w:eastAsia="SimSun" w:hAnsi="Cambria Math"/>
+          <w:i w:val="false"/>
+          <w:iCs w:val="false"/>
+        </w:rPr>
+        <w:t xml:space="preserve">(</w:t>
+      </w:r>
+      <w:r>
+        <w:rPr>
+          <w:rFonts w:ascii="Cambria Math" w:eastAsia="SimSun" w:hAnsi="Cambria Math"/>
+          <w:i/>
+          <w:iCs/>
+        </w:rPr>
+        <w:t xml:space="preserve">e</w:t>
+      </w:r>
+      <w:r>
+        <w:rPr>
+          <w:rFonts w:ascii="Cambria Math" w:eastAsia="SimSun" w:hAnsi="Cambria Math"/>
+          <w:i w:val="false"/>
+          <w:iCs w:val="false"/>
+        </w:rPr>
+        <w:t xml:space="preserve">)</w:t>
+      </w:r>
+      <w:r>
+        <w:rPr>
+          <w:rFonts w:ascii="Times New Roman" w:cs="Times New Roman" w:eastAsia="SimSun" w:hAnsi="Times New Roman"/>
+        </w:rPr>
+        <w:t xml:space="preserve">，即一条超边把 </w:t>
+      </w:r>
+      <w:r>
+        <w:rPr>
+          <w:rFonts w:ascii="Cambria Math" w:eastAsia="SimSun" w:hAnsi="Cambria Math"/>
+          <w:i/>
+          <w:iCs/>
+        </w:rPr>
+        <w:t xml:space="preserve">e</w:t>
+      </w:r>
+      <w:r>
+        <w:rPr>
+          <w:rFonts w:ascii="Times New Roman" w:cs="Times New Roman" w:eastAsia="SimSun" w:hAnsi="Times New Roman"/>
+        </w:rPr>
+        <w:t xml:space="preserve"> 完全反转；</w:t>
+      </w:r>
+      <w:r>
+        <w:rPr>
+          <w:rFonts w:ascii="Times New Roman" w:cs="Times New Roman" w:eastAsia="SimSun" w:hAnsi="Times New Roman"/>
+          <w:b/>
+          <w:bCs/>
+        </w:rPr>
+        <w:t xml:space="preserve">strong</w:t>
+      </w:r>
+      <w:r>
+        <w:rPr>
+          <w:rFonts w:ascii="Times New Roman" w:cs="Times New Roman" w:eastAsia="SimSun" w:hAnsi="Times New Roman"/>
+        </w:rPr>
+        <w:t xml:space="preserve">——存在一</w:t>
+      </w:r>
+      <w:r>
+        <w:rPr>
+          <w:rFonts w:ascii="Times New Roman" w:cs="Times New Roman" w:eastAsia="SimSun" w:hAnsi="Times New Roman"/>
+          <w:b/>
+          <w:bCs/>
+        </w:rPr>
+        <w:t xml:space="preserve">组</w:t>
+      </w:r>
+      <w:r>
+        <w:rPr>
+          <w:rFonts w:ascii="Times New Roman" w:cs="Times New Roman" w:eastAsia="SimSun" w:hAnsi="Times New Roman"/>
+        </w:rPr>
+        <w:t xml:space="preserve">超边</w:t>
+      </w:r>
+      <w:r>
+        <w:rPr>
+          <w:rFonts w:ascii="Times New Roman" w:cs="Times New Roman" w:eastAsia="SimSun" w:hAnsi="Times New Roman"/>
+          <w:b/>
+          <w:bCs/>
+        </w:rPr>
+        <w:t xml:space="preserve">共同</w:t>
+      </w:r>
+      <w:r>
+        <w:rPr>
+          <w:rFonts w:ascii="Times New Roman" w:cs="Times New Roman" w:eastAsia="SimSun" w:hAnsi="Times New Roman"/>
+        </w:rPr>
+        <w:t xml:space="preserve">完成反转，即它们的尾集并覆盖 </w:t>
+      </w:r>
+      <w:r>
+        <w:rPr>
+          <w:rFonts w:ascii="Cambria Math" w:eastAsia="SimSun" w:hAnsi="Cambria Math"/>
+          <w:i/>
+          <w:iCs/>
+        </w:rPr>
+        <w:t xml:space="preserve">H</w:t>
+      </w:r>
+      <w:r>
+        <w:rPr>
+          <w:rFonts w:ascii="Cambria Math" w:eastAsia="SimSun" w:hAnsi="Cambria Math"/>
+          <w:i w:val="false"/>
+          <w:iCs w:val="false"/>
+        </w:rPr>
+        <w:t xml:space="preserve">(</w:t>
+      </w:r>
+      <w:r>
+        <w:rPr>
+          <w:rFonts w:ascii="Cambria Math" w:eastAsia="SimSun" w:hAnsi="Cambria Math"/>
+          <w:i/>
+          <w:iCs/>
+        </w:rPr>
+        <w:t xml:space="preserve">e</w:t>
+      </w:r>
+      <w:r>
+        <w:rPr>
+          <w:rFonts w:ascii="Cambria Math" w:eastAsia="SimSun" w:hAnsi="Cambria Math"/>
+          <w:i w:val="false"/>
+          <w:iCs w:val="false"/>
+        </w:rPr>
+        <w:t xml:space="preserve">)</w:t>
+      </w:r>
+      <w:r>
+        <w:rPr>
+          <w:rFonts w:ascii="Times New Roman" w:cs="Times New Roman" w:eastAsia="SimSun" w:hAnsi="Times New Roman"/>
+        </w:rPr>
+        <w:t xml:space="preserve">、头集并覆盖 </w:t>
+      </w:r>
+      <w:r>
+        <w:rPr>
+          <w:rFonts w:ascii="Cambria Math" w:eastAsia="SimSun" w:hAnsi="Cambria Math"/>
+          <w:i/>
+          <w:iCs/>
+        </w:rPr>
+        <w:t xml:space="preserve">T</w:t>
+      </w:r>
+      <w:r>
+        <w:rPr>
+          <w:rFonts w:ascii="Cambria Math" w:eastAsia="SimSun" w:hAnsi="Cambria Math"/>
+          <w:i w:val="false"/>
+          <w:iCs w:val="false"/>
+        </w:rPr>
+        <w:t xml:space="preserve">(</w:t>
+      </w:r>
+      <w:r>
+        <w:rPr>
+          <w:rFonts w:ascii="Cambria Math" w:eastAsia="SimSun" w:hAnsi="Cambria Math"/>
+          <w:i/>
+          <w:iCs/>
+        </w:rPr>
+        <w:t xml:space="preserve">e</w:t>
+      </w:r>
+      <w:r>
+        <w:rPr>
+          <w:rFonts w:ascii="Cambria Math" w:eastAsia="SimSun" w:hAnsi="Cambria Math"/>
+          <w:i w:val="false"/>
+          <w:iCs w:val="false"/>
+        </w:rPr>
+        <w:t xml:space="preserve">)</w:t>
+      </w:r>
+      <w:r>
+        <w:rPr>
+          <w:rFonts w:ascii="Times New Roman" w:cs="Times New Roman" w:eastAsia="SimSun" w:hAnsi="Times New Roman"/>
+        </w:rPr>
+        <w:t xml:space="preserve">；</w:t>
+      </w:r>
+      <w:r>
+        <w:rPr>
+          <w:rFonts w:ascii="Times New Roman" w:cs="Times New Roman" w:eastAsia="SimSun" w:hAnsi="Times New Roman"/>
+          <w:b/>
+          <w:bCs/>
+        </w:rPr>
+        <w:t xml:space="preserve">weak</w:t>
+      </w:r>
+      <w:r>
+        <w:rPr>
+          <w:rFonts w:ascii="Times New Roman" w:cs="Times New Roman" w:eastAsia="SimSun" w:hAnsi="Times New Roman"/>
+        </w:rPr>
+        <w:t xml:space="preserve">——只要求至少一个节点参与反向交互。取 strong 是因为 exact 在真实数据中几乎恒为零（要求两个集合精确相等），weak 又过于宽松（单点即计）；strong 同时具备判别力与非平凡的经验取值。</w:t>
+      </w:r>
+    </w:p>
+    <w:p>
+      <w:pPr>
+        <w:pBdr>
+          <w:left w:val="single" w:color="9AAFC4" w:sz="12" w:space="8"/>
+        </w:pBdr>
+        <w:spacing w:after="60" w:before="60" w:line="300"/>
+        <w:ind w:left="360"/>
+      </w:pPr>
+      <w:r>
+        <w:rPr>
+          <w:rFonts w:ascii="Times New Roman" w:cs="Times New Roman" w:eastAsia="SimSun" w:hAnsi="Times New Roman"/>
+          <w:b/>
+          <w:bCs/>
+          <w:color w:val="3A4A5A"/>
+        </w:rPr>
+        <w:t xml:space="preserve">口径复用：</w:t>
+      </w:r>
+      <w:r>
+        <w:rPr>
+          <w:rFonts w:ascii="Times New Roman" w:cs="Times New Roman" w:eastAsia="SimSun" w:hAnsi="Times New Roman"/>
+          <w:color w:val="3A4A5A"/>
+        </w:rPr>
+        <w:t xml:space="preserve"> 采用 strong 档的直接好处是第 VII 部分可以复用 [lotito2026directed] 在比特币交易、代谢网络与引用数据上的现成测量口径，我们的实测值与其报告值可以直接并列，无需自证测量方式可比。[kim2023reciprocity] 的生成器还可作为互惠性维度的独立零模型来源。</w:t>
+      </w:r>
+    </w:p>
+    <w:p>
+      <w:pPr>
+        <w:spacing w:after="120" w:before="120" w:line="320"/>
+        <w:jc w:val="both"/>
+      </w:pPr>
+      <w:r>
+        <w:rPr>
+          <w:rFonts w:ascii="Times New Roman" w:cs="Times New Roman" w:eastAsia="SimSun" w:hAnsi="Times New Roman"/>
+          <w:b/>
+          <w:bCs/>
+        </w:rPr>
+        <w:t xml:space="preserve">必须写进正文的类型代价.</w:t>
+      </w:r>
+      <w:r>
+        <w:rPr>
+          <w:rFonts w:ascii="Times New Roman" w:cs="Times New Roman" w:eastAsia="SimSun" w:hAnsi="Times New Roman"/>
+        </w:rPr>
+        <w:t xml:space="preserve"> 这个选择有一处结构后果，不能含糊过去：strong 互惠是</w:t>
+      </w:r>
+      <w:r>
+        <w:rPr>
+          <w:rFonts w:ascii="Times New Roman" w:cs="Times New Roman" w:eastAsia="SimSun" w:hAnsi="Times New Roman"/>
+          <w:b/>
+          <w:bCs/>
+        </w:rPr>
+        <w:t xml:space="preserve">超边级的集合覆盖判据</w:t>
+      </w:r>
+      <w:r>
+        <w:rPr>
+          <w:rFonts w:ascii="Times New Roman" w:cs="Times New Roman" w:eastAsia="SimSun" w:hAnsi="Times New Roman"/>
+        </w:rPr>
+        <w:t xml:space="preserve">，而 §1.2 的 </w:t>
+      </w:r>
+      <w:r>
+        <w:rPr>
+          <w:rFonts w:ascii="Cambria Math" w:eastAsia="SimSun" w:hAnsi="Cambria Math"/>
+          <w:i w:val="false"/>
+          <w:iCs w:val="false"/>
+        </w:rPr>
+        <w:t xml:space="preserve">α</w:t>
+      </w:r>
+      <w:r>
+        <w:rPr>
+          <w:rFonts w:ascii="Cambria Math" w:eastAsia="SimSun" w:hAnsi="Cambria Math"/>
+          <w:i w:val="false"/>
+          <w:iCs w:val="false"/>
+          <w:vertAlign w:val="superscript"/>
+        </w:rPr>
+        <w:t xml:space="preserve">ab</w:t>
+      </w:r>
+      <w:r>
+        <w:rPr>
+          <w:rFonts w:ascii="Times New Roman" w:cs="Times New Roman" w:eastAsia="SimSun" w:hAnsi="Times New Roman"/>
+        </w:rPr>
+        <w:t xml:space="preserve"> 是</w:t>
+      </w:r>
+      <w:r>
+        <w:rPr>
+          <w:rFonts w:ascii="Times New Roman" w:cs="Times New Roman" w:eastAsia="SimSun" w:hAnsi="Times New Roman"/>
+          <w:b/>
+          <w:bCs/>
+        </w:rPr>
+        <w:t xml:space="preserve">超边对级的重叠深度</w:t>
+      </w:r>
+      <w:r>
+        <w:rPr>
+          <w:rFonts w:ascii="Times New Roman" w:cs="Times New Roman" w:eastAsia="SimSun" w:hAnsi="Times New Roman"/>
+        </w:rPr>
+        <w:t xml:space="preserve">。因此</w:t>
+      </w:r>
+    </w:p>
+    <w:p>
+      <w:pPr>
+        <w:pStyle w:val="ListParagraph"/>
+        <w:numPr>
+          <w:ilvl w:val="0"/>
+          <w:numId w:val="3"/>
+        </w:numPr>
+        <w:spacing w:after="60" w:before="60" w:line="310"/>
+      </w:pPr>
+      <w:r>
+        <w:rPr>
+          <w:rFonts w:ascii="Cambria Math" w:eastAsia="SimSun" w:hAnsi="Cambria Math"/>
+          <w:i w:val="false"/>
+          <w:iCs w:val="false"/>
+        </w:rPr>
+        <w:t xml:space="preserve">α</w:t>
+      </w:r>
+      <w:r>
+        <w:rPr>
+          <w:rFonts w:ascii="Cambria Math" w:eastAsia="SimSun" w:hAnsi="Cambria Math"/>
+          <w:i w:val="false"/>
+          <w:iCs w:val="false"/>
+          <w:vertAlign w:val="superscript"/>
+        </w:rPr>
+        <w:t xml:space="preserve">⇉</w:t>
+      </w:r>
+      <w:r>
+        <w:rPr>
+          <w:rFonts w:ascii="Times New Roman" w:cs="Times New Roman" w:eastAsia="SimSun" w:hAnsi="Times New Roman"/>
+        </w:rPr>
+        <w:t xml:space="preserve">、</w:t>
+      </w:r>
+      <w:r>
+        <w:rPr>
+          <w:rFonts w:ascii="Cambria Math" w:eastAsia="SimSun" w:hAnsi="Cambria Math"/>
+          <w:i w:val="false"/>
+          <w:iCs w:val="false"/>
+        </w:rPr>
+        <w:t xml:space="preserve">α</w:t>
+      </w:r>
+      <w:r>
+        <w:rPr>
+          <w:rFonts w:ascii="Cambria Math" w:eastAsia="SimSun" w:hAnsi="Cambria Math"/>
+          <w:i w:val="false"/>
+          <w:iCs w:val="false"/>
+          <w:vertAlign w:val="superscript"/>
+        </w:rPr>
+        <w:t xml:space="preserve">∥</w:t>
+      </w:r>
+      <w:r>
+        <w:rPr>
+          <w:rFonts w:ascii="Times New Roman" w:cs="Times New Roman" w:eastAsia="SimSun" w:hAnsi="Times New Roman"/>
+        </w:rPr>
+        <w:t xml:space="preserve">、</w:t>
+      </w:r>
+      <w:r>
+        <w:rPr>
+          <w:rFonts w:ascii="Cambria Math" w:eastAsia="SimSun" w:hAnsi="Cambria Math"/>
+          <w:i w:val="false"/>
+          <w:iCs w:val="false"/>
+        </w:rPr>
+        <w:t xml:space="preserve">Δα</w:t>
+      </w:r>
+      <w:r>
+        <w:rPr>
+          <w:rFonts w:ascii="Times New Roman" w:cs="Times New Roman" w:eastAsia="SimSun" w:hAnsi="Times New Roman"/>
+        </w:rPr>
+        <w:t xml:space="preserve"> 三者仍是同一张量的分量，共享 §2 性质 1 的退化关系；</w:t>
+      </w:r>
+    </w:p>
+    <w:p>
+      <w:pPr>
+        <w:pStyle w:val="ListParagraph"/>
+        <w:numPr>
+          <w:ilvl w:val="0"/>
+          <w:numId w:val="3"/>
+        </w:numPr>
+        <w:spacing w:after="60" w:before="60" w:line="310"/>
+      </w:pPr>
+      <w:r>
+        <w:rPr>
+          <w:rFonts w:ascii="Cambria Math" w:eastAsia="SimSun" w:hAnsi="Cambria Math"/>
+          <w:i w:val="false"/>
+          <w:iCs w:val="false"/>
+        </w:rPr>
+        <w:t xml:space="preserve">α</w:t>
+      </w:r>
+      <w:r>
+        <w:rPr>
+          <w:rFonts w:ascii="Cambria Math" w:eastAsia="SimSun" w:hAnsi="Cambria Math"/>
+          <w:i w:val="false"/>
+          <w:iCs w:val="false"/>
+          <w:vertAlign w:val="superscript"/>
+        </w:rPr>
+        <w:t xml:space="preserve">⇄</w:t>
+      </w:r>
+      <w:r>
+        <w:rPr>
+          <w:rFonts w:ascii="Times New Roman" w:cs="Times New Roman" w:eastAsia="SimSun" w:hAnsi="Times New Roman"/>
+        </w:rPr>
+        <w:t xml:space="preserve"> </w:t>
+      </w:r>
+      <w:r>
+        <w:rPr>
+          <w:rFonts w:ascii="Times New Roman" w:cs="Times New Roman" w:eastAsia="SimSun" w:hAnsi="Times New Roman"/>
+          <w:b/>
+          <w:bCs/>
+        </w:rPr>
+        <w:t xml:space="preserve">不是</w:t>
+      </w:r>
+      <w:r>
+        <w:rPr>
+          <w:rFonts w:ascii="Times New Roman" w:cs="Times New Roman" w:eastAsia="SimSun" w:hAnsi="Times New Roman"/>
+        </w:rPr>
+        <w:t xml:space="preserve">该张量的分量，性质 1 对它不成立，它也不参与 §3 中转移算子 </w:t>
+      </w:r>
+      <w:r>
+        <w:rPr>
+          <w:rFonts w:ascii="Cambria Math" w:eastAsia="SimSun" w:hAnsi="Cambria Math"/>
+          <w:i/>
+          <w:iCs/>
+        </w:rPr>
+        <w:t xml:space="preserve">M</w:t>
+      </w:r>
+      <w:r>
+        <w:rPr>
+          <w:rFonts w:ascii="Times New Roman" w:cs="Times New Roman" w:eastAsia="SimSun" w:hAnsi="Times New Roman"/>
+        </w:rPr>
+        <w:t xml:space="preserve"> 的权重构造。</w:t>
+      </w:r>
+    </w:p>
+    <w:p>
+      <w:pPr>
+        <w:spacing w:after="120" w:before="120" w:line="320"/>
+        <w:jc w:val="both"/>
+      </w:pPr>
+      <w:r>
+        <w:rPr>
+          <w:rFonts w:ascii="Times New Roman" w:cs="Times New Roman" w:eastAsia="SimSun" w:hAnsi="Times New Roman"/>
+        </w:rPr>
+        <w:t xml:space="preserve">换言之，我们用"张量的三个宇称分量 + 一个外部互惠标量"这四个量刻画方向化重叠，而不是四个同类量。正文须明确写出这一点，否则读者会误以为四者可以相互换算。作为代价的补偿，</w:t>
+      </w:r>
+      <w:r>
+        <w:rPr>
+          <w:rFonts w:ascii="Cambria Math" w:eastAsia="SimSun" w:hAnsi="Cambria Math"/>
+          <w:i w:val="false"/>
+          <w:iCs w:val="false"/>
+        </w:rPr>
+        <w:t xml:space="preserve">α</w:t>
+      </w:r>
+      <w:r>
+        <w:rPr>
+          <w:rFonts w:ascii="Cambria Math" w:eastAsia="SimSun" w:hAnsi="Cambria Math"/>
+          <w:i w:val="false"/>
+          <w:iCs w:val="false"/>
+          <w:vertAlign w:val="superscript"/>
+        </w:rPr>
+        <w:t xml:space="preserve">⇄</w:t>
+      </w:r>
+      <w:r>
+        <w:rPr>
+          <w:rFonts w:ascii="Times New Roman" w:cs="Times New Roman" w:eastAsia="SimSun" w:hAnsi="Times New Roman"/>
+        </w:rPr>
+        <w:t xml:space="preserve"> 获得了与两套已发表测量的直接可比性——这正是取 strong 档而非 </w:t>
+      </w:r>
+      <w:r>
+        <w:rPr>
+          <w:rFonts w:ascii="Cambria Math" w:eastAsia="SimSun" w:hAnsi="Cambria Math"/>
+          <w:i w:val="false"/>
+          <w:iCs w:val="false"/>
+        </w:rPr>
+        <w:t xml:space="preserve">⟨</w:t>
+      </w:r>
+      <w:r>
+        <w:rPr>
+          <w:rFonts w:ascii="Cambria Math" w:eastAsia="SimSun" w:hAnsi="Cambria Math"/>
+          <w:i/>
+          <w:iCs/>
+        </w:rPr>
+        <w:t xml:space="preserve">min</w:t>
+      </w:r>
+      <w:r>
+        <w:rPr>
+          <w:rFonts w:ascii="Cambria Math" w:eastAsia="SimSun" w:hAnsi="Cambria Math"/>
+          <w:i w:val="false"/>
+          <w:iCs w:val="false"/>
+        </w:rPr>
+        <w:t xml:space="preserve">(</w:t>
+      </w:r>
+      <w:r>
+        <w:rPr>
+          <w:rFonts w:ascii="Cambria Math" w:eastAsia="SimSun" w:hAnsi="Cambria Math"/>
+          <w:i/>
+          <w:iCs/>
+        </w:rPr>
+        <w:t xml:space="preserve">n</w:t>
+      </w:r>
+      <w:r>
+        <w:rPr>
+          <w:rFonts w:ascii="Cambria Math" w:eastAsia="SimSun" w:hAnsi="Cambria Math"/>
+          <w:i w:val="false"/>
+          <w:iCs w:val="false"/>
+          <w:vertAlign w:val="subscript"/>
+        </w:rPr>
+        <w:t xml:space="preserve">HT</w:t>
+      </w:r>
+      <w:r>
+        <w:rPr>
+          <w:rFonts w:ascii="Cambria Math" w:eastAsia="SimSun" w:hAnsi="Cambria Math"/>
+          <w:i w:val="false"/>
+          <w:iCs w:val="false"/>
+        </w:rPr>
+        <w:t xml:space="preserve">,</w:t>
+      </w:r>
+      <w:r>
+        <w:rPr>
+          <w:rFonts w:ascii="Cambria Math" w:eastAsia="SimSun" w:hAnsi="Cambria Math"/>
+          <w:i/>
+          <w:iCs/>
+        </w:rPr>
+        <w:t xml:space="preserve">n</w:t>
+      </w:r>
+      <w:r>
+        <w:rPr>
+          <w:rFonts w:ascii="Cambria Math" w:eastAsia="SimSun" w:hAnsi="Cambria Math"/>
+          <w:i w:val="false"/>
+          <w:iCs w:val="false"/>
+          <w:vertAlign w:val="subscript"/>
+        </w:rPr>
+        <w:t xml:space="preserve">TH</w:t>
+      </w:r>
+      <w:r>
+        <w:rPr>
+          <w:rFonts w:ascii="Cambria Math" w:eastAsia="SimSun" w:hAnsi="Cambria Math"/>
+          <w:i w:val="false"/>
+          <w:iCs w:val="false"/>
+        </w:rPr>
+        <w:t xml:space="preserve">)⟩</w:t>
+      </w:r>
+      <w:r>
+        <w:rPr>
+          <w:rFonts w:ascii="Times New Roman" w:cs="Times New Roman" w:eastAsia="SimSun" w:hAnsi="Times New Roman"/>
+        </w:rPr>
+        <w:t xml:space="preserve"> 的理由。</w:t>
+      </w:r>
+    </w:p>
+    <w:p>
+      <w:pPr>
+        <w:pBdr>
+          <w:left w:val="single" w:color="9AAFC4" w:sz="12" w:space="8"/>
+        </w:pBdr>
+        <w:spacing w:after="60" w:before="60" w:line="300"/>
+        <w:ind w:left="360"/>
+      </w:pPr>
+      <w:r>
+        <w:rPr>
+          <w:rFonts w:ascii="Times New Roman" w:cs="Times New Roman" w:eastAsia="SimSun" w:hAnsi="Times New Roman"/>
+          <w:b/>
+          <w:bCs/>
+          <w:color w:val="3A4A5A"/>
+        </w:rPr>
+        <w:t xml:space="preserve">待转录：</w:t>
+      </w:r>
+      <w:r>
+        <w:rPr>
+          <w:rFonts w:ascii="Times New Roman" w:cs="Times New Roman" w:eastAsia="SimSun" w:hAnsi="Times New Roman"/>
+          <w:color w:val="3A4A5A"/>
+        </w:rPr>
+        <w:t xml:space="preserve"> strong 互惠的精确判据（覆盖是否要求 </w:t>
+      </w:r>
+      <w:r>
+        <w:rPr>
+          <w:rFonts w:ascii="Cambria Math" w:eastAsia="SimSun" w:hAnsi="Cambria Math"/>
+          <w:i/>
+          <w:iCs/>
+          <w:color w:val="3A4A5A"/>
+        </w:rPr>
+        <w:t xml:space="preserve">f</w:t>
+      </w:r>
+      <w:r>
+        <w:rPr>
+          <w:rFonts w:ascii="Cambria Math" w:eastAsia="SimSun" w:hAnsi="Cambria Math"/>
+          <w:i w:val="false"/>
+          <w:iCs w:val="false"/>
+          <w:color w:val="3A4A5A"/>
+        </w:rPr>
+        <w:t xml:space="preserve">≠ </w:t>
+      </w:r>
+      <w:r>
+        <w:rPr>
+          <w:rFonts w:ascii="Cambria Math" w:eastAsia="SimSun" w:hAnsi="Cambria Math"/>
+          <w:i/>
+          <w:iCs/>
+          <w:color w:val="3A4A5A"/>
+        </w:rPr>
+        <w:t xml:space="preserve">e</w:t>
+      </w:r>
+      <w:r>
+        <w:rPr>
+          <w:rFonts w:ascii="Times New Roman" w:cs="Times New Roman" w:eastAsia="SimSun" w:hAnsi="Times New Roman"/>
+          <w:color w:val="3A4A5A"/>
+        </w:rPr>
+        <w:t xml:space="preserve">、是否允许 </w:t>
+      </w:r>
+      <w:r>
+        <w:rPr>
+          <w:rFonts w:ascii="Cambria Math" w:eastAsia="SimSun" w:hAnsi="Cambria Math"/>
+          <w:i/>
+          <w:iCs/>
+          <w:color w:val="3A4A5A"/>
+        </w:rPr>
+        <w:t xml:space="preserve">f</w:t>
+      </w:r>
+      <w:r>
+        <w:rPr>
+          <w:rFonts w:ascii="Times New Roman" w:cs="Times New Roman" w:eastAsia="SimSun" w:hAnsi="Times New Roman"/>
+          <w:color w:val="3A4A5A"/>
+        </w:rPr>
+        <w:t xml:space="preserve"> 重复计入、</w:t>
+      </w:r>
+      <w:r>
+        <w:rPr>
+          <w:rFonts w:ascii="Cambria Math" w:eastAsia="SimSun" w:hAnsi="Cambria Math"/>
+          <w:i/>
+          <w:iCs/>
+          <w:color w:val="3A4A5A"/>
+        </w:rPr>
+        <w:t xml:space="preserve">T</w:t>
+      </w:r>
+      <w:r>
+        <w:rPr>
+          <w:rFonts w:ascii="Cambria Math" w:eastAsia="SimSun" w:hAnsi="Cambria Math"/>
+          <w:i w:val="false"/>
+          <w:iCs w:val="false"/>
+          <w:color w:val="3A4A5A"/>
+        </w:rPr>
+        <w:t xml:space="preserve">(</w:t>
+      </w:r>
+      <w:r>
+        <w:rPr>
+          <w:rFonts w:ascii="Cambria Math" w:eastAsia="SimSun" w:hAnsi="Cambria Math"/>
+          <w:i/>
+          <w:iCs/>
+          <w:color w:val="3A4A5A"/>
+        </w:rPr>
+        <w:t xml:space="preserve">f</w:t>
+      </w:r>
+      <w:r>
+        <w:rPr>
+          <w:rFonts w:ascii="Cambria Math" w:eastAsia="SimSun" w:hAnsi="Cambria Math"/>
+          <w:i w:val="false"/>
+          <w:iCs w:val="false"/>
+          <w:color w:val="3A4A5A"/>
+        </w:rPr>
+        <w:t xml:space="preserve">)</w:t>
+      </w:r>
+      <w:r>
+        <w:rPr>
+          <w:rFonts w:ascii="Times New Roman" w:cs="Times New Roman" w:eastAsia="SimSun" w:hAnsi="Times New Roman"/>
+          <w:color w:val="3A4A5A"/>
+        </w:rPr>
+        <w:t xml:space="preserve"> 与 </w:t>
+      </w:r>
+      <w:r>
+        <w:rPr>
+          <w:rFonts w:ascii="Cambria Math" w:eastAsia="SimSun" w:hAnsi="Cambria Math"/>
+          <w:i/>
+          <w:iCs/>
+          <w:color w:val="3A4A5A"/>
+        </w:rPr>
+        <w:t xml:space="preserve">H</w:t>
+      </w:r>
+      <w:r>
+        <w:rPr>
+          <w:rFonts w:ascii="Cambria Math" w:eastAsia="SimSun" w:hAnsi="Cambria Math"/>
+          <w:i w:val="false"/>
+          <w:iCs w:val="false"/>
+          <w:color w:val="3A4A5A"/>
+        </w:rPr>
+        <w:t xml:space="preserve">(</w:t>
+      </w:r>
+      <w:r>
+        <w:rPr>
+          <w:rFonts w:ascii="Cambria Math" w:eastAsia="SimSun" w:hAnsi="Cambria Math"/>
+          <w:i/>
+          <w:iCs/>
+          <w:color w:val="3A4A5A"/>
+        </w:rPr>
+        <w:t xml:space="preserve">e</w:t>
+      </w:r>
+      <w:r>
+        <w:rPr>
+          <w:rFonts w:ascii="Cambria Math" w:eastAsia="SimSun" w:hAnsi="Cambria Math"/>
+          <w:i w:val="false"/>
+          <w:iCs w:val="false"/>
+          <w:color w:val="3A4A5A"/>
+        </w:rPr>
+        <w:t xml:space="preserve">)</w:t>
+      </w:r>
+      <w:r>
+        <w:rPr>
+          <w:rFonts w:ascii="Times New Roman" w:cs="Times New Roman" w:eastAsia="SimSun" w:hAnsi="Times New Roman"/>
+          <w:color w:val="3A4A5A"/>
+        </w:rPr>
+        <w:t xml:space="preserve"> 是否要求相等而非包含）须从 [lotito2026directed] 正文逐字转录后再定稿。本节所述层级来自其摘要与公开描述，方向正确，但边界条件尚未逐字核对。</w:t>
       </w:r>
     </w:p>
     <w:p>
@@ -8644,11 +9629,21 @@
         <w:rPr>
           <w:rFonts w:ascii="Times New Roman" w:cs="Times New Roman" w:eastAsia="SimSun" w:hAnsi="Times New Roman"/>
         </w:rPr>
-        <w:t xml:space="preserve">（余弦型）的选项，两者在异质性强时结论可能不同。建议主线用 </w:t>
-      </w:r>
-      <w:r>
-        <w:rPr>
-          <w:rFonts w:ascii="Cambria Math" w:eastAsia="SimSun" w:hAnsi="Cambria Math"/>
+        <w:t xml:space="preserve">（余弦型）的选项，两者在异质性强时结论可能不同。</w:t>
+      </w:r>
+      <w:r>
+        <w:rPr>
+          <w:rFonts w:ascii="Times New Roman" w:cs="Times New Roman" w:eastAsia="SimSun" w:hAnsi="Times New Roman"/>
+          <w:b/>
+          <w:bCs/>
+        </w:rPr>
+        <w:t xml:space="preserve">主线沿用 </w:t>
+      </w:r>
+      <w:r>
+        <w:rPr>
+          <w:rFonts w:ascii="Cambria Math" w:eastAsia="SimSun" w:hAnsi="Cambria Math"/>
+          <w:b/>
+          <w:bCs/>
           <w:i/>
           <w:iCs/>
         </w:rPr>
@@ -8697,93 +9692,13 @@
           <w:b/>
           <w:bCs/>
         </w:rPr>
-        <w:t xml:space="preserve"> 的形式。</w:t>
-      </w:r>
-      <w:r>
-        <w:rPr>
-          <w:rFonts w:ascii="Times New Roman" w:cs="Times New Roman" w:eastAsia="SimSun" w:hAnsi="Times New Roman"/>
-        </w:rPr>
-        <w:t xml:space="preserve"> 上文取 </w:t>
-      </w:r>
-      <w:r>
-        <w:rPr>
-          <w:rFonts w:ascii="Cambria Math" w:eastAsia="SimSun" w:hAnsi="Cambria Math"/>
-          <w:i w:val="false"/>
-          <w:iCs w:val="false"/>
-        </w:rPr>
-        <w:t xml:space="preserve">⟨</w:t>
-      </w:r>
-      <w:r>
-        <w:rPr>
-          <w:rFonts w:ascii="Cambria Math" w:eastAsia="SimSun" w:hAnsi="Cambria Math"/>
-          <w:i/>
-          <w:iCs/>
-        </w:rPr>
-        <w:t xml:space="preserve">min</w:t>
-      </w:r>
-      <w:r>
-        <w:rPr>
-          <w:rFonts w:ascii="Cambria Math" w:eastAsia="SimSun" w:hAnsi="Cambria Math"/>
-          <w:i w:val="false"/>
-          <w:iCs w:val="false"/>
-        </w:rPr>
-        <w:t xml:space="preserve">(</w:t>
-      </w:r>
-      <w:r>
-        <w:rPr>
-          <w:rFonts w:ascii="Cambria Math" w:eastAsia="SimSun" w:hAnsi="Cambria Math"/>
-          <w:i/>
-          <w:iCs/>
-        </w:rPr>
-        <w:t xml:space="preserve">n</w:t>
-      </w:r>
-      <w:r>
-        <w:rPr>
-          <w:rFonts w:ascii="Cambria Math" w:eastAsia="SimSun" w:hAnsi="Cambria Math"/>
-          <w:i w:val="false"/>
-          <w:iCs w:val="false"/>
-          <w:vertAlign w:val="subscript"/>
-        </w:rPr>
-        <w:t xml:space="preserve">HT</w:t>
-      </w:r>
-      <w:r>
-        <w:rPr>
-          <w:rFonts w:ascii="Cambria Math" w:eastAsia="SimSun" w:hAnsi="Cambria Math"/>
-          <w:i w:val="false"/>
-          <w:iCs w:val="false"/>
-        </w:rPr>
-        <w:t xml:space="preserve">,</w:t>
-      </w:r>
-      <w:r>
-        <w:rPr>
-          <w:rFonts w:ascii="Cambria Math" w:eastAsia="SimSun" w:hAnsi="Cambria Math"/>
-          <w:i/>
-          <w:iCs/>
-        </w:rPr>
-        <w:t xml:space="preserve">n</w:t>
-      </w:r>
-      <w:r>
-        <w:rPr>
-          <w:rFonts w:ascii="Cambria Math" w:eastAsia="SimSun" w:hAnsi="Cambria Math"/>
-          <w:i w:val="false"/>
-          <w:iCs w:val="false"/>
-          <w:vertAlign w:val="subscript"/>
-        </w:rPr>
-        <w:t xml:space="preserve">TH</w:t>
-      </w:r>
-      <w:r>
-        <w:rPr>
-          <w:rFonts w:ascii="Cambria Math" w:eastAsia="SimSun" w:hAnsi="Cambria Math"/>
-          <w:i w:val="false"/>
-          <w:iCs w:val="false"/>
-        </w:rPr>
-        <w:t xml:space="preserve">)⟩</w:t>
-      </w:r>
-      <w:r>
-        <w:rPr>
-          <w:rFonts w:ascii="Times New Roman" w:cs="Times New Roman" w:eastAsia="SimSun" w:hAnsi="Times New Roman"/>
-        </w:rPr>
-        <w:t xml:space="preserve">。另一可选形式是 Lotito 等互惠性定义下的 exact/strong/weak 三档 [lotito2026directed]。若第 VII 部分要与真实数据对照，建议直接采用其 strong 定义以便复用其测量口径。</w:t>
+        <w:t xml:space="preserve"> 已定：</w:t>
+      </w:r>
+      <w:r>
+        <w:rPr>
+          <w:rFonts w:ascii="Times New Roman" w:cs="Times New Roman" w:eastAsia="SimSun" w:hAnsi="Times New Roman"/>
+        </w:rPr>
+        <w:t xml:space="preserve"> 采用 [lotito2026directed] 的 strong 互惠档（§1.4），其精确边界条件待从原文逐字转录。</w:t>
       </w:r>
     </w:p>
     <w:p>
@@ -9495,7 +10410,7 @@
           <w:sz w:val="18"/>
           <w:szCs w:val="18"/>
         </w:rPr>
-        <w:t xml:space="preserve">[kim2024components] </w:t>
+        <w:t xml:space="preserve">[kim2023reciprocity] </w:t>
       </w:r>
       <w:r>
         <w:rPr>
@@ -9503,7 +10418,7 @@
           <w:sz w:val="19"/>
           <w:szCs w:val="19"/>
         </w:rPr>
-        <w:t xml:space="preserve">Jung-Ho Kim, K.-I. Goh (2024) Higher-Order Components Dictate Higher-Order Contagion Dynamics in Hypergraphs. Physical Review Letters 132, 087401.</w:t>
+        <w:t xml:space="preserve">Sunwoo Kim, Minyoung Choe, Jaemin Yoo, Kijung Shin (2023) Reciprocity in directed hypergraphs: measures, findings, and generators. Data Mining and Knowledge Discovery.</w:t>
       </w:r>
       <w:r>
         <w:rPr>
@@ -9512,7 +10427,7 @@
           <w:sz w:val="17"/>
           <w:szCs w:val="17"/>
         </w:rPr>
-        <w:t xml:space="preserve"> doi:10.1103/PhysRevLett.132.087401</w:t>
+        <w:t xml:space="preserve"> doi:10.1007/s10618-023-00955-3</w:t>
       </w:r>
     </w:p>
     <w:p>
@@ -9528,7 +10443,7 @@
           <w:sz w:val="18"/>
           <w:szCs w:val="18"/>
         </w:rPr>
-        <w:t xml:space="preserve">[klamt2009] </w:t>
+        <w:t xml:space="preserve">[kim2024components] </w:t>
       </w:r>
       <w:r>
         <w:rPr>
@@ -9536,7 +10451,7 @@
           <w:sz w:val="19"/>
           <w:szCs w:val="19"/>
         </w:rPr>
-        <w:t xml:space="preserve">Steffen Klamt, Utz-Uwe Haus, Fabian Theis (2009) Hypergraphs and cellular networks. PLoS Computational Biology 5, e1000385.</w:t>
+        <w:t xml:space="preserve">Jung-Ho Kim, K.-I. Goh (2024) Higher-Order Components Dictate Higher-Order Contagion Dynamics in Hypergraphs. Physical Review Letters 132, 087401.</w:t>
       </w:r>
       <w:r>
         <w:rPr>
@@ -9545,7 +10460,7 @@
           <w:sz w:val="17"/>
           <w:szCs w:val="17"/>
         </w:rPr>
-        <w:t xml:space="preserve"> doi:10.1371/journal.pcbi.1000385</w:t>
+        <w:t xml:space="preserve"> doi:10.1103/PhysRevLett.132.087401</w:t>
       </w:r>
     </w:p>
     <w:p>
@@ -9561,7 +10476,7 @@
           <w:sz w:val="18"/>
           <w:szCs w:val="18"/>
         </w:rPr>
-        <w:t xml:space="preserve">[kraakman2026sampling] </w:t>
+        <w:t xml:space="preserve">[klamt2009] </w:t>
       </w:r>
       <w:r>
         <w:rPr>
@@ -9569,7 +10484,7 @@
           <w:sz w:val="19"/>
           <w:szCs w:val="19"/>
         </w:rPr>
-        <w:t xml:space="preserve">Yanna J. Kraakman, Clara Stegehuis (2026) Uniformly sampling random directed hypergraphs with fixed degrees. Discrete Mathematics 349, 114961.</w:t>
+        <w:t xml:space="preserve">Steffen Klamt, Utz-Uwe Haus, Fabian Theis (2009) Hypergraphs and cellular networks. PLoS Computational Biology 5, e1000385.</w:t>
       </w:r>
       <w:r>
         <w:rPr>
@@ -9578,7 +10493,7 @@
           <w:sz w:val="17"/>
           <w:szCs w:val="17"/>
         </w:rPr>
-        <w:t xml:space="preserve"> doi:10.1016/j.disc.2025.114961</w:t>
+        <w:t xml:space="preserve"> doi:10.1371/journal.pcbi.1000385</w:t>
       </w:r>
     </w:p>
     <w:p>
@@ -9594,7 +10509,7 @@
           <w:sz w:val="18"/>
           <w:szCs w:val="18"/>
         </w:rPr>
-        <w:t xml:space="preserve">[lamataotin2025matrix] </w:t>
+        <w:t xml:space="preserve">[kraakman2026sampling] </w:t>
       </w:r>
       <w:r>
         <w:rPr>
@@ -9602,7 +10517,7 @@
           <w:sz w:val="19"/>
           <w:szCs w:val="19"/>
         </w:rPr>
-        <w:t xml:space="preserve">Santiago Lamata-Otín, Federico Malizia, Vito Latora, Mattia Frasca, Jesús Gómez-Gardeñes (2025) Hyperedge overlap drives synchronizability of systems with higher-order interactions. Physical Review E 111, 034302.</w:t>
+        <w:t xml:space="preserve">Yanna J. Kraakman, Clara Stegehuis (2026) Uniformly sampling random directed hypergraphs with fixed degrees. Discrete Mathematics 349, 114961.</w:t>
       </w:r>
       <w:r>
         <w:rPr>
@@ -9611,7 +10526,7 @@
           <w:sz w:val="17"/>
           <w:szCs w:val="17"/>
         </w:rPr>
-        <w:t xml:space="preserve"> doi:10.1103/PhysRevE.111.034302</w:t>
+        <w:t xml:space="preserve"> doi:10.1016/j.disc.2025.114961</w:t>
       </w:r>
     </w:p>
     <w:p>
@@ -9627,7 +10542,7 @@
           <w:sz w:val="18"/>
           <w:szCs w:val="18"/>
         </w:rPr>
-        <w:t xml:space="preserve">[landry2020] </w:t>
+        <w:t xml:space="preserve">[lamataotin2025matrix] </w:t>
       </w:r>
       <w:r>
         <w:rPr>
@@ -9635,7 +10550,7 @@
           <w:sz w:val="19"/>
           <w:szCs w:val="19"/>
         </w:rPr>
-        <w:t xml:space="preserve">Nicholas W. Landry, Juan G. Restrepo (2020) The effect of heterogeneity on hypergraph contagion models. Chaos 30, 103117.</w:t>
+        <w:t xml:space="preserve">Santiago Lamata-Otín, Federico Malizia, Vito Latora, Mattia Frasca, Jesús Gómez-Gardeñes (2025) Hyperedge overlap drives synchronizability of systems with higher-order interactions. Physical Review E 111, 034302.</w:t>
       </w:r>
       <w:r>
         <w:rPr>
@@ -9644,7 +10559,73 @@
           <w:sz w:val="17"/>
           <w:szCs w:val="17"/>
         </w:rPr>
+        <w:t xml:space="preserve"> doi:10.1103/PhysRevE.111.034302</w:t>
+      </w:r>
+    </w:p>
+    <w:p>
+      <w:pPr>
+        <w:spacing w:after="60" w:before="60" w:line="280"/>
+        <w:ind w:left="420" w:hanging="420"/>
+      </w:pPr>
+      <w:r>
+        <w:rPr>
+          <w:rFonts w:ascii="Consolas" w:eastAsia="SimSun" w:hAnsi="Consolas"/>
+          <w:b/>
+          <w:bCs/>
+          <w:sz w:val="18"/>
+          <w:szCs w:val="18"/>
+        </w:rPr>
+        <w:t xml:space="preserve">[landry2020] </w:t>
+      </w:r>
+      <w:r>
+        <w:rPr>
+          <w:rFonts w:ascii="Times New Roman" w:cs="Times New Roman" w:eastAsia="SimSun" w:hAnsi="Times New Roman"/>
+          <w:sz w:val="19"/>
+          <w:szCs w:val="19"/>
+        </w:rPr>
+        <w:t xml:space="preserve">Nicholas W. Landry, Juan G. Restrepo (2020) The effect of heterogeneity on hypergraph contagion models. Chaos 30, 103117.</w:t>
+      </w:r>
+      <w:r>
+        <w:rPr>
+          <w:rFonts w:ascii="Consolas" w:eastAsia="SimSun" w:hAnsi="Consolas"/>
+          <w:color w:val="555555"/>
+          <w:sz w:val="17"/>
+          <w:szCs w:val="17"/>
+        </w:rPr>
         <w:t xml:space="preserve"> doi:10.1063/5.0020034</w:t>
+      </w:r>
+    </w:p>
+    <w:p>
+      <w:pPr>
+        <w:spacing w:after="60" w:before="60" w:line="280"/>
+        <w:ind w:left="420" w:hanging="420"/>
+      </w:pPr>
+      <w:r>
+        <w:rPr>
+          <w:rFonts w:ascii="Consolas" w:eastAsia="SimSun" w:hAnsi="Consolas"/>
+          <w:b/>
+          <w:bCs/>
+          <w:sz w:val="18"/>
+          <w:szCs w:val="18"/>
+        </w:rPr>
+        <w:t xml:space="preserve">[lee2021overlap] </w:t>
+      </w:r>
+      <w:r>
+        <w:rPr>
+          <w:rFonts w:ascii="Times New Roman" w:cs="Times New Roman" w:eastAsia="SimSun" w:hAnsi="Times New Roman"/>
+          <w:sz w:val="19"/>
+          <w:szCs w:val="19"/>
+        </w:rPr>
+        <w:t xml:space="preserve">Geon Lee, Minyoung Choe, Kijung Shin (2021) How Do Hyperedges Overlap in Real-World Hypergraphs? - Patterns, Measures, and Generators. Proceedings of the Web Conference 2021.</w:t>
+      </w:r>
+      <w:r>
+        <w:rPr>
+          <w:rFonts w:ascii="Consolas" w:eastAsia="SimSun" w:hAnsi="Consolas"/>
+          <w:color w:val="555555"/>
+          <w:sz w:val="17"/>
+          <w:szCs w:val="17"/>
+        </w:rPr>
+        <w:t xml:space="preserve"> doi:10.1145/3442381.3450010</w:t>
       </w:r>
     </w:p>
     <w:p>

--- a/drafts/sir-directed-hypergraphs/alpha-definition.docx
+++ b/drafts/sir-directed-hypergraphs/alpha-definition.docx
@@ -9783,7 +9783,7 @@
           <w:sz w:val="18"/>
           <w:szCs w:val="18"/>
         </w:rPr>
-        <w:t xml:space="preserve">[battiston2020] </w:t>
+        <w:t xml:space="preserve">[ball2014intersection] </w:t>
       </w:r>
       <w:r>
         <w:rPr>
@@ -9791,7 +9791,7 @@
           <w:sz w:val="19"/>
           <w:szCs w:val="19"/>
         </w:rPr>
-        <w:t xml:space="preserve">Federico Battiston, Giulia Cencetti, Iacopo Iacopini, Vito Latora, Maxime Lucas, Alice Patania et al. (2020) Networks beyond pairwise interactions: Structure and dynamics. Physics Reports 874, 1–92.</w:t>
+        <w:t xml:space="preserve">Frank G. Ball, David J. Sirl, Pieter Trapman (2014) Epidemics on random intersection graphs. The Annals of Applied Probability 24.</w:t>
       </w:r>
       <w:r>
         <w:rPr>
@@ -9800,7 +9800,7 @@
           <w:sz w:val="17"/>
           <w:szCs w:val="17"/>
         </w:rPr>
-        <w:t xml:space="preserve"> doi:10.1016/j.physrep.2020.05.004</w:t>
+        <w:t xml:space="preserve"> doi:10.1214/13-AAP942</w:t>
       </w:r>
     </w:p>
     <w:p>
@@ -9816,7 +9816,7 @@
           <w:sz w:val="18"/>
           <w:szCs w:val="18"/>
         </w:rPr>
-        <w:t xml:space="preserve">[battiston2021] </w:t>
+        <w:t xml:space="preserve">[barbour2013] </w:t>
       </w:r>
       <w:r>
         <w:rPr>
@@ -9824,7 +9824,7 @@
           <w:sz w:val="19"/>
           <w:szCs w:val="19"/>
         </w:rPr>
-        <w:t xml:space="preserve">Federico Battiston, Enrico Amico, Alain Barrat, Ginestra Bianconi, Guilherme Ferraz de Arruda, Benedetta Franceschiello et al. (2021) The physics of higher-order interactions in complex systems. Nature Physics 17, 1093–1098.</w:t>
+        <w:t xml:space="preserve">Andrew Barbour, Gesine Reinert (2013) Approximating the epidemic curve. Electronic Journal of Probability 18.</w:t>
       </w:r>
       <w:r>
         <w:rPr>
@@ -9833,7 +9833,7 @@
           <w:sz w:val="17"/>
           <w:szCs w:val="17"/>
         </w:rPr>
-        <w:t xml:space="preserve"> doi:10.1038/s41567-021-01371-4</w:t>
+        <w:t xml:space="preserve"> doi:10.1214/EJP.v18-2557</w:t>
       </w:r>
     </w:p>
     <w:p>
@@ -9849,7 +9849,7 @@
           <w:sz w:val="18"/>
           <w:szCs w:val="18"/>
         </w:rPr>
-        <w:t xml:space="preserve">[baxter2010bootstrap] </w:t>
+        <w:t xml:space="preserve">[battiston2020] </w:t>
       </w:r>
       <w:r>
         <w:rPr>
@@ -9857,7 +9857,7 @@
           <w:sz w:val="19"/>
           <w:szCs w:val="19"/>
         </w:rPr>
-        <w:t xml:space="preserve">G. J. Baxter, S. N. Dorogovtsev, A. V. Goltsev, J. F. F. Mendes (2010) Bootstrap percolation on complex networks. Physical Review E 82, 011103.</w:t>
+        <w:t xml:space="preserve">Federico Battiston, Giulia Cencetti, Iacopo Iacopini, Vito Latora, Maxime Lucas, Alice Patania et al. (2020) Networks beyond pairwise interactions: Structure and dynamics. Physics Reports 874, 1–92.</w:t>
       </w:r>
       <w:r>
         <w:rPr>
@@ -9866,7 +9866,7 @@
           <w:sz w:val="17"/>
           <w:szCs w:val="17"/>
         </w:rPr>
-        <w:t xml:space="preserve"> doi:10.1103/PhysRevE.82.011103</w:t>
+        <w:t xml:space="preserve"> doi:10.1016/j.physrep.2020.05.004</w:t>
       </w:r>
     </w:p>
     <w:p>
@@ -9882,7 +9882,7 @@
           <w:sz w:val="18"/>
           <w:szCs w:val="18"/>
         </w:rPr>
-        <w:t xml:space="preserve">[benson2018] </w:t>
+        <w:t xml:space="preserve">[battiston2021] </w:t>
       </w:r>
       <w:r>
         <w:rPr>
@@ -9890,7 +9890,7 @@
           <w:sz w:val="19"/>
           <w:szCs w:val="19"/>
         </w:rPr>
-        <w:t xml:space="preserve">Austin R. Benson, Rediet Abebe, Michael T. Schaub, Ali Jadbabaie, Jon Kleinberg (2018) Simplicial closure and higher-order link prediction. Proceedings of the National Academy of Sciences 115, E11221–E11230.</w:t>
+        <w:t xml:space="preserve">Federico Battiston, Enrico Amico, Alain Barrat, Ginestra Bianconi, Guilherme Ferraz de Arruda, Benedetta Franceschiello et al. (2021) The physics of higher-order interactions in complex systems. Nature Physics 17, 1093–1098.</w:t>
       </w:r>
       <w:r>
         <w:rPr>
@@ -9899,7 +9899,7 @@
           <w:sz w:val="17"/>
           <w:szCs w:val="17"/>
         </w:rPr>
-        <w:t xml:space="preserve"> doi:10.1073/pnas.1800683115</w:t>
+        <w:t xml:space="preserve"> doi:10.1038/s41567-021-01371-4</w:t>
       </w:r>
     </w:p>
     <w:p>
@@ -9915,7 +9915,7 @@
           <w:sz w:val="18"/>
           <w:szCs w:val="18"/>
         </w:rPr>
-        <w:t xml:space="preserve">[bianconi2024percolation] </w:t>
+        <w:t xml:space="preserve">[baxter2010bootstrap] </w:t>
       </w:r>
       <w:r>
         <w:rPr>
@@ -9923,7 +9923,7 @@
           <w:sz w:val="19"/>
           <w:szCs w:val="19"/>
         </w:rPr>
-        <w:t xml:space="preserve">Ginestra Bianconi, Sergey N. Dorogovtsev (2024) Theory of percolation on hypergraphs. Physical Review E 109, 014306.</w:t>
+        <w:t xml:space="preserve">G. J. Baxter, S. N. Dorogovtsev, A. V. Goltsev, J. F. F. Mendes (2010) Bootstrap percolation on complex networks. Physical Review E 82, 011103.</w:t>
       </w:r>
       <w:r>
         <w:rPr>
@@ -9932,7 +9932,7 @@
           <w:sz w:val="17"/>
           <w:szCs w:val="17"/>
         </w:rPr>
-        <w:t xml:space="preserve"> doi:10.1103/PhysRevE.109.014306</w:t>
+        <w:t xml:space="preserve"> doi:10.1103/PhysRevE.82.011103</w:t>
       </w:r>
     </w:p>
     <w:p>
@@ -9948,7 +9948,7 @@
           <w:sz w:val="18"/>
           <w:szCs w:val="18"/>
         </w:rPr>
-        <w:t xml:space="preserve">[boguna2005directed] </w:t>
+        <w:t xml:space="preserve">[benson2018] </w:t>
       </w:r>
       <w:r>
         <w:rPr>
@@ -9956,7 +9956,7 @@
           <w:sz w:val="19"/>
           <w:szCs w:val="19"/>
         </w:rPr>
-        <w:t xml:space="preserve">Marián Boguñá, M. Ángeles Serrano (2005) Generalized percolation in random directed networks. Physical Review E 72, 016106.</w:t>
+        <w:t xml:space="preserve">Austin R. Benson, Rediet Abebe, Michael T. Schaub, Ali Jadbabaie, Jon Kleinberg (2018) Simplicial closure and higher-order link prediction. Proceedings of the National Academy of Sciences 115, E11221–E11230.</w:t>
       </w:r>
       <w:r>
         <w:rPr>
@@ -9965,7 +9965,7 @@
           <w:sz w:val="17"/>
           <w:szCs w:val="17"/>
         </w:rPr>
-        <w:t xml:space="preserve"> doi:10.1103/PhysRevE.72.016106</w:t>
+        <w:t xml:space="preserve"> doi:10.1073/pnas.1800683115</w:t>
       </w:r>
     </w:p>
     <w:p>
@@ -9981,7 +9981,7 @@
           <w:sz w:val="18"/>
           <w:szCs w:val="18"/>
         </w:rPr>
-        <w:t xml:space="preserve">[centola2007] </w:t>
+        <w:t xml:space="preserve">[bianconi2024percolation] </w:t>
       </w:r>
       <w:r>
         <w:rPr>
@@ -9989,7 +9989,7 @@
           <w:sz w:val="19"/>
           <w:szCs w:val="19"/>
         </w:rPr>
-        <w:t xml:space="preserve">Damon Centola, Michael Macy (2007) Complex contagions and the weakness of long ties. American Journal of Sociology 113, 702–734.</w:t>
+        <w:t xml:space="preserve">Ginestra Bianconi, Sergey N. Dorogovtsev (2024) Theory of percolation on hypergraphs. Physical Review E 109, 014306.</w:t>
       </w:r>
       <w:r>
         <w:rPr>
@@ -9998,7 +9998,7 @@
           <w:sz w:val="17"/>
           <w:szCs w:val="17"/>
         </w:rPr>
-        <w:t xml:space="preserve"> doi:10.1086/521848</w:t>
+        <w:t xml:space="preserve"> doi:10.1103/PhysRevE.109.014306</w:t>
       </w:r>
     </w:p>
     <w:p>
@@ -10014,7 +10014,7 @@
           <w:sz w:val="18"/>
           <w:szCs w:val="18"/>
         </w:rPr>
-        <w:t xml:space="preserve">[chodrow2020] </w:t>
+        <w:t xml:space="preserve">[boguna2005directed] </w:t>
       </w:r>
       <w:r>
         <w:rPr>
@@ -10022,7 +10022,7 @@
           <w:sz w:val="19"/>
           <w:szCs w:val="19"/>
         </w:rPr>
-        <w:t xml:space="preserve">Philip S. Chodrow (2020) Configuration models of random hypergraphs. Journal of Complex Networks 8, cnaa018.</w:t>
+        <w:t xml:space="preserve">Marián Boguñá, M. Ángeles Serrano (2005) Generalized percolation in random directed networks. Physical Review E 72, 016106.</w:t>
       </w:r>
       <w:r>
         <w:rPr>
@@ -10031,7 +10031,7 @@
           <w:sz w:val="17"/>
           <w:szCs w:val="17"/>
         </w:rPr>
-        <w:t xml:space="preserve"> doi:10.1093/comnet/cnaa018</w:t>
+        <w:t xml:space="preserve"> doi:10.1103/PhysRevE.72.016106</w:t>
       </w:r>
     </w:p>
     <w:p>
@@ -10047,7 +10047,7 @@
           <w:sz w:val="18"/>
           <w:szCs w:val="18"/>
         </w:rPr>
-        <w:t xml:space="preserve">[contrerasaso2024beyond] </w:t>
+        <w:t xml:space="preserve">[bohman2012] </w:t>
       </w:r>
       <w:r>
         <w:rPr>
@@ -10055,7 +10055,7 @@
           <w:sz w:val="19"/>
           <w:szCs w:val="19"/>
         </w:rPr>
-        <w:t xml:space="preserve">Gonzalo Contreras-Aso, Regino Criado, Miguel Romance (2024) Beyond directed hypergraphs: heterogeneous hypergraphs and spectral centralities. Journal of Complex Networks 12.</w:t>
+        <w:t xml:space="preserve">Tom Bohman, Michael Picollelli (2012) SIR epidemics on random graphs with a fixed degree sequence. Random Structures &amp; Algorithms 41.</w:t>
       </w:r>
       <w:r>
         <w:rPr>
@@ -10064,7 +10064,7 @@
           <w:sz w:val="17"/>
           <w:szCs w:val="17"/>
         </w:rPr>
-        <w:t xml:space="preserve"> doi:10.1093/comnet/cnae037</w:t>
+        <w:t xml:space="preserve"> doi:10.1002/rsa.20401</w:t>
       </w:r>
     </w:p>
     <w:p>
@@ -10080,7 +10080,7 @@
           <w:sz w:val="18"/>
           <w:szCs w:val="18"/>
         </w:rPr>
-        <w:t xml:space="preserve">[dearruda2020] </w:t>
+        <w:t xml:space="preserve">[bollobas2007inhomogeneous] </w:t>
       </w:r>
       <w:r>
         <w:rPr>
@@ -10088,7 +10088,7 @@
           <w:sz w:val="19"/>
           <w:szCs w:val="19"/>
         </w:rPr>
-        <w:t xml:space="preserve">Guilherme Ferraz de Arruda, Giovanni Petri, Yamir Moreno (2020) Social contagion models on hypergraphs. Physical Review Research 2, 023032.</w:t>
+        <w:t xml:space="preserve">Béla Bollobás, Svante Janson, Oliver Riordan (2007) The phase transition in inhomogeneous random graphs. Random Structures &amp; Algorithms 31.</w:t>
       </w:r>
       <w:r>
         <w:rPr>
@@ -10097,7 +10097,7 @@
           <w:sz w:val="17"/>
           <w:szCs w:val="17"/>
         </w:rPr>
-        <w:t xml:space="preserve"> doi:10.1103/PhysRevResearch.2.023032</w:t>
+        <w:t xml:space="preserve"> doi:10.1002/rsa.20168</w:t>
       </w:r>
     </w:p>
     <w:p>
@@ -10113,7 +10113,7 @@
           <w:sz w:val="18"/>
           <w:szCs w:val="18"/>
         </w:rPr>
-        <w:t xml:space="preserve">[dearruda2024review] </w:t>
+        <w:t xml:space="preserve">[bollobas2016martingales] </w:t>
       </w:r>
       <w:r>
         <w:rPr>
@@ -10121,7 +10121,7 @@
           <w:sz w:val="19"/>
           <w:szCs w:val="19"/>
         </w:rPr>
-        <w:t xml:space="preserve">Guilherme Ferraz de Arruda, Alberto Aleta, Yamir Moreno (2024) Contagion dynamics on higher-order networks. Nature Reviews Physics 6, 468–482.</w:t>
+        <w:t xml:space="preserve">Béla Bollobás, Oliver Riordan (2016) Exploring hypergraphs with martingales. Random Structures &amp; Algorithms 50.</w:t>
       </w:r>
       <w:r>
         <w:rPr>
@@ -10130,7 +10130,7 @@
           <w:sz w:val="17"/>
           <w:szCs w:val="17"/>
         </w:rPr>
-        <w:t xml:space="preserve"> doi:10.1038/s42254-024-00733-0</w:t>
+        <w:t xml:space="preserve"> doi:10.1002/rsa.20678</w:t>
       </w:r>
     </w:p>
     <w:p>
@@ -10146,7 +10146,7 @@
           <w:sz w:val="18"/>
           <w:szCs w:val="18"/>
         </w:rPr>
-        <w:t xml:space="preserve">[dorogovtsev2001giant] </w:t>
+        <w:t xml:space="preserve">[cai2021directed] </w:t>
       </w:r>
       <w:r>
         <w:rPr>
@@ -10154,7 +10154,7 @@
           <w:sz w:val="19"/>
           <w:szCs w:val="19"/>
         </w:rPr>
-        <w:t xml:space="preserve">S. N. Dorogovtsev, J. F. F. Mendes, A. N. Samukhin (2001) Giant strongly connected component of directed networks. Physical Review E 64, 025101.</w:t>
+        <w:t xml:space="preserve">Xing Shi Cai, Guillem Perarnau (2021) The giant component of the directed configuration model revisited. Latin American Journal of Probability and Mathematical Statistics 18.</w:t>
       </w:r>
       <w:r>
         <w:rPr>
@@ -10163,7 +10163,7 @@
           <w:sz w:val="17"/>
           <w:szCs w:val="17"/>
         </w:rPr>
-        <w:t xml:space="preserve"> doi:10.1103/PhysRevE.64.025101</w:t>
+        <w:t xml:space="preserve"> doi:10.30757/ALEA.v18-55</w:t>
       </w:r>
     </w:p>
     <w:p>
@@ -10179,7 +10179,7 @@
           <w:sz w:val="18"/>
           <w:szCs w:val="18"/>
         </w:rPr>
-        <w:t xml:space="preserve">[dorogovtsev2006kcore] </w:t>
+        <w:t xml:space="preserve">[centola2007] </w:t>
       </w:r>
       <w:r>
         <w:rPr>
@@ -10187,7 +10187,7 @@
           <w:sz w:val="19"/>
           <w:szCs w:val="19"/>
         </w:rPr>
-        <w:t xml:space="preserve">S. N. Dorogovtsev, A. V. Goltsev, J. F. F. Mendes (2006) k-core organization of complex networks. Physical Review Letters 96, 040601.</w:t>
+        <w:t xml:space="preserve">Damon Centola, Michael Macy (2007) Complex contagions and the weakness of long ties. American Journal of Sociology 113, 702–734.</w:t>
       </w:r>
       <w:r>
         <w:rPr>
@@ -10196,7 +10196,7 @@
           <w:sz w:val="17"/>
           <w:szCs w:val="17"/>
         </w:rPr>
-        <w:t xml:space="preserve"> doi:10.1103/PhysRevLett.96.040601</w:t>
+        <w:t xml:space="preserve"> doi:10.1086/521848</w:t>
       </w:r>
     </w:p>
     <w:p>
@@ -10212,7 +10212,7 @@
           <w:sz w:val="18"/>
           <w:szCs w:val="18"/>
         </w:rPr>
-        <w:t xml:space="preserve">[gallo1993] </w:t>
+        <w:t xml:space="preserve">[chodrow2020] </w:t>
       </w:r>
       <w:r>
         <w:rPr>
@@ -10220,7 +10220,7 @@
           <w:sz w:val="19"/>
           <w:szCs w:val="19"/>
         </w:rPr>
-        <w:t xml:space="preserve">Giorgio Gallo, Giustino Longo, Stefano Pallottino, Sang Nguyen (1993) Directed hypergraphs and applications. Discrete Applied Mathematics 42, 177–201.</w:t>
+        <w:t xml:space="preserve">Philip S. Chodrow (2020) Configuration models of random hypergraphs. Journal of Complex Networks 8, cnaa018.</w:t>
       </w:r>
       <w:r>
         <w:rPr>
@@ -10229,7 +10229,7 @@
           <w:sz w:val="17"/>
           <w:szCs w:val="17"/>
         </w:rPr>
-        <w:t xml:space="preserve"> doi:10.1016/0166-218X(93)90045-P</w:t>
+        <w:t xml:space="preserve"> doi:10.1093/comnet/cnaa018</w:t>
       </w:r>
     </w:p>
     <w:p>
@@ -10245,7 +10245,7 @@
           <w:sz w:val="18"/>
           <w:szCs w:val="18"/>
         </w:rPr>
-        <w:t xml:space="preserve">[gallo2024memory] </w:t>
+        <w:t xml:space="preserve">[contrerasaso2024beyond] </w:t>
       </w:r>
       <w:r>
         <w:rPr>
@@ -10253,7 +10253,7 @@
           <w:sz w:val="19"/>
           <w:szCs w:val="19"/>
         </w:rPr>
-        <w:t xml:space="preserve">Luca Gallo, Lucas Lacasa, Vito Latora, Federico Battiston (2024) Higher-order correlations reveal complex memory in temporal hypergraphs. Nature Communications 15.</w:t>
+        <w:t xml:space="preserve">Gonzalo Contreras-Aso, Regino Criado, Miguel Romance (2024) Beyond directed hypergraphs: heterogeneous hypergraphs and spectral centralities. Journal of Complex Networks 12.</w:t>
       </w:r>
       <w:r>
         <w:rPr>
@@ -10262,7 +10262,7 @@
           <w:sz w:val="17"/>
           <w:szCs w:val="17"/>
         </w:rPr>
-        <w:t xml:space="preserve"> doi:10.1038/s41467-024-48578-6</w:t>
+        <w:t xml:space="preserve"> doi:10.1093/comnet/cnae037</w:t>
       </w:r>
     </w:p>
     <w:p>
@@ -10278,7 +10278,7 @@
           <w:sz w:val="18"/>
           <w:szCs w:val="18"/>
         </w:rPr>
-        <w:t xml:space="preserve">[gillespie1977] </w:t>
+        <w:t xml:space="preserve">[cooper2004scc] </w:t>
       </w:r>
       <w:r>
         <w:rPr>
@@ -10286,7 +10286,7 @@
           <w:sz w:val="19"/>
           <w:szCs w:val="19"/>
         </w:rPr>
-        <w:t xml:space="preserve">Daniel T. Gillespie (1977) Exact stochastic simulation of coupled chemical reactions. The Journal of Physical Chemistry 81, 2340–2361.</w:t>
+        <w:t xml:space="preserve">Colin Cooper, Alan Frieze (2004) The Size of the Largest Strongly Connected Component of a Random Digraph with a Given Degree Sequence. Combinatorics, Probability and Computing 13.</w:t>
       </w:r>
       <w:r>
         <w:rPr>
@@ -10295,7 +10295,7 @@
           <w:sz w:val="17"/>
           <w:szCs w:val="17"/>
         </w:rPr>
-        <w:t xml:space="preserve"> doi:10.1021/j100540a008</w:t>
+        <w:t xml:space="preserve"> doi:10.1017/S096354830400611X</w:t>
       </w:r>
     </w:p>
     <w:p>
@@ -10311,7 +10311,7 @@
           <w:sz w:val="18"/>
           <w:szCs w:val="18"/>
         </w:rPr>
-        <w:t xml:space="preserve">[grassberger1983] </w:t>
+        <w:t xml:space="preserve">[dearruda2020] </w:t>
       </w:r>
       <w:r>
         <w:rPr>
@@ -10319,7 +10319,7 @@
           <w:sz w:val="19"/>
           <w:szCs w:val="19"/>
         </w:rPr>
-        <w:t xml:space="preserve">Peter Grassberger (1983) On the critical behavior of the general epidemic process and dynamical percolation. Mathematical Biosciences 63, 157–172.</w:t>
+        <w:t xml:space="preserve">Guilherme Ferraz de Arruda, Giovanni Petri, Yamir Moreno (2020) Social contagion models on hypergraphs. Physical Review Research 2, 023032.</w:t>
       </w:r>
       <w:r>
         <w:rPr>
@@ -10328,7 +10328,7 @@
           <w:sz w:val="17"/>
           <w:szCs w:val="17"/>
         </w:rPr>
-        <w:t xml:space="preserve"> doi:10.1016/0025-5564(82)90036-0</w:t>
+        <w:t xml:space="preserve"> doi:10.1103/PhysRevResearch.2.023032</w:t>
       </w:r>
     </w:p>
     <w:p>
@@ -10344,7 +10344,7 @@
           <w:sz w:val="18"/>
           <w:szCs w:val="18"/>
         </w:rPr>
-        <w:t xml:space="preserve">[iacopini2019] </w:t>
+        <w:t xml:space="preserve">[dearruda2024review] </w:t>
       </w:r>
       <w:r>
         <w:rPr>
@@ -10352,7 +10352,7 @@
           <w:sz w:val="19"/>
           <w:szCs w:val="19"/>
         </w:rPr>
-        <w:t xml:space="preserve">Iacopo Iacopini, Giovanni Petri, Alain Barrat, Vito Latora (2019) Simplicial models of social contagion. Nature Communications 10, 2485.</w:t>
+        <w:t xml:space="preserve">Guilherme Ferraz de Arruda, Alberto Aleta, Yamir Moreno (2024) Contagion dynamics on higher-order networks. Nature Reviews Physics 6, 468–482.</w:t>
       </w:r>
       <w:r>
         <w:rPr>
@@ -10361,7 +10361,7 @@
           <w:sz w:val="17"/>
           <w:szCs w:val="17"/>
         </w:rPr>
-        <w:t xml:space="preserve"> doi:10.1038/s41467-019-10431-6</w:t>
+        <w:t xml:space="preserve"> doi:10.1038/s42254-024-00733-0</w:t>
       </w:r>
     </w:p>
     <w:p>
@@ -10377,7 +10377,7 @@
           <w:sz w:val="18"/>
           <w:szCs w:val="18"/>
         </w:rPr>
-        <w:t xml:space="preserve">[kenah2007] </w:t>
+        <w:t xml:space="preserve">[decreusefond2012] </w:t>
       </w:r>
       <w:r>
         <w:rPr>
@@ -10385,7 +10385,7 @@
           <w:sz w:val="19"/>
           <w:szCs w:val="19"/>
         </w:rPr>
-        <w:t xml:space="preserve">Eben Kenah, James M. Robins (2007) Second look at the spread of epidemics on networks. Physical Review E 76, 036113.</w:t>
+        <w:t xml:space="preserve">Laurent Decreusefond, Jean-Stéphane Dhersin, Pascal Moyal, Viet Chi Tran (2012) Large graph limit for an SIR process in random network with heterogeneous connectivity. The Annals of Applied Probability 22.</w:t>
       </w:r>
       <w:r>
         <w:rPr>
@@ -10394,7 +10394,7 @@
           <w:sz w:val="17"/>
           <w:szCs w:val="17"/>
         </w:rPr>
-        <w:t xml:space="preserve"> doi:10.1103/PhysRevE.76.036113</w:t>
+        <w:t xml:space="preserve"> doi:10.1214/11-AAP773</w:t>
       </w:r>
     </w:p>
     <w:p>
@@ -10410,7 +10410,7 @@
           <w:sz w:val="18"/>
           <w:szCs w:val="18"/>
         </w:rPr>
-        <w:t xml:space="preserve">[kim2023reciprocity] </w:t>
+        <w:t xml:space="preserve">[dorogovtsev2001giant] </w:t>
       </w:r>
       <w:r>
         <w:rPr>
@@ -10418,7 +10418,7 @@
           <w:sz w:val="19"/>
           <w:szCs w:val="19"/>
         </w:rPr>
-        <w:t xml:space="preserve">Sunwoo Kim, Minyoung Choe, Jaemin Yoo, Kijung Shin (2023) Reciprocity in directed hypergraphs: measures, findings, and generators. Data Mining and Knowledge Discovery.</w:t>
+        <w:t xml:space="preserve">S. N. Dorogovtsev, J. F. F. Mendes, A. N. Samukhin (2001) Giant strongly connected component of directed networks. Physical Review E 64, 025101.</w:t>
       </w:r>
       <w:r>
         <w:rPr>
@@ -10427,7 +10427,7 @@
           <w:sz w:val="17"/>
           <w:szCs w:val="17"/>
         </w:rPr>
-        <w:t xml:space="preserve"> doi:10.1007/s10618-023-00955-3</w:t>
+        <w:t xml:space="preserve"> doi:10.1103/PhysRevE.64.025101</w:t>
       </w:r>
     </w:p>
     <w:p>
@@ -10443,7 +10443,7 @@
           <w:sz w:val="18"/>
           <w:szCs w:val="18"/>
         </w:rPr>
-        <w:t xml:space="preserve">[kim2024components] </w:t>
+        <w:t xml:space="preserve">[dorogovtsev2006kcore] </w:t>
       </w:r>
       <w:r>
         <w:rPr>
@@ -10451,7 +10451,7 @@
           <w:sz w:val="19"/>
           <w:szCs w:val="19"/>
         </w:rPr>
-        <w:t xml:space="preserve">Jung-Ho Kim, K.-I. Goh (2024) Higher-Order Components Dictate Higher-Order Contagion Dynamics in Hypergraphs. Physical Review Letters 132, 087401.</w:t>
+        <w:t xml:space="preserve">S. N. Dorogovtsev, A. V. Goltsev, J. F. F. Mendes (2006) k-core organization of complex networks. Physical Review Letters 96, 040601.</w:t>
       </w:r>
       <w:r>
         <w:rPr>
@@ -10460,7 +10460,7 @@
           <w:sz w:val="17"/>
           <w:szCs w:val="17"/>
         </w:rPr>
-        <w:t xml:space="preserve"> doi:10.1103/PhysRevLett.132.087401</w:t>
+        <w:t xml:space="preserve"> doi:10.1103/PhysRevLett.96.040601</w:t>
       </w:r>
     </w:p>
     <w:p>
@@ -10476,7 +10476,7 @@
           <w:sz w:val="18"/>
           <w:szCs w:val="18"/>
         </w:rPr>
-        <w:t xml:space="preserve">[klamt2009] </w:t>
+        <w:t xml:space="preserve">[gallo1993] </w:t>
       </w:r>
       <w:r>
         <w:rPr>
@@ -10484,7 +10484,7 @@
           <w:sz w:val="19"/>
           <w:szCs w:val="19"/>
         </w:rPr>
-        <w:t xml:space="preserve">Steffen Klamt, Utz-Uwe Haus, Fabian Theis (2009) Hypergraphs and cellular networks. PLoS Computational Biology 5, e1000385.</w:t>
+        <w:t xml:space="preserve">Giorgio Gallo, Giustino Longo, Stefano Pallottino, Sang Nguyen (1993) Directed hypergraphs and applications. Discrete Applied Mathematics 42, 177–201.</w:t>
       </w:r>
       <w:r>
         <w:rPr>
@@ -10493,7 +10493,7 @@
           <w:sz w:val="17"/>
           <w:szCs w:val="17"/>
         </w:rPr>
-        <w:t xml:space="preserve"> doi:10.1371/journal.pcbi.1000385</w:t>
+        <w:t xml:space="preserve"> doi:10.1016/0166-218X(93)90045-P</w:t>
       </w:r>
     </w:p>
     <w:p>
@@ -10509,7 +10509,7 @@
           <w:sz w:val="18"/>
           <w:szCs w:val="18"/>
         </w:rPr>
-        <w:t xml:space="preserve">[kraakman2026sampling] </w:t>
+        <w:t xml:space="preserve">[gallo2024memory] </w:t>
       </w:r>
       <w:r>
         <w:rPr>
@@ -10517,7 +10517,7 @@
           <w:sz w:val="19"/>
           <w:szCs w:val="19"/>
         </w:rPr>
-        <w:t xml:space="preserve">Yanna J. Kraakman, Clara Stegehuis (2026) Uniformly sampling random directed hypergraphs with fixed degrees. Discrete Mathematics 349, 114961.</w:t>
+        <w:t xml:space="preserve">Luca Gallo, Lucas Lacasa, Vito Latora, Federico Battiston (2024) Higher-order correlations reveal complex memory in temporal hypergraphs. Nature Communications 15.</w:t>
       </w:r>
       <w:r>
         <w:rPr>
@@ -10526,7 +10526,7 @@
           <w:sz w:val="17"/>
           <w:szCs w:val="17"/>
         </w:rPr>
-        <w:t xml:space="preserve"> doi:10.1016/j.disc.2025.114961</w:t>
+        <w:t xml:space="preserve"> doi:10.1038/s41467-024-48578-6</w:t>
       </w:r>
     </w:p>
     <w:p>
@@ -10542,7 +10542,7 @@
           <w:sz w:val="18"/>
           <w:szCs w:val="18"/>
         </w:rPr>
-        <w:t xml:space="preserve">[lamataotin2025matrix] </w:t>
+        <w:t xml:space="preserve">[gillespie1977] </w:t>
       </w:r>
       <w:r>
         <w:rPr>
@@ -10550,7 +10550,7 @@
           <w:sz w:val="19"/>
           <w:szCs w:val="19"/>
         </w:rPr>
-        <w:t xml:space="preserve">Santiago Lamata-Otín, Federico Malizia, Vito Latora, Mattia Frasca, Jesús Gómez-Gardeñes (2025) Hyperedge overlap drives synchronizability of systems with higher-order interactions. Physical Review E 111, 034302.</w:t>
+        <w:t xml:space="preserve">Daniel T. Gillespie (1977) Exact stochastic simulation of coupled chemical reactions. The Journal of Physical Chemistry 81, 2340–2361.</w:t>
       </w:r>
       <w:r>
         <w:rPr>
@@ -10559,7 +10559,7 @@
           <w:sz w:val="17"/>
           <w:szCs w:val="17"/>
         </w:rPr>
-        <w:t xml:space="preserve"> doi:10.1103/PhysRevE.111.034302</w:t>
+        <w:t xml:space="preserve"> doi:10.1021/j100540a008</w:t>
       </w:r>
     </w:p>
     <w:p>
@@ -10575,7 +10575,7 @@
           <w:sz w:val="18"/>
           <w:szCs w:val="18"/>
         </w:rPr>
-        <w:t xml:space="preserve">[landry2020] </w:t>
+        <w:t xml:space="preserve">[grassberger1983] </w:t>
       </w:r>
       <w:r>
         <w:rPr>
@@ -10583,7 +10583,7 @@
           <w:sz w:val="19"/>
           <w:szCs w:val="19"/>
         </w:rPr>
-        <w:t xml:space="preserve">Nicholas W. Landry, Juan G. Restrepo (2020) The effect of heterogeneity on hypergraph contagion models. Chaos 30, 103117.</w:t>
+        <w:t xml:space="preserve">Peter Grassberger (1983) On the critical behavior of the general epidemic process and dynamical percolation. Mathematical Biosciences 63, 157–172.</w:t>
       </w:r>
       <w:r>
         <w:rPr>
@@ -10592,7 +10592,7 @@
           <w:sz w:val="17"/>
           <w:szCs w:val="17"/>
         </w:rPr>
-        <w:t xml:space="preserve"> doi:10.1063/5.0020034</w:t>
+        <w:t xml:space="preserve"> doi:10.1016/0025-5564(82)90036-0</w:t>
       </w:r>
     </w:p>
     <w:p>
@@ -10608,7 +10608,7 @@
           <w:sz w:val="18"/>
           <w:szCs w:val="18"/>
         </w:rPr>
-        <w:t xml:space="preserve">[lee2021overlap] </w:t>
+        <w:t xml:space="preserve">[iacopini2019] </w:t>
       </w:r>
       <w:r>
         <w:rPr>
@@ -10616,7 +10616,7 @@
           <w:sz w:val="19"/>
           <w:szCs w:val="19"/>
         </w:rPr>
-        <w:t xml:space="preserve">Geon Lee, Minyoung Choe, Kijung Shin (2021) How Do Hyperedges Overlap in Real-World Hypergraphs? - Patterns, Measures, and Generators. Proceedings of the Web Conference 2021.</w:t>
+        <w:t xml:space="preserve">Iacopo Iacopini, Giovanni Petri, Alain Barrat, Vito Latora (2019) Simplicial models of social contagion. Nature Communications 10, 2485.</w:t>
       </w:r>
       <w:r>
         <w:rPr>
@@ -10625,7 +10625,7 @@
           <w:sz w:val="17"/>
           <w:szCs w:val="17"/>
         </w:rPr>
-        <w:t xml:space="preserve"> doi:10.1145/3442381.3450010</w:t>
+        <w:t xml:space="preserve"> doi:10.1038/s41467-019-10431-6</w:t>
       </w:r>
     </w:p>
     <w:p>
@@ -10641,7 +10641,7 @@
           <w:sz w:val="18"/>
           <w:szCs w:val="18"/>
         </w:rPr>
-        <w:t xml:space="preserve">[li2024directed] </w:t>
+        <w:t xml:space="preserve">[janson2014lln] </w:t>
       </w:r>
       <w:r>
         <w:rPr>
@@ -10649,7 +10649,7 @@
           <w:sz w:val="19"/>
           <w:szCs w:val="19"/>
         </w:rPr>
-        <w:t xml:space="preserve">Juyi Li, Xiaoqun Wu, Jinhu Lü, Ling Lei (2024) Enhancing predictive accuracy in social contagion dynamics via directed hypergraph structures. Communications Physics 7.</w:t>
+        <w:t xml:space="preserve">Svante Janson, Malwina Luczak, Peter Windridge (2014) Law of large numbers for the SIR epidemic on a random graph with given degrees. Random Structures &amp; Algorithms 45.</w:t>
       </w:r>
       <w:r>
         <w:rPr>
@@ -10658,7 +10658,7 @@
           <w:sz w:val="17"/>
           <w:szCs w:val="17"/>
         </w:rPr>
-        <w:t xml:space="preserve"> doi:10.1038/s42005-024-01614-9</w:t>
+        <w:t xml:space="preserve"> doi:10.1002/rsa.20575</w:t>
       </w:r>
     </w:p>
     <w:p>
@@ -10674,7 +10674,7 @@
           <w:sz w:val="18"/>
           <w:szCs w:val="18"/>
         </w:rPr>
-        <w:t xml:space="preserve">[lotito2026directed] </w:t>
+        <w:t xml:space="preserve">[janson2016nearcritical] </w:t>
       </w:r>
       <w:r>
         <w:rPr>
@@ -10682,7 +10682,7 @@
           <w:sz w:val="19"/>
           <w:szCs w:val="19"/>
         </w:rPr>
-        <w:t xml:space="preserve">Quintino Francesco Lotito, Alberto Vendramini, Alberto Montresor, Federico Battiston (2026) The microscale organization of directed hypergraphs. Communications Physics 9.</w:t>
+        <w:t xml:space="preserve">Svante Janson, Malwina Luczak, Peter Windridge, Thomas House (2016) Near-critical SIR epidemic on a random graph with given degrees. Journal of Mathematical Biology 74.</w:t>
       </w:r>
       <w:r>
         <w:rPr>
@@ -10691,7 +10691,7 @@
           <w:sz w:val="17"/>
           <w:szCs w:val="17"/>
         </w:rPr>
-        <w:t xml:space="preserve"> doi:10.1038/s42005-025-02472-9</w:t>
+        <w:t xml:space="preserve"> doi:10.1007/s00285-016-1043-z</w:t>
       </w:r>
     </w:p>
     <w:p>
@@ -10707,7 +10707,7 @@
           <w:sz w:val="18"/>
           <w:szCs w:val="18"/>
         </w:rPr>
-        <w:t xml:space="preserve">[malizia2025gbcm] </w:t>
+        <w:t xml:space="preserve">[kenah2007] </w:t>
       </w:r>
       <w:r>
         <w:rPr>
@@ -10715,7 +10715,7 @@
           <w:sz w:val="19"/>
           <w:szCs w:val="19"/>
         </w:rPr>
-        <w:t xml:space="preserve">Federico Malizia, Andrés Guzmán, Iacopo Iacopini, Istvan Z. Kiss (2025) Disentangling the Role of Heterogeneity and Hyperedge Overlap in Explosive Contagion on Higher-Order Networks. Physical Review Letters.</w:t>
+        <w:t xml:space="preserve">Eben Kenah, James M. Robins (2007) Second look at the spread of epidemics on networks. Physical Review E 76, 036113.</w:t>
       </w:r>
       <w:r>
         <w:rPr>
@@ -10724,7 +10724,7 @@
           <w:sz w:val="17"/>
           <w:szCs w:val="17"/>
         </w:rPr>
-        <w:t xml:space="preserve"> doi:10.1103/z3d5-94zb</w:t>
+        <w:t xml:space="preserve"> doi:10.1103/PhysRevE.76.036113</w:t>
       </w:r>
     </w:p>
     <w:p>
@@ -10740,7 +10740,7 @@
           <w:sz w:val="18"/>
           <w:szCs w:val="18"/>
         </w:rPr>
-        <w:t xml:space="preserve">[malizia2025overlap] </w:t>
+        <w:t xml:space="preserve">[kim2023reciprocity] </w:t>
       </w:r>
       <w:r>
         <w:rPr>
@@ -10748,7 +10748,7 @@
           <w:sz w:val="19"/>
           <w:szCs w:val="19"/>
         </w:rPr>
-        <w:t xml:space="preserve">Federico Malizia, Santiago Lamata-Otín, Mattia Frasca, Vito Latora, Jesús Gómez-Gardeñes (2025) Hyperedge overlap drives explosive transitions in systems with higher-order interactions. Nature Communications 16.</w:t>
+        <w:t xml:space="preserve">Sunwoo Kim, Minyoung Choe, Jaemin Yoo, Kijung Shin (2023) Reciprocity in directed hypergraphs: measures, findings, and generators. Data Mining and Knowledge Discovery.</w:t>
       </w:r>
       <w:r>
         <w:rPr>
@@ -10757,7 +10757,7 @@
           <w:sz w:val="17"/>
           <w:szCs w:val="17"/>
         </w:rPr>
-        <w:t xml:space="preserve"> doi:10.1038/s41467-024-55506-1</w:t>
+        <w:t xml:space="preserve"> doi:10.1007/s10618-023-00955-3</w:t>
       </w:r>
     </w:p>
     <w:p>
@@ -10773,7 +10773,7 @@
           <w:sz w:val="18"/>
           <w:szCs w:val="18"/>
         </w:rPr>
-        <w:t xml:space="preserve">[mancastroppa2023] </w:t>
+        <w:t xml:space="preserve">[kim2024components] </w:t>
       </w:r>
       <w:r>
         <w:rPr>
@@ -10781,7 +10781,7 @@
           <w:sz w:val="19"/>
           <w:szCs w:val="19"/>
         </w:rPr>
-        <w:t xml:space="preserve">Marco Mancastroppa, Iacopo Iacopini, Giovanni Petri, Alain Barrat (2023) Hyper-cores promote localization and efficient seeding in higher-order processes. Nature Communications 14, 6223.</w:t>
+        <w:t xml:space="preserve">Jung-Ho Kim, K.-I. Goh (2024) Higher-Order Components Dictate Higher-Order Contagion Dynamics in Hypergraphs. Physical Review Letters 132, 087401.</w:t>
       </w:r>
       <w:r>
         <w:rPr>
@@ -10790,7 +10790,7 @@
           <w:sz w:val="17"/>
           <w:szCs w:val="17"/>
         </w:rPr>
-        <w:t xml:space="preserve"> doi:10.1038/s41467-023-41887-2</w:t>
+        <w:t xml:space="preserve"> doi:10.1103/PhysRevLett.132.087401</w:t>
       </w:r>
     </w:p>
     <w:p>
@@ -10806,7 +10806,7 @@
           <w:sz w:val="18"/>
           <w:szCs w:val="18"/>
         </w:rPr>
-        <w:t xml:space="preserve">[meyers2006directed] </w:t>
+        <w:t xml:space="preserve">[klamt2009] </w:t>
       </w:r>
       <w:r>
         <w:rPr>
@@ -10814,7 +10814,7 @@
           <w:sz w:val="19"/>
           <w:szCs w:val="19"/>
         </w:rPr>
-        <w:t xml:space="preserve">Lauren Ancel Meyers, M. E. J. Newman, Babak Pourbohloul (2006) Predicting epidemics on directed contact networks. Journal of Theoretical Biology 240, 400–418.</w:t>
+        <w:t xml:space="preserve">Steffen Klamt, Utz-Uwe Haus, Fabian Theis (2009) Hypergraphs and cellular networks. PLoS Computational Biology 5, e1000385.</w:t>
       </w:r>
       <w:r>
         <w:rPr>
@@ -10823,7 +10823,7 @@
           <w:sz w:val="17"/>
           <w:szCs w:val="17"/>
         </w:rPr>
-        <w:t xml:space="preserve"> doi:10.1016/j.jtbi.2005.10.004</w:t>
+        <w:t xml:space="preserve"> doi:10.1371/journal.pcbi.1000385</w:t>
       </w:r>
     </w:p>
     <w:p>
@@ -10839,7 +10839,7 @@
           <w:sz w:val="18"/>
           <w:szCs w:val="18"/>
         </w:rPr>
-        <w:t xml:space="preserve">[miller2012ebcm] </w:t>
+        <w:t xml:space="preserve">[kraakman2026sampling] </w:t>
       </w:r>
       <w:r>
         <w:rPr>
@@ -10847,7 +10847,7 @@
           <w:sz w:val="19"/>
           <w:szCs w:val="19"/>
         </w:rPr>
-        <w:t xml:space="preserve">Joel C. Miller, Anja C. Slim, Erik M. Volz (2012) Edge-based compartmental modelling for infectious disease spread. Journal of the Royal Society Interface 9, 890–906.</w:t>
+        <w:t xml:space="preserve">Yanna J. Kraakman, Clara Stegehuis (2026) Uniformly sampling random directed hypergraphs with fixed degrees. Discrete Mathematics 349, 114961.</w:t>
       </w:r>
       <w:r>
         <w:rPr>
@@ -10856,7 +10856,370 @@
           <w:sz w:val="17"/>
           <w:szCs w:val="17"/>
         </w:rPr>
+        <w:t xml:space="preserve"> doi:10.1016/j.disc.2025.114961</w:t>
+      </w:r>
+    </w:p>
+    <w:p>
+      <w:pPr>
+        <w:spacing w:after="60" w:before="60" w:line="280"/>
+        <w:ind w:left="420" w:hanging="420"/>
+      </w:pPr>
+      <w:r>
+        <w:rPr>
+          <w:rFonts w:ascii="Consolas" w:eastAsia="SimSun" w:hAnsi="Consolas"/>
+          <w:b/>
+          <w:bCs/>
+          <w:sz w:val="18"/>
+          <w:szCs w:val="18"/>
+        </w:rPr>
+        <w:t xml:space="preserve">[lamataotin2025matrix] </w:t>
+      </w:r>
+      <w:r>
+        <w:rPr>
+          <w:rFonts w:ascii="Times New Roman" w:cs="Times New Roman" w:eastAsia="SimSun" w:hAnsi="Times New Roman"/>
+          <w:sz w:val="19"/>
+          <w:szCs w:val="19"/>
+        </w:rPr>
+        <w:t xml:space="preserve">Santiago Lamata-Otín, Federico Malizia, Vito Latora, Mattia Frasca, Jesús Gómez-Gardeñes (2025) Hyperedge overlap drives synchronizability of systems with higher-order interactions. Physical Review E 111, 034302.</w:t>
+      </w:r>
+      <w:r>
+        <w:rPr>
+          <w:rFonts w:ascii="Consolas" w:eastAsia="SimSun" w:hAnsi="Consolas"/>
+          <w:color w:val="555555"/>
+          <w:sz w:val="17"/>
+          <w:szCs w:val="17"/>
+        </w:rPr>
+        <w:t xml:space="preserve"> doi:10.1103/PhysRevE.111.034302</w:t>
+      </w:r>
+    </w:p>
+    <w:p>
+      <w:pPr>
+        <w:spacing w:after="60" w:before="60" w:line="280"/>
+        <w:ind w:left="420" w:hanging="420"/>
+      </w:pPr>
+      <w:r>
+        <w:rPr>
+          <w:rFonts w:ascii="Consolas" w:eastAsia="SimSun" w:hAnsi="Consolas"/>
+          <w:b/>
+          <w:bCs/>
+          <w:sz w:val="18"/>
+          <w:szCs w:val="18"/>
+        </w:rPr>
+        <w:t xml:space="preserve">[landry2020] </w:t>
+      </w:r>
+      <w:r>
+        <w:rPr>
+          <w:rFonts w:ascii="Times New Roman" w:cs="Times New Roman" w:eastAsia="SimSun" w:hAnsi="Times New Roman"/>
+          <w:sz w:val="19"/>
+          <w:szCs w:val="19"/>
+        </w:rPr>
+        <w:t xml:space="preserve">Nicholas W. Landry, Juan G. Restrepo (2020) The effect of heterogeneity on hypergraph contagion models. Chaos 30, 103117.</w:t>
+      </w:r>
+      <w:r>
+        <w:rPr>
+          <w:rFonts w:ascii="Consolas" w:eastAsia="SimSun" w:hAnsi="Consolas"/>
+          <w:color w:val="555555"/>
+          <w:sz w:val="17"/>
+          <w:szCs w:val="17"/>
+        </w:rPr>
+        <w:t xml:space="preserve"> doi:10.1063/5.0020034</w:t>
+      </w:r>
+    </w:p>
+    <w:p>
+      <w:pPr>
+        <w:spacing w:after="60" w:before="60" w:line="280"/>
+        <w:ind w:left="420" w:hanging="420"/>
+      </w:pPr>
+      <w:r>
+        <w:rPr>
+          <w:rFonts w:ascii="Consolas" w:eastAsia="SimSun" w:hAnsi="Consolas"/>
+          <w:b/>
+          <w:bCs/>
+          <w:sz w:val="18"/>
+          <w:szCs w:val="18"/>
+        </w:rPr>
+        <w:t xml:space="preserve">[lee2021overlap] </w:t>
+      </w:r>
+      <w:r>
+        <w:rPr>
+          <w:rFonts w:ascii="Times New Roman" w:cs="Times New Roman" w:eastAsia="SimSun" w:hAnsi="Times New Roman"/>
+          <w:sz w:val="19"/>
+          <w:szCs w:val="19"/>
+        </w:rPr>
+        <w:t xml:space="preserve">Geon Lee, Minyoung Choe, Kijung Shin (2021) How Do Hyperedges Overlap in Real-World Hypergraphs? - Patterns, Measures, and Generators. Proceedings of the Web Conference 2021.</w:t>
+      </w:r>
+      <w:r>
+        <w:rPr>
+          <w:rFonts w:ascii="Consolas" w:eastAsia="SimSun" w:hAnsi="Consolas"/>
+          <w:color w:val="555555"/>
+          <w:sz w:val="17"/>
+          <w:szCs w:val="17"/>
+        </w:rPr>
+        <w:t xml:space="preserve"> doi:10.1145/3442381.3450010</w:t>
+      </w:r>
+    </w:p>
+    <w:p>
+      <w:pPr>
+        <w:spacing w:after="60" w:before="60" w:line="280"/>
+        <w:ind w:left="420" w:hanging="420"/>
+      </w:pPr>
+      <w:r>
+        <w:rPr>
+          <w:rFonts w:ascii="Consolas" w:eastAsia="SimSun" w:hAnsi="Consolas"/>
+          <w:b/>
+          <w:bCs/>
+          <w:sz w:val="18"/>
+          <w:szCs w:val="18"/>
+        </w:rPr>
+        <w:t xml:space="preserve">[li2024directed] </w:t>
+      </w:r>
+      <w:r>
+        <w:rPr>
+          <w:rFonts w:ascii="Times New Roman" w:cs="Times New Roman" w:eastAsia="SimSun" w:hAnsi="Times New Roman"/>
+          <w:sz w:val="19"/>
+          <w:szCs w:val="19"/>
+        </w:rPr>
+        <w:t xml:space="preserve">Juyi Li, Xiaoqun Wu, Jinhu Lü, Ling Lei (2024) Enhancing predictive accuracy in social contagion dynamics via directed hypergraph structures. Communications Physics 7.</w:t>
+      </w:r>
+      <w:r>
+        <w:rPr>
+          <w:rFonts w:ascii="Consolas" w:eastAsia="SimSun" w:hAnsi="Consolas"/>
+          <w:color w:val="555555"/>
+          <w:sz w:val="17"/>
+          <w:szCs w:val="17"/>
+        </w:rPr>
+        <w:t xml:space="preserve"> doi:10.1038/s42005-024-01614-9</w:t>
+      </w:r>
+    </w:p>
+    <w:p>
+      <w:pPr>
+        <w:spacing w:after="60" w:before="60" w:line="280"/>
+        <w:ind w:left="420" w:hanging="420"/>
+      </w:pPr>
+      <w:r>
+        <w:rPr>
+          <w:rFonts w:ascii="Consolas" w:eastAsia="SimSun" w:hAnsi="Consolas"/>
+          <w:b/>
+          <w:bCs/>
+          <w:sz w:val="18"/>
+          <w:szCs w:val="18"/>
+        </w:rPr>
+        <w:t xml:space="preserve">[lotito2026directed] </w:t>
+      </w:r>
+      <w:r>
+        <w:rPr>
+          <w:rFonts w:ascii="Times New Roman" w:cs="Times New Roman" w:eastAsia="SimSun" w:hAnsi="Times New Roman"/>
+          <w:sz w:val="19"/>
+          <w:szCs w:val="19"/>
+        </w:rPr>
+        <w:t xml:space="preserve">Quintino Francesco Lotito, Alberto Vendramini, Alberto Montresor, Federico Battiston (2026) The microscale organization of directed hypergraphs. Communications Physics 9.</w:t>
+      </w:r>
+      <w:r>
+        <w:rPr>
+          <w:rFonts w:ascii="Consolas" w:eastAsia="SimSun" w:hAnsi="Consolas"/>
+          <w:color w:val="555555"/>
+          <w:sz w:val="17"/>
+          <w:szCs w:val="17"/>
+        </w:rPr>
+        <w:t xml:space="preserve"> doi:10.1038/s42005-025-02472-9</w:t>
+      </w:r>
+    </w:p>
+    <w:p>
+      <w:pPr>
+        <w:spacing w:after="60" w:before="60" w:line="280"/>
+        <w:ind w:left="420" w:hanging="420"/>
+      </w:pPr>
+      <w:r>
+        <w:rPr>
+          <w:rFonts w:ascii="Consolas" w:eastAsia="SimSun" w:hAnsi="Consolas"/>
+          <w:b/>
+          <w:bCs/>
+          <w:sz w:val="18"/>
+          <w:szCs w:val="18"/>
+        </w:rPr>
+        <w:t xml:space="preserve">[malizia2025gbcm] </w:t>
+      </w:r>
+      <w:r>
+        <w:rPr>
+          <w:rFonts w:ascii="Times New Roman" w:cs="Times New Roman" w:eastAsia="SimSun" w:hAnsi="Times New Roman"/>
+          <w:sz w:val="19"/>
+          <w:szCs w:val="19"/>
+        </w:rPr>
+        <w:t xml:space="preserve">Federico Malizia, Andrés Guzmán, Iacopo Iacopini, Istvan Z. Kiss (2025) Disentangling the Role of Heterogeneity and Hyperedge Overlap in Explosive Contagion on Higher-Order Networks. Physical Review Letters.</w:t>
+      </w:r>
+      <w:r>
+        <w:rPr>
+          <w:rFonts w:ascii="Consolas" w:eastAsia="SimSun" w:hAnsi="Consolas"/>
+          <w:color w:val="555555"/>
+          <w:sz w:val="17"/>
+          <w:szCs w:val="17"/>
+        </w:rPr>
+        <w:t xml:space="preserve"> doi:10.1103/z3d5-94zb</w:t>
+      </w:r>
+    </w:p>
+    <w:p>
+      <w:pPr>
+        <w:spacing w:after="60" w:before="60" w:line="280"/>
+        <w:ind w:left="420" w:hanging="420"/>
+      </w:pPr>
+      <w:r>
+        <w:rPr>
+          <w:rFonts w:ascii="Consolas" w:eastAsia="SimSun" w:hAnsi="Consolas"/>
+          <w:b/>
+          <w:bCs/>
+          <w:sz w:val="18"/>
+          <w:szCs w:val="18"/>
+        </w:rPr>
+        <w:t xml:space="preserve">[malizia2025overlap] </w:t>
+      </w:r>
+      <w:r>
+        <w:rPr>
+          <w:rFonts w:ascii="Times New Roman" w:cs="Times New Roman" w:eastAsia="SimSun" w:hAnsi="Times New Roman"/>
+          <w:sz w:val="19"/>
+          <w:szCs w:val="19"/>
+        </w:rPr>
+        <w:t xml:space="preserve">Federico Malizia, Santiago Lamata-Otín, Mattia Frasca, Vito Latora, Jesús Gómez-Gardeñes (2025) Hyperedge overlap drives explosive transitions in systems with higher-order interactions. Nature Communications 16.</w:t>
+      </w:r>
+      <w:r>
+        <w:rPr>
+          <w:rFonts w:ascii="Consolas" w:eastAsia="SimSun" w:hAnsi="Consolas"/>
+          <w:color w:val="555555"/>
+          <w:sz w:val="17"/>
+          <w:szCs w:val="17"/>
+        </w:rPr>
+        <w:t xml:space="preserve"> doi:10.1038/s41467-024-55506-1</w:t>
+      </w:r>
+    </w:p>
+    <w:p>
+      <w:pPr>
+        <w:spacing w:after="60" w:before="60" w:line="280"/>
+        <w:ind w:left="420" w:hanging="420"/>
+      </w:pPr>
+      <w:r>
+        <w:rPr>
+          <w:rFonts w:ascii="Consolas" w:eastAsia="SimSun" w:hAnsi="Consolas"/>
+          <w:b/>
+          <w:bCs/>
+          <w:sz w:val="18"/>
+          <w:szCs w:val="18"/>
+        </w:rPr>
+        <w:t xml:space="preserve">[mancastroppa2023] </w:t>
+      </w:r>
+      <w:r>
+        <w:rPr>
+          <w:rFonts w:ascii="Times New Roman" w:cs="Times New Roman" w:eastAsia="SimSun" w:hAnsi="Times New Roman"/>
+          <w:sz w:val="19"/>
+          <w:szCs w:val="19"/>
+        </w:rPr>
+        <w:t xml:space="preserve">Marco Mancastroppa, Iacopo Iacopini, Giovanni Petri, Alain Barrat (2023) Hyper-cores promote localization and efficient seeding in higher-order processes. Nature Communications 14, 6223.</w:t>
+      </w:r>
+      <w:r>
+        <w:rPr>
+          <w:rFonts w:ascii="Consolas" w:eastAsia="SimSun" w:hAnsi="Consolas"/>
+          <w:color w:val="555555"/>
+          <w:sz w:val="17"/>
+          <w:szCs w:val="17"/>
+        </w:rPr>
+        <w:t xml:space="preserve"> doi:10.1038/s41467-023-41887-2</w:t>
+      </w:r>
+    </w:p>
+    <w:p>
+      <w:pPr>
+        <w:spacing w:after="60" w:before="60" w:line="280"/>
+        <w:ind w:left="420" w:hanging="420"/>
+      </w:pPr>
+      <w:r>
+        <w:rPr>
+          <w:rFonts w:ascii="Consolas" w:eastAsia="SimSun" w:hAnsi="Consolas"/>
+          <w:b/>
+          <w:bCs/>
+          <w:sz w:val="18"/>
+          <w:szCs w:val="18"/>
+        </w:rPr>
+        <w:t xml:space="preserve">[meyers2006directed] </w:t>
+      </w:r>
+      <w:r>
+        <w:rPr>
+          <w:rFonts w:ascii="Times New Roman" w:cs="Times New Roman" w:eastAsia="SimSun" w:hAnsi="Times New Roman"/>
+          <w:sz w:val="19"/>
+          <w:szCs w:val="19"/>
+        </w:rPr>
+        <w:t xml:space="preserve">Lauren Ancel Meyers, M. E. J. Newman, Babak Pourbohloul (2006) Predicting epidemics on directed contact networks. Journal of Theoretical Biology 240, 400–418.</w:t>
+      </w:r>
+      <w:r>
+        <w:rPr>
+          <w:rFonts w:ascii="Consolas" w:eastAsia="SimSun" w:hAnsi="Consolas"/>
+          <w:color w:val="555555"/>
+          <w:sz w:val="17"/>
+          <w:szCs w:val="17"/>
+        </w:rPr>
+        <w:t xml:space="preserve"> doi:10.1016/j.jtbi.2005.10.004</w:t>
+      </w:r>
+    </w:p>
+    <w:p>
+      <w:pPr>
+        <w:spacing w:after="60" w:before="60" w:line="280"/>
+        <w:ind w:left="420" w:hanging="420"/>
+      </w:pPr>
+      <w:r>
+        <w:rPr>
+          <w:rFonts w:ascii="Consolas" w:eastAsia="SimSun" w:hAnsi="Consolas"/>
+          <w:b/>
+          <w:bCs/>
+          <w:sz w:val="18"/>
+          <w:szCs w:val="18"/>
+        </w:rPr>
+        <w:t xml:space="preserve">[miller2012ebcm] </w:t>
+      </w:r>
+      <w:r>
+        <w:rPr>
+          <w:rFonts w:ascii="Times New Roman" w:cs="Times New Roman" w:eastAsia="SimSun" w:hAnsi="Times New Roman"/>
+          <w:sz w:val="19"/>
+          <w:szCs w:val="19"/>
+        </w:rPr>
+        <w:t xml:space="preserve">Joel C. Miller, Anja C. Slim, Erik M. Volz (2012) Edge-based compartmental modelling for infectious disease spread. Journal of the Royal Society Interface 9, 890–906.</w:t>
+      </w:r>
+      <w:r>
+        <w:rPr>
+          <w:rFonts w:ascii="Consolas" w:eastAsia="SimSun" w:hAnsi="Consolas"/>
+          <w:color w:val="555555"/>
+          <w:sz w:val="17"/>
+          <w:szCs w:val="17"/>
+        </w:rPr>
         <w:t xml:space="preserve"> doi:10.1098/rsif.2011.0403</w:t>
+      </w:r>
+    </w:p>
+    <w:p>
+      <w:pPr>
+        <w:spacing w:after="60" w:before="60" w:line="280"/>
+        <w:ind w:left="420" w:hanging="420"/>
+      </w:pPr>
+      <w:r>
+        <w:rPr>
+          <w:rFonts w:ascii="Consolas" w:eastAsia="SimSun" w:hAnsi="Consolas"/>
+          <w:b/>
+          <w:bCs/>
+          <w:sz w:val="18"/>
+          <w:szCs w:val="18"/>
+        </w:rPr>
+        <w:t xml:space="preserve">[morrison2021bootstrap] </w:t>
+      </w:r>
+      <w:r>
+        <w:rPr>
+          <w:rFonts w:ascii="Times New Roman" w:cs="Times New Roman" w:eastAsia="SimSun" w:hAnsi="Times New Roman"/>
+          <w:sz w:val="19"/>
+          <w:szCs w:val="19"/>
+        </w:rPr>
+        <w:t xml:space="preserve">Natasha Morrison, Jonathan A. Noel (2021) A sharp threshold for bootstrap percolation in a random hypergraph. Electronic Journal of Probability 26.</w:t>
+      </w:r>
+      <w:r>
+        <w:rPr>
+          <w:rFonts w:ascii="Consolas" w:eastAsia="SimSun" w:hAnsi="Consolas"/>
+          <w:color w:val="555555"/>
+          <w:sz w:val="17"/>
+          <w:szCs w:val="17"/>
+        </w:rPr>
+        <w:t xml:space="preserve"> doi:10.1214/21-EJP650</w:t>
       </w:r>
     </w:p>
     <w:p>

--- a/drafts/sir-directed-hypergraphs/alpha-definition.docx
+++ b/drafts/sir-directed-hypergraphs/alpha-definition.docx
@@ -11045,7 +11045,7 @@
           <w:sz w:val="19"/>
           <w:szCs w:val="19"/>
         </w:rPr>
-        <w:t xml:space="preserve">Federico Malizia, Andrés Guzmán, Iacopo Iacopini, Istvan Z. Kiss (2025) Disentangling the Role of Heterogeneity and Hyperedge Overlap in Explosive Contagion on Higher-Order Networks. Physical Review Letters.</w:t>
+        <w:t xml:space="preserve">Federico Malizia, Andrés Guzmán, Iacopo Iacopini, István Z. Kiss (2025) Disentangling the Role of Heterogeneity and Hyperedge Overlap in Explosive Contagion on Higher-Order Networks. Physical Review Letters.</w:t>
       </w:r>
       <w:r>
         <w:rPr>

--- a/drafts/sir-directed-hypergraphs/alpha-definition.docx
+++ b/drafts/sir-directed-hypergraphs/alpha-definition.docx
@@ -647,9 +647,19 @@
     </w:p>
     <w:p>
       <w:pPr>
+        <w:tabs>
+          <w:tab w:val="center" w:pos="4680"/>
+          <w:tab w:val="right" w:pos="9360"/>
+        </w:tabs>
         <w:spacing w:after="180" w:before="180" w:line="300"/>
-        <w:jc w:val="center"/>
-      </w:pPr>
+        <w:jc w:val="left"/>
+      </w:pPr>
+      <w:r>
+        <w:rPr>
+          <w:rFonts w:ascii="Cambria Math" w:eastAsia="SimSun" w:hAnsi="Cambria Math"/>
+        </w:rPr>
+        <w:t xml:space="preserve">	</w:t>
+      </w:r>
       <w:r>
         <w:rPr>
           <w:rFonts w:ascii="Cambria Math" w:eastAsia="SimSun" w:hAnsi="Cambria Math"/>
@@ -1028,6 +1038,16 @@
       <w:r>
         <w:rPr>
           <w:rFonts w:ascii="Cambria Math" w:eastAsia="SimSun" w:hAnsi="Cambria Math"/>
+          <w:i w:val="false"/>
+          <w:iCs w:val="false"/>
+          <w:sz w:val="21"/>
+          <w:szCs w:val="21"/>
+        </w:rPr>
+        <w:t xml:space="preserve">{</w:t>
+      </w:r>
+      <w:r>
+        <w:rPr>
+          <w:rFonts w:ascii="Cambria Math" w:eastAsia="SimSun" w:hAnsi="Cambria Math"/>
           <w:i/>
           <w:iCs/>
           <w:sz w:val="21"/>
@@ -1054,6 +1074,24 @@
           <w:szCs w:val="21"/>
         </w:rPr>
         <w:t xml:space="preserve">H</w:t>
+      </w:r>
+      <w:r>
+        <w:rPr>
+          <w:rFonts w:ascii="Cambria Math" w:eastAsia="SimSun" w:hAnsi="Cambria Math"/>
+          <w:i w:val="false"/>
+          <w:iCs w:val="false"/>
+          <w:sz w:val="21"/>
+          <w:szCs w:val="21"/>
+        </w:rPr>
+        <w:t xml:space="preserve">}</w:t>
+      </w:r>
+      <w:r>
+        <w:rPr>
+          <w:rFonts w:ascii="Cambria Math" w:eastAsia="SimSun" w:hAnsi="Cambria Math"/>
+          <w:sz w:val="21"/>
+          <w:szCs w:val="21"/>
+        </w:rPr>
+        <w:t xml:space="preserve">	(1)</w:t>
       </w:r>
     </w:p>
     <w:p>
@@ -1502,35 +1540,7 @@
               <w:rPr>
                 <w:rFonts w:ascii="Times New Roman" w:cs="Times New Roman" w:eastAsia="SimSun" w:hAnsi="Times New Roman"/>
               </w:rPr>
-              <w:t xml:space="preserve">剂量汇聚；群体阈值 </w:t>
-            </w:r>
-            <w:r>
-              <w:rPr>
-                <w:rFonts w:ascii="Cambria Math" w:eastAsia="SimSun" w:hAnsi="Cambria Math"/>
-                <w:i w:val="false"/>
-                <w:iCs w:val="false"/>
-              </w:rPr>
-              <w:t xml:space="preserve">θ</w:t>
-            </w:r>
-            <w:r>
-              <w:rPr>
-                <w:rFonts w:ascii="Times New Roman" w:cs="Times New Roman" w:eastAsia="SimSun" w:hAnsi="Times New Roman"/>
-              </w:rPr>
-              <w:t xml:space="preserve"> 在此累积</w:t>
-            </w:r>
-            <w:r>
-              <w:rPr>
-                <w:rFonts w:ascii="Times New Roman" w:cs="Times New Roman" w:eastAsia="SimSun" w:hAnsi="Times New Roman"/>
-                <w:b/>
-                <w:bCs/>
-              </w:rPr>
-              <w:t xml:space="preserve">跨超边</w:t>
-            </w:r>
-            <w:r>
-              <w:rPr>
-                <w:rFonts w:ascii="Times New Roman" w:cs="Times New Roman" w:eastAsia="SimSun" w:hAnsi="Times New Roman"/>
-              </w:rPr>
-              <w:t xml:space="preserve">的压力</w:t>
+              <w:t xml:space="preserve">感染率汇聚；两条超边的率在该节点相加（头侧剂量核推广下，跨超边剂量亦在此累积）</w:t>
             </w:r>
           </w:p>
         </w:tc>
@@ -1893,9 +1903,19 @@
     </w:p>
     <w:p>
       <w:pPr>
+        <w:tabs>
+          <w:tab w:val="center" w:pos="4680"/>
+          <w:tab w:val="right" w:pos="9360"/>
+        </w:tabs>
         <w:spacing w:after="180" w:before="180" w:line="300"/>
-        <w:jc w:val="center"/>
-      </w:pPr>
+        <w:jc w:val="left"/>
+      </w:pPr>
+      <w:r>
+        <w:rPr>
+          <w:rFonts w:ascii="Cambria Math" w:eastAsia="SimSun" w:hAnsi="Cambria Math"/>
+        </w:rPr>
+        <w:t xml:space="preserve">	</w:t>
+      </w:r>
       <w:r>
         <w:rPr>
           <w:rFonts w:ascii="Cambria Math" w:eastAsia="SimSun" w:hAnsi="Cambria Math"/>
@@ -2137,6 +2157,14 @@
           <w:szCs w:val="21"/>
         </w:rPr>
         <w:t xml:space="preserve">)|))</w:t>
+      </w:r>
+      <w:r>
+        <w:rPr>
+          <w:rFonts w:ascii="Cambria Math" w:eastAsia="SimSun" w:hAnsi="Cambria Math"/>
+          <w:sz w:val="21"/>
+          <w:szCs w:val="21"/>
+        </w:rPr>
+        <w:t xml:space="preserve">	(2)</w:t>
       </w:r>
     </w:p>
     <w:p>
@@ -2269,9 +2297,19 @@
     </w:p>
     <w:p>
       <w:pPr>
+        <w:tabs>
+          <w:tab w:val="center" w:pos="4680"/>
+          <w:tab w:val="right" w:pos="9360"/>
+        </w:tabs>
         <w:spacing w:after="180" w:before="180" w:line="300"/>
-        <w:jc w:val="center"/>
-      </w:pPr>
+        <w:jc w:val="left"/>
+      </w:pPr>
+      <w:r>
+        <w:rPr>
+          <w:rFonts w:ascii="Cambria Math" w:eastAsia="SimSun" w:hAnsi="Cambria Math"/>
+        </w:rPr>
+        <w:t xml:space="preserve">	</w:t>
+      </w:r>
       <w:r>
         <w:rPr>
           <w:rFonts w:ascii="Cambria Math" w:eastAsia="SimSun" w:hAnsi="Cambria Math"/>
@@ -2545,6 +2583,14 @@
           <w:szCs w:val="21"/>
         </w:rPr>
         <w:t xml:space="preserve"> </w:t>
+      </w:r>
+      <w:r>
+        <w:rPr>
+          <w:rFonts w:ascii="Cambria Math" w:eastAsia="SimSun" w:hAnsi="Cambria Math"/>
+          <w:sz w:val="21"/>
+          <w:szCs w:val="21"/>
+        </w:rPr>
+        <w:t xml:space="preserve">	(3)</w:t>
       </w:r>
     </w:p>
     <w:p>
@@ -3024,8 +3070,8 @@
       <w:r>
         <w:rPr>
           <w:rFonts w:ascii="Cambria Math" w:eastAsia="SimSun" w:hAnsi="Cambria Math"/>
-          <w:i w:val="false"/>
-          <w:iCs w:val="false"/>
+          <w:i/>
+          <w:iCs/>
         </w:rPr>
         <w:t xml:space="preserve">id</w:t>
       </w:r>
@@ -3038,9 +3084,19 @@
     </w:p>
     <w:p>
       <w:pPr>
+        <w:tabs>
+          <w:tab w:val="center" w:pos="4680"/>
+          <w:tab w:val="right" w:pos="9360"/>
+        </w:tabs>
         <w:spacing w:after="180" w:before="180" w:line="300"/>
-        <w:jc w:val="center"/>
-      </w:pPr>
+        <w:jc w:val="left"/>
+      </w:pPr>
+      <w:r>
+        <w:rPr>
+          <w:rFonts w:ascii="Cambria Math" w:eastAsia="SimSun" w:hAnsi="Cambria Math"/>
+        </w:rPr>
+        <w:t xml:space="preserve">	</w:t>
+      </w:r>
       <w:r>
         <w:rPr>
           <w:rFonts w:ascii="Cambria Math" w:eastAsia="SimSun" w:hAnsi="Cambria Math"/>
@@ -3134,6 +3190,14 @@
           <w:vertAlign w:val="superscript"/>
         </w:rPr>
         <w:t xml:space="preserve">TH</w:t>
+      </w:r>
+      <w:r>
+        <w:rPr>
+          <w:rFonts w:ascii="Cambria Math" w:eastAsia="SimSun" w:hAnsi="Cambria Math"/>
+          <w:sz w:val="21"/>
+          <w:szCs w:val="21"/>
+        </w:rPr>
+        <w:t xml:space="preserve">	(4)</w:t>
       </w:r>
     </w:p>
     <w:p>
@@ -3164,9 +3228,19 @@
     </w:p>
     <w:p>
       <w:pPr>
+        <w:tabs>
+          <w:tab w:val="center" w:pos="4680"/>
+          <w:tab w:val="right" w:pos="9360"/>
+        </w:tabs>
         <w:spacing w:after="180" w:before="180" w:line="300"/>
-        <w:jc w:val="center"/>
-      </w:pPr>
+        <w:jc w:val="left"/>
+      </w:pPr>
+      <w:r>
+        <w:rPr>
+          <w:rFonts w:ascii="Cambria Math" w:eastAsia="SimSun" w:hAnsi="Cambria Math"/>
+        </w:rPr>
+        <w:t xml:space="preserve">	</w:t>
+      </w:r>
       <w:r>
         <w:rPr>
           <w:rFonts w:ascii="Cambria Math" w:eastAsia="SimSun" w:hAnsi="Cambria Math"/>
@@ -3260,12 +3334,266 @@
         </w:rPr>
         <w:t xml:space="preserve">-偶）</w:t>
       </w:r>
-    </w:p>
-    <w:p>
-      <w:pPr>
+      <w:r>
+        <w:rPr>
+          <w:rFonts w:ascii="Cambria Math" w:eastAsia="SimSun" w:hAnsi="Cambria Math"/>
+          <w:sz w:val="21"/>
+          <w:szCs w:val="21"/>
+        </w:rPr>
+        <w:t xml:space="preserve">	(5)</w:t>
+      </w:r>
+    </w:p>
+    <w:p>
+      <w:pPr>
+        <w:pBdr>
+          <w:left w:val="single" w:color="9AAFC4" w:sz="12" w:space="8"/>
+        </w:pBdr>
+        <w:spacing w:after="60" w:before="60" w:line="300"/>
+        <w:ind w:left="360"/>
+      </w:pPr>
+      <w:r>
+        <w:rPr>
+          <w:rFonts w:ascii="Times New Roman" w:cs="Times New Roman" w:eastAsia="SimSun" w:hAnsi="Times New Roman"/>
+          <w:color w:val="3A4A5A"/>
+        </w:rPr>
+        <w:t xml:space="preserve">注：对有序超边对恒有 </w:t>
+      </w:r>
+      <w:r>
+        <w:rPr>
+          <w:rFonts w:ascii="Cambria Math" w:eastAsia="SimSun" w:hAnsi="Cambria Math"/>
+          <w:i/>
+          <w:iCs/>
+          <w:color w:val="3A4A5A"/>
+        </w:rPr>
+        <w:t xml:space="preserve">N</w:t>
+      </w:r>
+      <w:r>
+        <w:rPr>
+          <w:rFonts w:ascii="Cambria Math" w:eastAsia="SimSun" w:hAnsi="Cambria Math"/>
+          <w:i w:val="false"/>
+          <w:iCs w:val="false"/>
+          <w:color w:val="3A4A5A"/>
+          <w:vertAlign w:val="subscript"/>
+        </w:rPr>
+        <w:t xml:space="preserve">TH</w:t>
+      </w:r>
+      <w:r>
+        <w:rPr>
+          <w:rFonts w:ascii="Cambria Math" w:eastAsia="SimSun" w:hAnsi="Cambria Math"/>
+          <w:i w:val="false"/>
+          <w:iCs w:val="false"/>
+          <w:color w:val="3A4A5A"/>
+        </w:rPr>
+        <w:t xml:space="preserve">(</w:t>
+      </w:r>
+      <w:r>
+        <w:rPr>
+          <w:rFonts w:ascii="Cambria Math" w:eastAsia="SimSun" w:hAnsi="Cambria Math"/>
+          <w:i/>
+          <w:iCs/>
+          <w:color w:val="3A4A5A"/>
+        </w:rPr>
+        <w:t xml:space="preserve">e</w:t>
+      </w:r>
+      <w:r>
+        <w:rPr>
+          <w:rFonts w:ascii="Cambria Math" w:eastAsia="SimSun" w:hAnsi="Cambria Math"/>
+          <w:i w:val="false"/>
+          <w:iCs w:val="false"/>
+          <w:color w:val="3A4A5A"/>
+        </w:rPr>
+        <w:t xml:space="preserve">,</w:t>
+      </w:r>
+      <w:r>
+        <w:rPr>
+          <w:rFonts w:ascii="Cambria Math" w:eastAsia="SimSun" w:hAnsi="Cambria Math"/>
+          <w:i/>
+          <w:iCs/>
+          <w:color w:val="3A4A5A"/>
+        </w:rPr>
+        <w:t xml:space="preserve">f</w:t>
+      </w:r>
+      <w:r>
+        <w:rPr>
+          <w:rFonts w:ascii="Cambria Math" w:eastAsia="SimSun" w:hAnsi="Cambria Math"/>
+          <w:i w:val="false"/>
+          <w:iCs w:val="false"/>
+          <w:color w:val="3A4A5A"/>
+        </w:rPr>
+        <w:t xml:space="preserve">)=</w:t>
+      </w:r>
+      <w:r>
+        <w:rPr>
+          <w:rFonts w:ascii="Cambria Math" w:eastAsia="SimSun" w:hAnsi="Cambria Math"/>
+          <w:i/>
+          <w:iCs/>
+          <w:color w:val="3A4A5A"/>
+        </w:rPr>
+        <w:t xml:space="preserve">N</w:t>
+      </w:r>
+      <w:r>
+        <w:rPr>
+          <w:rFonts w:ascii="Cambria Math" w:eastAsia="SimSun" w:hAnsi="Cambria Math"/>
+          <w:i w:val="false"/>
+          <w:iCs w:val="false"/>
+          <w:color w:val="3A4A5A"/>
+          <w:vertAlign w:val="subscript"/>
+        </w:rPr>
+        <w:t xml:space="preserve">HT</w:t>
+      </w:r>
+      <w:r>
+        <w:rPr>
+          <w:rFonts w:ascii="Cambria Math" w:eastAsia="SimSun" w:hAnsi="Cambria Math"/>
+          <w:i w:val="false"/>
+          <w:iCs w:val="false"/>
+          <w:color w:val="3A4A5A"/>
+        </w:rPr>
+        <w:t xml:space="preserve">(</w:t>
+      </w:r>
+      <w:r>
+        <w:rPr>
+          <w:rFonts w:ascii="Cambria Math" w:eastAsia="SimSun" w:hAnsi="Cambria Math"/>
+          <w:i/>
+          <w:iCs/>
+          <w:color w:val="3A4A5A"/>
+        </w:rPr>
+        <w:t xml:space="preserve">f</w:t>
+      </w:r>
+      <w:r>
+        <w:rPr>
+          <w:rFonts w:ascii="Cambria Math" w:eastAsia="SimSun" w:hAnsi="Cambria Math"/>
+          <w:i w:val="false"/>
+          <w:iCs w:val="false"/>
+          <w:color w:val="3A4A5A"/>
+        </w:rPr>
+        <w:t xml:space="preserve">,</w:t>
+      </w:r>
+      <w:r>
+        <w:rPr>
+          <w:rFonts w:ascii="Cambria Math" w:eastAsia="SimSun" w:hAnsi="Cambria Math"/>
+          <w:i/>
+          <w:iCs/>
+          <w:color w:val="3A4A5A"/>
+        </w:rPr>
+        <w:t xml:space="preserve">e</w:t>
+      </w:r>
+      <w:r>
+        <w:rPr>
+          <w:rFonts w:ascii="Cambria Math" w:eastAsia="SimSun" w:hAnsi="Cambria Math"/>
+          <w:i w:val="false"/>
+          <w:iCs w:val="false"/>
+          <w:color w:val="3A4A5A"/>
+        </w:rPr>
+        <w:t xml:space="preserve">)</w:t>
+      </w:r>
+      <w:r>
+        <w:rPr>
+          <w:rFonts w:ascii="Times New Roman" w:cs="Times New Roman" w:eastAsia="SimSun" w:hAnsi="Times New Roman"/>
+          <w:color w:val="3A4A5A"/>
+        </w:rPr>
+        <w:t xml:space="preserve">，同质阶数下 </w:t>
+      </w:r>
+      <w:r>
+        <w:rPr>
+          <w:rFonts w:ascii="Cambria Math" w:eastAsia="SimSun" w:hAnsi="Cambria Math"/>
+          <w:i w:val="false"/>
+          <w:iCs w:val="false"/>
+          <w:color w:val="3A4A5A"/>
+        </w:rPr>
+        <w:t xml:space="preserve">α</w:t>
+      </w:r>
+      <w:r>
+        <w:rPr>
+          <w:rFonts w:ascii="Cambria Math" w:eastAsia="SimSun" w:hAnsi="Cambria Math"/>
+          <w:i w:val="false"/>
+          <w:iCs w:val="false"/>
+          <w:color w:val="3A4A5A"/>
+          <w:vertAlign w:val="superscript"/>
+        </w:rPr>
+        <w:t xml:space="preserve">HT</w:t>
+      </w:r>
+      <w:r>
+        <w:rPr>
+          <w:rFonts w:ascii="Cambria Math" w:eastAsia="SimSun" w:hAnsi="Cambria Math"/>
+          <w:i w:val="false"/>
+          <w:iCs w:val="false"/>
+          <w:color w:val="3A4A5A"/>
+        </w:rPr>
+        <w:t xml:space="preserve">=α</w:t>
+      </w:r>
+      <w:r>
+        <w:rPr>
+          <w:rFonts w:ascii="Cambria Math" w:eastAsia="SimSun" w:hAnsi="Cambria Math"/>
+          <w:i w:val="false"/>
+          <w:iCs w:val="false"/>
+          <w:color w:val="3A4A5A"/>
+          <w:vertAlign w:val="superscript"/>
+        </w:rPr>
+        <w:t xml:space="preserve">TH</w:t>
+      </w:r>
+      <w:r>
+        <w:rPr>
+          <w:rFonts w:ascii="Times New Roman" w:cs="Times New Roman" w:eastAsia="SimSun" w:hAnsi="Times New Roman"/>
+          <w:color w:val="3A4A5A"/>
+        </w:rPr>
+        <w:t xml:space="preserve"> 逐实现相等，上式即 </w:t>
+      </w:r>
+      <w:r>
+        <w:rPr>
+          <w:rFonts w:ascii="Cambria Math" w:eastAsia="SimSun" w:hAnsi="Cambria Math"/>
+          <w:i w:val="false"/>
+          <w:iCs w:val="false"/>
+          <w:color w:val="3A4A5A"/>
+        </w:rPr>
+        <w:t xml:space="preserve">α</w:t>
+      </w:r>
+      <w:r>
+        <w:rPr>
+          <w:rFonts w:ascii="Cambria Math" w:eastAsia="SimSun" w:hAnsi="Cambria Math"/>
+          <w:i w:val="false"/>
+          <w:iCs w:val="false"/>
+          <w:color w:val="3A4A5A"/>
+          <w:vertAlign w:val="superscript"/>
+        </w:rPr>
+        <w:t xml:space="preserve">HT</w:t>
+      </w:r>
+      <w:r>
+        <w:rPr>
+          <w:rFonts w:ascii="Times New Roman" w:cs="Times New Roman" w:eastAsia="SimSun" w:hAnsi="Times New Roman"/>
+          <w:color w:val="3A4A5A"/>
+        </w:rPr>
+        <w:t xml:space="preserve">；对称化写法只在异质阶数（二者互为阶指标转置）下才携带信息。已由 </w:t>
+      </w:r>
+      <w:r>
+        <w:rPr>
+          <w:rFonts w:ascii="Consolas" w:eastAsia="SimSun" w:hAnsi="Consolas"/>
+          <w:color w:val="3A4A5A"/>
+        </w:rPr>
+        <w:t xml:space="preserve">tools/verify_section2_math.py</w:t>
+      </w:r>
+      <w:r>
+        <w:rPr>
+          <w:rFonts w:ascii="Times New Roman" w:cs="Times New Roman" w:eastAsia="SimSun" w:hAnsi="Times New Roman"/>
+          <w:color w:val="3A4A5A"/>
+        </w:rPr>
+        <w:t xml:space="preserve"> 数值确认。</w:t>
+      </w:r>
+    </w:p>
+    <w:p>
+      <w:pPr>
+        <w:tabs>
+          <w:tab w:val="center" w:pos="4680"/>
+          <w:tab w:val="right" w:pos="9360"/>
+        </w:tabs>
         <w:spacing w:after="180" w:before="180" w:line="300"/>
-        <w:jc w:val="center"/>
-      </w:pPr>
+        <w:jc w:val="left"/>
+      </w:pPr>
+      <w:r>
+        <w:rPr>
+          <w:rFonts w:ascii="Cambria Math" w:eastAsia="SimSun" w:hAnsi="Cambria Math"/>
+        </w:rPr>
+        <w:t xml:space="preserve">	</w:t>
+      </w:r>
       <w:r>
         <w:rPr>
           <w:rFonts w:ascii="Cambria Math" w:eastAsia="SimSun" w:hAnsi="Cambria Math"/>
@@ -3317,12 +3645,30 @@
         </w:rPr>
         <w:t xml:space="preserve">-偶）</w:t>
       </w:r>
-    </w:p>
-    <w:p>
-      <w:pPr>
+      <w:r>
+        <w:rPr>
+          <w:rFonts w:ascii="Cambria Math" w:eastAsia="SimSun" w:hAnsi="Cambria Math"/>
+          <w:sz w:val="21"/>
+          <w:szCs w:val="21"/>
+        </w:rPr>
+        <w:t xml:space="preserve">	(6)</w:t>
+      </w:r>
+    </w:p>
+    <w:p>
+      <w:pPr>
+        <w:tabs>
+          <w:tab w:val="center" w:pos="4680"/>
+          <w:tab w:val="right" w:pos="9360"/>
+        </w:tabs>
         <w:spacing w:after="180" w:before="180" w:line="300"/>
-        <w:jc w:val="center"/>
-      </w:pPr>
+        <w:jc w:val="left"/>
+      </w:pPr>
+      <w:r>
+        <w:rPr>
+          <w:rFonts w:ascii="Cambria Math" w:eastAsia="SimSun" w:hAnsi="Cambria Math"/>
+        </w:rPr>
+        <w:t xml:space="preserve">	</w:t>
+      </w:r>
       <w:r>
         <w:rPr>
           <w:rFonts w:ascii="Cambria Math" w:eastAsia="SimSun" w:hAnsi="Cambria Math"/>
@@ -3416,12 +3762,30 @@
         </w:rPr>
         <w:t xml:space="preserve">-偶）</w:t>
       </w:r>
-    </w:p>
-    <w:p>
-      <w:pPr>
+      <w:r>
+        <w:rPr>
+          <w:rFonts w:ascii="Cambria Math" w:eastAsia="SimSun" w:hAnsi="Cambria Math"/>
+          <w:sz w:val="21"/>
+          <w:szCs w:val="21"/>
+        </w:rPr>
+        <w:t xml:space="preserve">	(7)</w:t>
+      </w:r>
+    </w:p>
+    <w:p>
+      <w:pPr>
+        <w:tabs>
+          <w:tab w:val="center" w:pos="4680"/>
+          <w:tab w:val="right" w:pos="9360"/>
+        </w:tabs>
         <w:spacing w:after="180" w:before="180" w:line="300"/>
-        <w:jc w:val="center"/>
-      </w:pPr>
+        <w:jc w:val="left"/>
+      </w:pPr>
+      <w:r>
+        <w:rPr>
+          <w:rFonts w:ascii="Cambria Math" w:eastAsia="SimSun" w:hAnsi="Cambria Math"/>
+        </w:rPr>
+        <w:t xml:space="preserve">	</w:t>
+      </w:r>
       <w:r>
         <w:rPr>
           <w:rFonts w:ascii="Cambria Math" w:eastAsia="SimSun" w:hAnsi="Cambria Math"/>
@@ -3513,6 +3877,14 @@
           <w:szCs w:val="21"/>
         </w:rPr>
         <w:t xml:space="preserve">）</w:t>
+      </w:r>
+      <w:r>
+        <w:rPr>
+          <w:rFonts w:ascii="Cambria Math" w:eastAsia="SimSun" w:hAnsi="Cambria Math"/>
+          <w:sz w:val="21"/>
+          <w:szCs w:val="21"/>
+        </w:rPr>
+        <w:t xml:space="preserve">	(8)</w:t>
       </w:r>
     </w:p>
     <w:p>
@@ -3775,9 +4147,19 @@
     </w:p>
     <w:p>
       <w:pPr>
+        <w:tabs>
+          <w:tab w:val="center" w:pos="4680"/>
+          <w:tab w:val="right" w:pos="9360"/>
+        </w:tabs>
         <w:spacing w:after="180" w:before="180" w:line="300"/>
-        <w:jc w:val="center"/>
-      </w:pPr>
+        <w:jc w:val="left"/>
+      </w:pPr>
+      <w:r>
+        <w:rPr>
+          <w:rFonts w:ascii="Cambria Math" w:eastAsia="SimSun" w:hAnsi="Cambria Math"/>
+        </w:rPr>
+        <w:t xml:space="preserve">	</w:t>
+      </w:r>
       <w:r>
         <w:rPr>
           <w:rFonts w:ascii="Cambria Math" w:eastAsia="SimSun" w:hAnsi="Cambria Math"/>
@@ -3807,27 +4189,17 @@
           <w:sz w:val="21"/>
           <w:szCs w:val="21"/>
         </w:rPr>
-        <w:t xml:space="preserve">=</w:t>
-      </w:r>
-      <w:r>
-        <w:rPr>
-          <w:rFonts w:ascii="Cambria Math" w:eastAsia="SimSun" w:hAnsi="Cambria Math"/>
-          <w:i/>
-          <w:iCs/>
-          <w:sz w:val="21"/>
-          <w:szCs w:val="21"/>
-        </w:rPr>
-        <w:t xml:space="preserve">frac</w:t>
-      </w:r>
-      <w:r>
-        <w:rPr>
-          <w:rFonts w:ascii="Cambria Math" w:eastAsia="SimSun" w:hAnsi="Cambria Math"/>
-          <w:i w:val="false"/>
-          <w:iCs w:val="false"/>
-          <w:sz w:val="21"/>
-          <w:szCs w:val="21"/>
-        </w:rPr>
-        <w:t xml:space="preserve">#</w:t>
+        <w:t xml:space="preserve">=(#</w:t>
+      </w:r>
+      <w:r>
+        <w:rPr>
+          <w:rFonts w:ascii="Cambria Math" w:eastAsia="SimSun" w:hAnsi="Cambria Math"/>
+          <w:i w:val="false"/>
+          <w:iCs w:val="false"/>
+          <w:sz w:val="21"/>
+          <w:szCs w:val="21"/>
+        </w:rPr>
+        <w:t xml:space="preserve">{</w:t>
       </w:r>
       <w:r>
         <w:rPr>
@@ -3907,7 +4279,17 @@
           <w:sz w:val="21"/>
           <w:szCs w:val="21"/>
         </w:rPr>
-        <w:t xml:space="preserve">|</w:t>
+        <w:t xml:space="preserve">}</w:t>
+      </w:r>
+      <w:r>
+        <w:rPr>
+          <w:rFonts w:ascii="Cambria Math" w:eastAsia="SimSun" w:hAnsi="Cambria Math"/>
+          <w:i w:val="false"/>
+          <w:iCs w:val="false"/>
+          <w:sz w:val="21"/>
+          <w:szCs w:val="21"/>
+        </w:rPr>
+        <w:t xml:space="preserve">)/(|</w:t>
       </w:r>
       <w:r>
         <w:rPr>
@@ -3927,7 +4309,15 @@
           <w:sz w:val="21"/>
           <w:szCs w:val="21"/>
         </w:rPr>
-        <w:t xml:space="preserve">|</w:t>
+        <w:t xml:space="preserve">|)</w:t>
+      </w:r>
+      <w:r>
+        <w:rPr>
+          <w:rFonts w:ascii="Cambria Math" w:eastAsia="SimSun" w:hAnsi="Cambria Math"/>
+          <w:sz w:val="21"/>
+          <w:szCs w:val="21"/>
+        </w:rPr>
+        <w:t xml:space="preserve">	(9)</w:t>
       </w:r>
     </w:p>
     <w:p>
@@ -4818,22 +5208,6 @@
           <w:i/>
           <w:iCs/>
         </w:rPr>
-        <w:t xml:space="preserve">bar</w:t>
-      </w:r>
-      <w:r>
-        <w:rPr>
-          <w:rFonts w:ascii="Cambria Math" w:eastAsia="SimSun" w:hAnsi="Cambria Math"/>
-          <w:i w:val="false"/>
-          <w:iCs w:val="false"/>
-        </w:rPr>
-        <w:t xml:space="preserve"> </w:t>
-      </w:r>
-      <w:r>
-        <w:rPr>
-          <w:rFonts w:ascii="Cambria Math" w:eastAsia="SimSun" w:hAnsi="Cambria Math"/>
-          <w:i/>
-          <w:iCs/>
-        </w:rPr>
         <w:t xml:space="preserve">e</w:t>
       </w:r>
       <w:r>
@@ -4842,7 +5216,7 @@
           <w:i w:val="false"/>
           <w:iCs w:val="false"/>
         </w:rPr>
-        <w:t xml:space="preserve">=</w:t>
+        <w:t xml:space="preserve">̄=</w:t>
       </w:r>
       <w:r>
         <w:rPr>
@@ -4987,9 +5361,19 @@
     </w:p>
     <w:p>
       <w:pPr>
+        <w:tabs>
+          <w:tab w:val="center" w:pos="4680"/>
+          <w:tab w:val="right" w:pos="9360"/>
+        </w:tabs>
         <w:spacing w:after="180" w:before="180" w:line="300"/>
-        <w:jc w:val="center"/>
-      </w:pPr>
+        <w:jc w:val="left"/>
+      </w:pPr>
+      <w:r>
+        <w:rPr>
+          <w:rFonts w:ascii="Cambria Math" w:eastAsia="SimSun" w:hAnsi="Cambria Math"/>
+        </w:rPr>
+        <w:t xml:space="preserve">	</w:t>
+      </w:r>
       <w:r>
         <w:rPr>
           <w:rFonts w:ascii="Cambria Math" w:eastAsia="SimSun" w:hAnsi="Cambria Math"/>
@@ -5008,26 +5392,6 @@
           <w:sz w:val="21"/>
           <w:szCs w:val="21"/>
         </w:rPr>
-        <w:t xml:space="preserve">bar</w:t>
-      </w:r>
-      <w:r>
-        <w:rPr>
-          <w:rFonts w:ascii="Cambria Math" w:eastAsia="SimSun" w:hAnsi="Cambria Math"/>
-          <w:i w:val="false"/>
-          <w:iCs w:val="false"/>
-          <w:sz w:val="21"/>
-          <w:szCs w:val="21"/>
-        </w:rPr>
-        <w:t xml:space="preserve"> </w:t>
-      </w:r>
-      <w:r>
-        <w:rPr>
-          <w:rFonts w:ascii="Cambria Math" w:eastAsia="SimSun" w:hAnsi="Cambria Math"/>
-          <w:i/>
-          <w:iCs/>
-          <w:sz w:val="21"/>
-          <w:szCs w:val="21"/>
-        </w:rPr>
         <w:t xml:space="preserve">e</w:t>
       </w:r>
       <w:r>
@@ -5038,27 +5402,7 @@
           <w:sz w:val="21"/>
           <w:szCs w:val="21"/>
         </w:rPr>
-        <w:t xml:space="preserve">∩</w:t>
-      </w:r>
-      <w:r>
-        <w:rPr>
-          <w:rFonts w:ascii="Cambria Math" w:eastAsia="SimSun" w:hAnsi="Cambria Math"/>
-          <w:i/>
-          <w:iCs/>
-          <w:sz w:val="21"/>
-          <w:szCs w:val="21"/>
-        </w:rPr>
-        <w:t xml:space="preserve">bar</w:t>
-      </w:r>
-      <w:r>
-        <w:rPr>
-          <w:rFonts w:ascii="Cambria Math" w:eastAsia="SimSun" w:hAnsi="Cambria Math"/>
-          <w:i w:val="false"/>
-          <w:iCs w:val="false"/>
-          <w:sz w:val="21"/>
-          <w:szCs w:val="21"/>
-        </w:rPr>
-        <w:t xml:space="preserve"> </w:t>
+        <w:t xml:space="preserve">̄∩</w:t>
       </w:r>
       <w:r>
         <w:rPr>
@@ -5078,7 +5422,7 @@
           <w:sz w:val="21"/>
           <w:szCs w:val="21"/>
         </w:rPr>
-        <w:t xml:space="preserve">|=</w:t>
+        <w:t xml:space="preserve">̄|=</w:t>
       </w:r>
       <w:r>
         <w:rPr>
@@ -5193,6 +5537,14 @@
           <w:vertAlign w:val="subscript"/>
         </w:rPr>
         <w:t xml:space="preserve">HH</w:t>
+      </w:r>
+      <w:r>
+        <w:rPr>
+          <w:rFonts w:ascii="Cambria Math" w:eastAsia="SimSun" w:hAnsi="Cambria Math"/>
+          <w:sz w:val="21"/>
+          <w:szCs w:val="21"/>
+        </w:rPr>
+        <w:t xml:space="preserve">	(10)</w:t>
       </w:r>
     </w:p>
     <w:p>
@@ -6017,7 +6369,21 @@
               <w:rPr>
                 <w:rFonts w:ascii="Times New Roman" w:cs="Times New Roman" w:eastAsia="SimSun" w:hAnsi="Times New Roman"/>
               </w:rPr>
-              <w:t xml:space="preserve">尾集与头集基数不等。注意 </w:t>
+              <w:t xml:space="preserve">尾集与头集基数不等。</w:t>
+            </w:r>
+            <w:r>
+              <w:rPr>
+                <w:rFonts w:ascii="Times New Roman" w:cs="Times New Roman" w:eastAsia="SimSun" w:hAnsi="Times New Roman"/>
+                <w:b/>
+                <w:bCs/>
+              </w:rPr>
+              <w:t xml:space="preserve">注意这不是独立来源</w:t>
+            </w:r>
+            <w:r>
+              <w:rPr>
+                <w:rFonts w:ascii="Times New Roman" w:cs="Times New Roman" w:eastAsia="SimSun" w:hAnsi="Times New Roman"/>
+              </w:rPr>
+              <w:t xml:space="preserve">：由握手关系，双度序列互换对称蕴含 </w:t>
             </w:r>
             <w:r>
               <w:rPr>
@@ -6025,135 +6391,7 @@
                 <w:i w:val="false"/>
                 <w:iCs w:val="false"/>
               </w:rPr>
-              <w:t xml:space="preserve">⟨ </w:t>
-            </w:r>
-            <w:r>
-              <w:rPr>
-                <w:rFonts w:ascii="Cambria Math" w:eastAsia="SimSun" w:hAnsi="Cambria Math"/>
-                <w:i/>
-                <w:iCs/>
-              </w:rPr>
-              <w:t xml:space="preserve">k</w:t>
-            </w:r>
-            <w:r>
-              <w:rPr>
-                <w:rFonts w:ascii="Cambria Math" w:eastAsia="SimSun" w:hAnsi="Cambria Math"/>
-                <w:i w:val="false"/>
-                <w:iCs w:val="false"/>
-                <w:vertAlign w:val="subscript"/>
-              </w:rPr>
-              <w:t xml:space="preserve">out</w:t>
-            </w:r>
-            <w:r>
-              <w:rPr>
-                <w:rFonts w:ascii="Cambria Math" w:eastAsia="SimSun" w:hAnsi="Cambria Math"/>
-                <w:i w:val="false"/>
-                <w:iCs w:val="false"/>
-              </w:rPr>
-              <w:t xml:space="preserve">⟩ </w:t>
-            </w:r>
-            <w:r>
-              <w:rPr>
-                <w:rFonts w:ascii="Cambria Math" w:eastAsia="SimSun" w:hAnsi="Cambria Math"/>
-                <w:i/>
-                <w:iCs/>
-              </w:rPr>
-              <w:t xml:space="preserve">N</w:t>
-            </w:r>
-            <w:r>
-              <w:rPr>
-                <w:rFonts w:ascii="Cambria Math" w:eastAsia="SimSun" w:hAnsi="Cambria Math"/>
-                <w:i w:val="false"/>
-                <w:iCs w:val="false"/>
-              </w:rPr>
-              <w:t xml:space="preserve">=τ| </w:t>
-            </w:r>
-            <w:r>
-              <w:rPr>
-                <w:rFonts w:ascii="Cambria Math" w:eastAsia="SimSun" w:hAnsi="Cambria Math"/>
-                <w:i/>
-                <w:iCs/>
-              </w:rPr>
-              <w:t xml:space="preserve">E</w:t>
-            </w:r>
-            <w:r>
-              <w:rPr>
-                <w:rFonts w:ascii="Cambria Math" w:eastAsia="SimSun" w:hAnsi="Cambria Math"/>
-                <w:i w:val="false"/>
-                <w:iCs w:val="false"/>
-              </w:rPr>
-              <w:t xml:space="preserve">|</w:t>
-            </w:r>
-            <w:r>
-              <w:rPr>
-                <w:rFonts w:ascii="Times New Roman" w:cs="Times New Roman" w:eastAsia="SimSun" w:hAnsi="Times New Roman"/>
-              </w:rPr>
-              <w:t xml:space="preserve">、</w:t>
-            </w:r>
-            <w:r>
-              <w:rPr>
-                <w:rFonts w:ascii="Cambria Math" w:eastAsia="SimSun" w:hAnsi="Cambria Math"/>
-                <w:i w:val="false"/>
-                <w:iCs w:val="false"/>
-              </w:rPr>
-              <w:t xml:space="preserve">⟨ </w:t>
-            </w:r>
-            <w:r>
-              <w:rPr>
-                <w:rFonts w:ascii="Cambria Math" w:eastAsia="SimSun" w:hAnsi="Cambria Math"/>
-                <w:i/>
-                <w:iCs/>
-              </w:rPr>
-              <w:t xml:space="preserve">k</w:t>
-            </w:r>
-            <w:r>
-              <w:rPr>
-                <w:rFonts w:ascii="Cambria Math" w:eastAsia="SimSun" w:hAnsi="Cambria Math"/>
-                <w:i w:val="false"/>
-                <w:iCs w:val="false"/>
-                <w:vertAlign w:val="subscript"/>
-              </w:rPr>
-              <w:t xml:space="preserve">in</w:t>
-            </w:r>
-            <w:r>
-              <w:rPr>
-                <w:rFonts w:ascii="Cambria Math" w:eastAsia="SimSun" w:hAnsi="Cambria Math"/>
-                <w:i w:val="false"/>
-                <w:iCs w:val="false"/>
-              </w:rPr>
-              <w:t xml:space="preserve">⟩ </w:t>
-            </w:r>
-            <w:r>
-              <w:rPr>
-                <w:rFonts w:ascii="Cambria Math" w:eastAsia="SimSun" w:hAnsi="Cambria Math"/>
-                <w:i/>
-                <w:iCs/>
-              </w:rPr>
-              <w:t xml:space="preserve">N</w:t>
-            </w:r>
-            <w:r>
-              <w:rPr>
-                <w:rFonts w:ascii="Cambria Math" w:eastAsia="SimSun" w:hAnsi="Cambria Math"/>
-                <w:i w:val="false"/>
-                <w:iCs w:val="false"/>
-              </w:rPr>
-              <w:t xml:space="preserve">=η| </w:t>
-            </w:r>
-            <w:r>
-              <w:rPr>
-                <w:rFonts w:ascii="Cambria Math" w:eastAsia="SimSun" w:hAnsi="Cambria Math"/>
-                <w:i/>
-                <w:iCs/>
-              </w:rPr>
-              <w:t xml:space="preserve">E</w:t>
-            </w:r>
-            <w:r>
-              <w:rPr>
-                <w:rFonts w:ascii="Cambria Math" w:eastAsia="SimSun" w:hAnsi="Cambria Math"/>
-                <w:i w:val="false"/>
-                <w:iCs w:val="false"/>
-              </w:rPr>
-              <w:t xml:space="preserve">|</w:t>
+              <w:t xml:space="preserve">τ=η</w:t>
             </w:r>
             <w:r>
               <w:rPr>
@@ -6173,7 +6411,7 @@
               <w:rPr>
                 <w:rFonts w:ascii="Times New Roman" w:cs="Times New Roman" w:eastAsia="SimSun" w:hAnsi="Times New Roman"/>
               </w:rPr>
-              <w:t xml:space="preserve"> 自动使两个平均度不等</w:t>
+              <w:t xml:space="preserve"> 只是序列不对称的一个充分标志</w:t>
             </w:r>
           </w:p>
         </w:tc>
@@ -6804,58 +7042,11 @@
       <w:r>
         <w:rPr>
           <w:rFonts w:ascii="Times New Roman" w:cs="Times New Roman" w:eastAsia="SimSun" w:hAnsi="Times New Roman"/>
+          <w:b/>
+          <w:bCs/>
           <w:color w:val="3A4A5A"/>
         </w:rPr>
-        <w:t xml:space="preserve">这个推论直接改写大纲 V.5 与 C4 的做法：</w:t>
-      </w:r>
-      <w:r>
-        <w:rPr>
-          <w:rFonts w:ascii="Times New Roman" w:cs="Times New Roman" w:eastAsia="SimSun" w:hAnsi="Times New Roman"/>
-          <w:b/>
-          <w:bCs/>
-          <w:color w:val="3A4A5A"/>
-        </w:rPr>
-        <w:t xml:space="preserve">在 </w:t>
-      </w:r>
-      <w:r>
-        <w:rPr>
-          <w:rFonts w:ascii="Cambria Math" w:eastAsia="SimSun" w:hAnsi="Cambria Math"/>
-          <w:b/>
-          <w:bCs/>
-          <w:i w:val="false"/>
-          <w:iCs w:val="false"/>
-          <w:color w:val="3A4A5A"/>
-        </w:rPr>
-        <w:t xml:space="preserve">τ=η</w:t>
-      </w:r>
-      <w:r>
-        <w:rPr>
-          <w:rFonts w:ascii="Times New Roman" w:cs="Times New Roman" w:eastAsia="SimSun" w:hAnsi="Times New Roman"/>
-          <w:b/>
-          <w:bCs/>
-          <w:color w:val="3A4A5A"/>
-        </w:rPr>
-        <w:t xml:space="preserve">、</w:t>
-      </w:r>
-      <w:r>
-        <w:rPr>
-          <w:rFonts w:ascii="Cambria Math" w:eastAsia="SimSun" w:hAnsi="Cambria Math"/>
-          <w:b/>
-          <w:bCs/>
-          <w:i/>
-          <w:iCs/>
-          <w:color w:val="3A4A5A"/>
-        </w:rPr>
-        <w:t xml:space="preserve">P</w:t>
-      </w:r>
-      <w:r>
-        <w:rPr>
-          <w:rFonts w:ascii="Times New Roman" w:cs="Times New Roman" w:eastAsia="SimSun" w:hAnsi="Times New Roman"/>
-          <w:b/>
-          <w:bCs/>
-          <w:color w:val="3A4A5A"/>
-        </w:rPr>
-        <w:t xml:space="preserve"> 关于对角线对称的设定下扫描 </w:t>
+        <w:t xml:space="preserve">另一条独立的约束（后经数值确认）：</w:t>
       </w:r>
       <w:r>
         <w:rPr>
@@ -6887,14 +7078,14 @@
           <w:bCs/>
           <w:color w:val="3A4A5A"/>
         </w:rPr>
-        <w:t xml:space="preserve">，系综平均的爆发规模必然对称</w:t>
+        <w:t xml:space="preserve"> 根本不能由保度重连调节。</w:t>
       </w:r>
       <w:r>
         <w:rPr>
           <w:rFonts w:ascii="Times New Roman" w:cs="Times New Roman" w:eastAsia="SimSun" w:hAnsi="Times New Roman"/>
           <w:color w:val="3A4A5A"/>
         </w:rPr>
-        <w:t xml:space="preserve">，观测到的任何差异只是有限尺寸涨落。破缺实验必须显式打开一个 </w:t>
+        <w:t xml:space="preserve"> 它是双度序列的函数，与超边如何连接无关，故保度双边交换下 </w:t>
       </w:r>
       <w:r>
         <w:rPr>
@@ -6903,46 +7094,50 @@
           <w:iCs/>
           <w:color w:val="3A4A5A"/>
         </w:rPr>
-        <w:t xml:space="preserve">R</w:t>
-      </w:r>
-      <w:r>
-        <w:rPr>
-          <w:rFonts w:ascii="Times New Roman" w:cs="Times New Roman" w:eastAsia="SimSun" w:hAnsi="Times New Roman"/>
+        <w:t xml:space="preserve">r</w:t>
+      </w:r>
+      <w:r>
+        <w:rPr>
+          <w:rFonts w:ascii="Cambria Math" w:eastAsia="SimSun" w:hAnsi="Cambria Math"/>
+          <w:i w:val="false"/>
+          <w:iCs w:val="false"/>
           <w:color w:val="3A4A5A"/>
-        </w:rPr>
-        <w:t xml:space="preserve">-奇量——最干净的做法是固定 </w:t>
-      </w:r>
-      <w:r>
-        <w:rPr>
-          <w:rFonts w:ascii="Cambria Math" w:eastAsia="SimSun" w:hAnsi="Cambria Math"/>
-          <w:i w:val="false"/>
-          <w:iCs w:val="false"/>
+          <w:vertAlign w:val="subscript"/>
+        </w:rPr>
+        <w:t xml:space="preserve">io</w:t>
+      </w:r>
+      <w:r>
+        <w:rPr>
+          <w:rFonts w:ascii="Times New Roman" w:cs="Times New Roman" w:eastAsia="SimSun" w:hAnsi="Times New Roman"/>
           <w:color w:val="3A4A5A"/>
         </w:rPr>
-        <w:t xml:space="preserve">τ=η</w:t>
-      </w:r>
-      <w:r>
-        <w:rPr>
-          <w:rFonts w:ascii="Times New Roman" w:cs="Times New Roman" w:eastAsia="SimSun" w:hAnsi="Times New Roman"/>
+        <w:t xml:space="preserve"> 的变化恰好为零。调 </w:t>
+      </w:r>
+      <w:r>
+        <w:rPr>
+          <w:rFonts w:ascii="Cambria Math" w:eastAsia="SimSun" w:hAnsi="Cambria Math"/>
+          <w:i/>
+          <w:iCs/>
           <w:color w:val="3A4A5A"/>
         </w:rPr>
-        <w:t xml:space="preserve"> 与 </w:t>
-      </w:r>
-      <w:r>
-        <w:rPr>
-          <w:rFonts w:ascii="Cambria Math" w:eastAsia="SimSun" w:hAnsi="Cambria Math"/>
-          <w:i/>
-          <w:iCs/>
+        <w:t xml:space="preserve">r</w:t>
+      </w:r>
+      <w:r>
+        <w:rPr>
+          <w:rFonts w:ascii="Cambria Math" w:eastAsia="SimSun" w:hAnsi="Cambria Math"/>
+          <w:i w:val="false"/>
+          <w:iCs w:val="false"/>
           <w:color w:val="3A4A5A"/>
-        </w:rPr>
-        <w:t xml:space="preserve">P</w:t>
+          <w:vertAlign w:val="subscript"/>
+        </w:rPr>
+        <w:t xml:space="preserve">io</w:t>
       </w:r>
       <w:r>
         <w:rPr>
           <w:rFonts w:ascii="Times New Roman" w:cs="Times New Roman" w:eastAsia="SimSun" w:hAnsi="Times New Roman"/>
           <w:color w:val="3A4A5A"/>
         </w:rPr>
-        <w:t xml:space="preserve"> 的对称性，只扫 </w:t>
+        <w:t xml:space="preserve"> 只能在构造双度序列的阶段进行（保两条边际、重配入/出度的节点配对），</w:t>
       </w:r>
       <w:r>
         <w:rPr>
@@ -6951,14 +7146,14 @@
           <w:iCs w:val="false"/>
           <w:color w:val="3A4A5A"/>
         </w:rPr>
-        <w:t xml:space="preserve">Δα</w:t>
+        <w:t xml:space="preserve">α</w:t>
       </w:r>
       <w:r>
         <w:rPr>
           <w:rFonts w:ascii="Times New Roman" w:cs="Times New Roman" w:eastAsia="SimSun" w:hAnsi="Times New Roman"/>
           <w:color w:val="3A4A5A"/>
         </w:rPr>
-        <w:t xml:space="preserve">，从而把破缺</w:t>
+        <w:t xml:space="preserve"> 才是重连的调节对象。这意味着大纲 V.3（标签置换）与 V.2/V.4（重连）是</w:t>
       </w:r>
       <w:r>
         <w:rPr>
@@ -6967,14 +7162,14 @@
           <w:bCs/>
           <w:color w:val="3A4A5A"/>
         </w:rPr>
-        <w:t xml:space="preserve">单独归因</w:t>
+        <w:t xml:space="preserve">两个不可互换的环节</w:t>
       </w:r>
       <w:r>
         <w:rPr>
           <w:rFonts w:ascii="Times New Roman" w:cs="Times New Roman" w:eastAsia="SimSun" w:hAnsi="Times New Roman"/>
           <w:color w:val="3A4A5A"/>
         </w:rPr>
-        <w:t xml:space="preserve">到 </w:t>
+        <w:t xml:space="preserve">，不能合并成"以 </w:t>
       </w:r>
       <w:r>
         <w:rPr>
@@ -6983,812 +7178,56 @@
           <w:iCs w:val="false"/>
           <w:color w:val="3A4A5A"/>
         </w:rPr>
-        <w:t xml:space="preserve">Δα</w:t>
-      </w:r>
-      <w:r>
-        <w:rPr>
-          <w:rFonts w:ascii="Times New Roman" w:cs="Times New Roman" w:eastAsia="SimSun" w:hAnsi="Times New Roman"/>
+        <w:t xml:space="preserve">(</w:t>
+      </w:r>
+      <w:r>
+        <w:rPr>
+          <w:rFonts w:ascii="Cambria Math" w:eastAsia="SimSun" w:hAnsi="Cambria Math"/>
+          <w:i/>
+          <w:iCs/>
           <w:color w:val="3A4A5A"/>
         </w:rPr>
-        <w:t xml:space="preserve">。这把大纲里"严格证明为拉伸目标"的部分变成了一个可证的必要条件加一个干净的数值设计。</w:t>
-      </w:r>
-    </w:p>
-    <w:p>
-      <w:pPr>
-        <w:pStyle w:val="Heading3"/>
-        <w:spacing w:after="160" w:before="300"/>
-      </w:pPr>
-      <w:r>
-        <w:rPr>
-          <w:rFonts w:ascii="Times New Roman" w:cs="Times New Roman" w:eastAsia="SimSun" w:hAnsi="Times New Roman"/>
-          <w:b/>
-          <w:bCs/>
-          <w:color w:val="1A1A1A"/>
-          <w:sz w:val="23"/>
-          <w:szCs w:val="23"/>
-        </w:rPr>
-        <w:t xml:space="preserve">性质 3（可调性）：为什么必须条件化</w:t>
-      </w:r>
-    </w:p>
-    <w:p>
-      <w:pPr>
-        <w:spacing w:after="120" w:before="120" w:line="320"/>
-        <w:jc w:val="both"/>
-      </w:pPr>
-      <w:r>
-        <w:rPr>
-          <w:rFonts w:ascii="Times New Roman" w:cs="Times New Roman" w:eastAsia="SimSun" w:hAnsi="Times New Roman"/>
-          <w:b/>
-          <w:bCs/>
-        </w:rPr>
-        <w:t xml:space="preserve">求和规则.</w:t>
-      </w:r>
-      <w:r>
-        <w:rPr>
-          <w:rFonts w:ascii="Times New Roman" w:cs="Times New Roman" w:eastAsia="SimSun" w:hAnsi="Times New Roman"/>
-        </w:rPr>
-        <w:t xml:space="preserve"> 对固定的 </w:t>
-      </w:r>
-      <w:r>
-        <w:rPr>
-          <w:rFonts w:ascii="Cambria Math" w:eastAsia="SimSun" w:hAnsi="Cambria Math"/>
-          <w:i/>
-          <w:iCs/>
-        </w:rPr>
-        <w:t xml:space="preserve">e</w:t>
-      </w:r>
-      <w:r>
-        <w:rPr>
-          <w:rFonts w:ascii="Times New Roman" w:cs="Times New Roman" w:eastAsia="SimSun" w:hAnsi="Times New Roman"/>
-        </w:rPr>
-        <w:t xml:space="preserve">，把 </w:t>
-      </w:r>
-      <w:r>
-        <w:rPr>
-          <w:rFonts w:ascii="Cambria Math" w:eastAsia="SimSun" w:hAnsi="Cambria Math"/>
-          <w:i/>
-          <w:iCs/>
-        </w:rPr>
-        <w:t xml:space="preserve">N</w:t>
-      </w:r>
-      <w:r>
-        <w:rPr>
-          <w:rFonts w:ascii="Cambria Math" w:eastAsia="SimSun" w:hAnsi="Cambria Math"/>
-          <w:i w:val="false"/>
-          <w:iCs w:val="false"/>
+        <w:t xml:space="preserve">r</w:t>
+      </w:r>
+      <w:r>
+        <w:rPr>
+          <w:rFonts w:ascii="Cambria Math" w:eastAsia="SimSun" w:hAnsi="Cambria Math"/>
+          <w:i w:val="false"/>
+          <w:iCs w:val="false"/>
+          <w:color w:val="3A4A5A"/>
           <w:vertAlign w:val="subscript"/>
         </w:rPr>
-        <w:t xml:space="preserve">ab</w:t>
-      </w:r>
-      <w:r>
-        <w:rPr>
-          <w:rFonts w:ascii="Cambria Math" w:eastAsia="SimSun" w:hAnsi="Cambria Math"/>
-          <w:i w:val="false"/>
-          <w:iCs w:val="false"/>
-        </w:rPr>
-        <w:t xml:space="preserve">(</w:t>
-      </w:r>
-      <w:r>
-        <w:rPr>
-          <w:rFonts w:ascii="Cambria Math" w:eastAsia="SimSun" w:hAnsi="Cambria Math"/>
-          <w:i/>
-          <w:iCs/>
-        </w:rPr>
-        <w:t xml:space="preserve">e</w:t>
-      </w:r>
-      <w:r>
-        <w:rPr>
-          <w:rFonts w:ascii="Cambria Math" w:eastAsia="SimSun" w:hAnsi="Cambria Math"/>
-          <w:i w:val="false"/>
-          <w:iCs w:val="false"/>
-        </w:rPr>
-        <w:t xml:space="preserve">,</w:t>
-      </w:r>
-      <w:r>
-        <w:rPr>
-          <w:rFonts w:ascii="Cambria Math" w:eastAsia="SimSun" w:hAnsi="Cambria Math"/>
-          <w:i/>
-          <w:iCs/>
-        </w:rPr>
-        <w:t xml:space="preserve">f</w:t>
-      </w:r>
-      <w:r>
-        <w:rPr>
-          <w:rFonts w:ascii="Cambria Math" w:eastAsia="SimSun" w:hAnsi="Cambria Math"/>
-          <w:i w:val="false"/>
-          <w:iCs w:val="false"/>
-        </w:rPr>
-        <w:t xml:space="preserve">)</w:t>
-      </w:r>
-      <w:r>
-        <w:rPr>
-          <w:rFonts w:ascii="Times New Roman" w:cs="Times New Roman" w:eastAsia="SimSun" w:hAnsi="Times New Roman"/>
-        </w:rPr>
-        <w:t xml:space="preserve"> 对所有 </w:t>
-      </w:r>
-      <w:r>
-        <w:rPr>
-          <w:rFonts w:ascii="Cambria Math" w:eastAsia="SimSun" w:hAnsi="Cambria Math"/>
-          <w:i/>
-          <w:iCs/>
-        </w:rPr>
-        <w:t xml:space="preserve">f</w:t>
-      </w:r>
-      <w:r>
-        <w:rPr>
-          <w:rFonts w:ascii="Cambria Math" w:eastAsia="SimSun" w:hAnsi="Cambria Math"/>
-          <w:i w:val="false"/>
-          <w:iCs w:val="false"/>
-        </w:rPr>
-        <w:t xml:space="preserve">≠ </w:t>
-      </w:r>
-      <w:r>
-        <w:rPr>
-          <w:rFonts w:ascii="Cambria Math" w:eastAsia="SimSun" w:hAnsi="Cambria Math"/>
-          <w:i/>
-          <w:iCs/>
-        </w:rPr>
-        <w:t xml:space="preserve">e</w:t>
-      </w:r>
-      <w:r>
-        <w:rPr>
-          <w:rFonts w:ascii="Times New Roman" w:cs="Times New Roman" w:eastAsia="SimSun" w:hAnsi="Times New Roman"/>
-        </w:rPr>
-        <w:t xml:space="preserve"> 求和，按共享节点计数得</w:t>
-      </w:r>
-    </w:p>
-    <w:p>
-      <w:pPr>
-        <w:spacing w:after="180" w:before="180" w:line="300"/>
-        <w:jc w:val="center"/>
-      </w:pPr>
-      <w:r>
-        <w:rPr>
-          <w:rFonts w:ascii="Cambria Math" w:eastAsia="SimSun" w:hAnsi="Cambria Math"/>
-          <w:i w:val="false"/>
-          <w:iCs w:val="false"/>
-          <w:sz w:val="21"/>
-          <w:szCs w:val="21"/>
-        </w:rPr>
-        <w:t xml:space="preserve">Σ</w:t>
-      </w:r>
-      <w:r>
-        <w:rPr>
-          <w:rFonts w:ascii="Cambria Math" w:eastAsia="SimSun" w:hAnsi="Cambria Math"/>
-          <w:i w:val="false"/>
-          <w:iCs w:val="false"/>
-          <w:sz w:val="21"/>
-          <w:szCs w:val="21"/>
-          <w:vertAlign w:val="subscript"/>
-        </w:rPr>
-        <w:t xml:space="preserve">f≠ e</w:t>
-      </w:r>
-      <w:r>
-        <w:rPr>
-          <w:rFonts w:ascii="Cambria Math" w:eastAsia="SimSun" w:hAnsi="Cambria Math"/>
-          <w:i/>
-          <w:iCs/>
-          <w:sz w:val="21"/>
-          <w:szCs w:val="21"/>
-        </w:rPr>
-        <w:t xml:space="preserve">N</w:t>
-      </w:r>
-      <w:r>
-        <w:rPr>
-          <w:rFonts w:ascii="Cambria Math" w:eastAsia="SimSun" w:hAnsi="Cambria Math"/>
-          <w:i w:val="false"/>
-          <w:iCs w:val="false"/>
-          <w:sz w:val="21"/>
-          <w:szCs w:val="21"/>
-          <w:vertAlign w:val="subscript"/>
-        </w:rPr>
-        <w:t xml:space="preserve">TT</w:t>
-      </w:r>
-      <w:r>
-        <w:rPr>
-          <w:rFonts w:ascii="Cambria Math" w:eastAsia="SimSun" w:hAnsi="Cambria Math"/>
-          <w:i w:val="false"/>
-          <w:iCs w:val="false"/>
-          <w:sz w:val="21"/>
-          <w:szCs w:val="21"/>
-        </w:rPr>
-        <w:t xml:space="preserve">(</w:t>
-      </w:r>
-      <w:r>
-        <w:rPr>
-          <w:rFonts w:ascii="Cambria Math" w:eastAsia="SimSun" w:hAnsi="Cambria Math"/>
-          <w:i/>
-          <w:iCs/>
-          <w:sz w:val="21"/>
-          <w:szCs w:val="21"/>
-        </w:rPr>
-        <w:t xml:space="preserve">e</w:t>
-      </w:r>
-      <w:r>
-        <w:rPr>
-          <w:rFonts w:ascii="Cambria Math" w:eastAsia="SimSun" w:hAnsi="Cambria Math"/>
-          <w:i w:val="false"/>
-          <w:iCs w:val="false"/>
-          <w:sz w:val="21"/>
-          <w:szCs w:val="21"/>
-        </w:rPr>
-        <w:t xml:space="preserve">,</w:t>
-      </w:r>
-      <w:r>
-        <w:rPr>
-          <w:rFonts w:ascii="Cambria Math" w:eastAsia="SimSun" w:hAnsi="Cambria Math"/>
-          <w:i/>
-          <w:iCs/>
-          <w:sz w:val="21"/>
-          <w:szCs w:val="21"/>
-        </w:rPr>
-        <w:t xml:space="preserve">f</w:t>
-      </w:r>
-      <w:r>
-        <w:rPr>
-          <w:rFonts w:ascii="Cambria Math" w:eastAsia="SimSun" w:hAnsi="Cambria Math"/>
-          <w:i w:val="false"/>
-          <w:iCs w:val="false"/>
-          <w:sz w:val="21"/>
-          <w:szCs w:val="21"/>
-        </w:rPr>
-        <w:t xml:space="preserve">)=Σ</w:t>
-      </w:r>
-      <w:r>
-        <w:rPr>
-          <w:rFonts w:ascii="Cambria Math" w:eastAsia="SimSun" w:hAnsi="Cambria Math"/>
-          <w:i w:val="false"/>
-          <w:iCs w:val="false"/>
-          <w:sz w:val="21"/>
-          <w:szCs w:val="21"/>
-          <w:vertAlign w:val="subscript"/>
-        </w:rPr>
-        <w:t xml:space="preserve">v∈ T(e)</w:t>
-      </w:r>
-      <w:r>
-        <w:rPr>
-          <w:rFonts w:ascii="Cambria Math" w:eastAsia="SimSun" w:hAnsi="Cambria Math"/>
-          <w:i w:val="false"/>
-          <w:iCs w:val="false"/>
-          <w:sz w:val="21"/>
-          <w:szCs w:val="21"/>
-        </w:rPr>
-        <w:t xml:space="preserve">(</w:t>
-      </w:r>
-      <w:r>
-        <w:rPr>
-          <w:rFonts w:ascii="Cambria Math" w:eastAsia="SimSun" w:hAnsi="Cambria Math"/>
-          <w:i/>
-          <w:iCs/>
-          <w:sz w:val="21"/>
-          <w:szCs w:val="21"/>
-        </w:rPr>
-        <w:t xml:space="preserve">k</w:t>
-      </w:r>
-      <w:r>
-        <w:rPr>
-          <w:rFonts w:ascii="Cambria Math" w:eastAsia="SimSun" w:hAnsi="Cambria Math"/>
-          <w:i w:val="false"/>
-          <w:iCs w:val="false"/>
-          <w:sz w:val="21"/>
-          <w:szCs w:val="21"/>
-          <w:vertAlign w:val="subscript"/>
-        </w:rPr>
-        <w:t xml:space="preserve">out</w:t>
-      </w:r>
-      <w:r>
-        <w:rPr>
-          <w:rFonts w:ascii="Cambria Math" w:eastAsia="SimSun" w:hAnsi="Cambria Math"/>
-          <w:i w:val="false"/>
-          <w:iCs w:val="false"/>
-          <w:sz w:val="21"/>
-          <w:szCs w:val="21"/>
-        </w:rPr>
-        <w:t xml:space="preserve">(</w:t>
-      </w:r>
-      <w:r>
-        <w:rPr>
-          <w:rFonts w:ascii="Cambria Math" w:eastAsia="SimSun" w:hAnsi="Cambria Math"/>
-          <w:i/>
-          <w:iCs/>
-          <w:sz w:val="21"/>
-          <w:szCs w:val="21"/>
-        </w:rPr>
-        <w:t xml:space="preserve">v</w:t>
-      </w:r>
-      <w:r>
-        <w:rPr>
-          <w:rFonts w:ascii="Cambria Math" w:eastAsia="SimSun" w:hAnsi="Cambria Math"/>
-          <w:i w:val="false"/>
-          <w:iCs w:val="false"/>
-          <w:sz w:val="21"/>
-          <w:szCs w:val="21"/>
-        </w:rPr>
-        <w:t xml:space="preserve">)-1),   Σ</w:t>
-      </w:r>
-      <w:r>
-        <w:rPr>
-          <w:rFonts w:ascii="Cambria Math" w:eastAsia="SimSun" w:hAnsi="Cambria Math"/>
-          <w:i w:val="false"/>
-          <w:iCs w:val="false"/>
-          <w:sz w:val="21"/>
-          <w:szCs w:val="21"/>
-          <w:vertAlign w:val="subscript"/>
-        </w:rPr>
-        <w:t xml:space="preserve">f≠ e</w:t>
-      </w:r>
-      <w:r>
-        <w:rPr>
-          <w:rFonts w:ascii="Cambria Math" w:eastAsia="SimSun" w:hAnsi="Cambria Math"/>
-          <w:i/>
-          <w:iCs/>
-          <w:sz w:val="21"/>
-          <w:szCs w:val="21"/>
-        </w:rPr>
-        <w:t xml:space="preserve">N</w:t>
-      </w:r>
-      <w:r>
-        <w:rPr>
-          <w:rFonts w:ascii="Cambria Math" w:eastAsia="SimSun" w:hAnsi="Cambria Math"/>
-          <w:i w:val="false"/>
-          <w:iCs w:val="false"/>
-          <w:sz w:val="21"/>
-          <w:szCs w:val="21"/>
-          <w:vertAlign w:val="subscript"/>
-        </w:rPr>
-        <w:t xml:space="preserve">HH</w:t>
-      </w:r>
-      <w:r>
-        <w:rPr>
-          <w:rFonts w:ascii="Cambria Math" w:eastAsia="SimSun" w:hAnsi="Cambria Math"/>
-          <w:i w:val="false"/>
-          <w:iCs w:val="false"/>
-          <w:sz w:val="21"/>
-          <w:szCs w:val="21"/>
-        </w:rPr>
-        <w:t xml:space="preserve">(</w:t>
-      </w:r>
-      <w:r>
-        <w:rPr>
-          <w:rFonts w:ascii="Cambria Math" w:eastAsia="SimSun" w:hAnsi="Cambria Math"/>
-          <w:i/>
-          <w:iCs/>
-          <w:sz w:val="21"/>
-          <w:szCs w:val="21"/>
-        </w:rPr>
-        <w:t xml:space="preserve">e</w:t>
-      </w:r>
-      <w:r>
-        <w:rPr>
-          <w:rFonts w:ascii="Cambria Math" w:eastAsia="SimSun" w:hAnsi="Cambria Math"/>
-          <w:i w:val="false"/>
-          <w:iCs w:val="false"/>
-          <w:sz w:val="21"/>
-          <w:szCs w:val="21"/>
-        </w:rPr>
-        <w:t xml:space="preserve">,</w:t>
-      </w:r>
-      <w:r>
-        <w:rPr>
-          <w:rFonts w:ascii="Cambria Math" w:eastAsia="SimSun" w:hAnsi="Cambria Math"/>
-          <w:i/>
-          <w:iCs/>
-          <w:sz w:val="21"/>
-          <w:szCs w:val="21"/>
-        </w:rPr>
-        <w:t xml:space="preserve">f</w:t>
-      </w:r>
-      <w:r>
-        <w:rPr>
-          <w:rFonts w:ascii="Cambria Math" w:eastAsia="SimSun" w:hAnsi="Cambria Math"/>
-          <w:i w:val="false"/>
-          <w:iCs w:val="false"/>
-          <w:sz w:val="21"/>
-          <w:szCs w:val="21"/>
-        </w:rPr>
-        <w:t xml:space="preserve">)=Σ</w:t>
-      </w:r>
-      <w:r>
-        <w:rPr>
-          <w:rFonts w:ascii="Cambria Math" w:eastAsia="SimSun" w:hAnsi="Cambria Math"/>
-          <w:i w:val="false"/>
-          <w:iCs w:val="false"/>
-          <w:sz w:val="21"/>
-          <w:szCs w:val="21"/>
-          <w:vertAlign w:val="subscript"/>
-        </w:rPr>
-        <w:t xml:space="preserve">v∈ H(e)</w:t>
-      </w:r>
-      <w:r>
-        <w:rPr>
-          <w:rFonts w:ascii="Cambria Math" w:eastAsia="SimSun" w:hAnsi="Cambria Math"/>
-          <w:i w:val="false"/>
-          <w:iCs w:val="false"/>
-          <w:sz w:val="21"/>
-          <w:szCs w:val="21"/>
-        </w:rPr>
-        <w:t xml:space="preserve">(</w:t>
-      </w:r>
-      <w:r>
-        <w:rPr>
-          <w:rFonts w:ascii="Cambria Math" w:eastAsia="SimSun" w:hAnsi="Cambria Math"/>
-          <w:i/>
-          <w:iCs/>
-          <w:sz w:val="21"/>
-          <w:szCs w:val="21"/>
-        </w:rPr>
-        <w:t xml:space="preserve">k</w:t>
-      </w:r>
-      <w:r>
-        <w:rPr>
-          <w:rFonts w:ascii="Cambria Math" w:eastAsia="SimSun" w:hAnsi="Cambria Math"/>
-          <w:i w:val="false"/>
-          <w:iCs w:val="false"/>
-          <w:sz w:val="21"/>
-          <w:szCs w:val="21"/>
-          <w:vertAlign w:val="subscript"/>
-        </w:rPr>
-        <w:t xml:space="preserve">in</w:t>
-      </w:r>
-      <w:r>
-        <w:rPr>
-          <w:rFonts w:ascii="Cambria Math" w:eastAsia="SimSun" w:hAnsi="Cambria Math"/>
-          <w:i w:val="false"/>
-          <w:iCs w:val="false"/>
-          <w:sz w:val="21"/>
-          <w:szCs w:val="21"/>
-        </w:rPr>
-        <w:t xml:space="preserve">(</w:t>
-      </w:r>
-      <w:r>
-        <w:rPr>
-          <w:rFonts w:ascii="Cambria Math" w:eastAsia="SimSun" w:hAnsi="Cambria Math"/>
-          <w:i/>
-          <w:iCs/>
-          <w:sz w:val="21"/>
-          <w:szCs w:val="21"/>
-        </w:rPr>
-        <w:t xml:space="preserve">v</w:t>
-      </w:r>
-      <w:r>
-        <w:rPr>
-          <w:rFonts w:ascii="Cambria Math" w:eastAsia="SimSun" w:hAnsi="Cambria Math"/>
-          <w:i w:val="false"/>
-          <w:iCs w:val="false"/>
-          <w:sz w:val="21"/>
-          <w:szCs w:val="21"/>
-        </w:rPr>
-        <w:t xml:space="preserve">)-1)</w:t>
-      </w:r>
-    </w:p>
-    <w:p>
-      <w:pPr>
-        <w:spacing w:after="180" w:before="180" w:line="300"/>
-        <w:jc w:val="center"/>
-      </w:pPr>
-      <w:r>
-        <w:rPr>
-          <w:rFonts w:ascii="Cambria Math" w:eastAsia="SimSun" w:hAnsi="Cambria Math"/>
-          <w:i w:val="false"/>
-          <w:iCs w:val="false"/>
-          <w:sz w:val="21"/>
-          <w:szCs w:val="21"/>
-        </w:rPr>
-        <w:t xml:space="preserve">Σ</w:t>
-      </w:r>
-      <w:r>
-        <w:rPr>
-          <w:rFonts w:ascii="Cambria Math" w:eastAsia="SimSun" w:hAnsi="Cambria Math"/>
-          <w:i w:val="false"/>
-          <w:iCs w:val="false"/>
-          <w:sz w:val="21"/>
-          <w:szCs w:val="21"/>
-          <w:vertAlign w:val="subscript"/>
-        </w:rPr>
-        <w:t xml:space="preserve">f≠ e</w:t>
-      </w:r>
-      <w:r>
-        <w:rPr>
-          <w:rFonts w:ascii="Cambria Math" w:eastAsia="SimSun" w:hAnsi="Cambria Math"/>
-          <w:i/>
-          <w:iCs/>
-          <w:sz w:val="21"/>
-          <w:szCs w:val="21"/>
-        </w:rPr>
-        <w:t xml:space="preserve">N</w:t>
-      </w:r>
-      <w:r>
-        <w:rPr>
-          <w:rFonts w:ascii="Cambria Math" w:eastAsia="SimSun" w:hAnsi="Cambria Math"/>
-          <w:i w:val="false"/>
-          <w:iCs w:val="false"/>
-          <w:sz w:val="21"/>
-          <w:szCs w:val="21"/>
-          <w:vertAlign w:val="subscript"/>
-        </w:rPr>
-        <w:t xml:space="preserve">HT</w:t>
-      </w:r>
-      <w:r>
-        <w:rPr>
-          <w:rFonts w:ascii="Cambria Math" w:eastAsia="SimSun" w:hAnsi="Cambria Math"/>
-          <w:i w:val="false"/>
-          <w:iCs w:val="false"/>
-          <w:sz w:val="21"/>
-          <w:szCs w:val="21"/>
-        </w:rPr>
-        <w:t xml:space="preserve">(</w:t>
-      </w:r>
-      <w:r>
-        <w:rPr>
-          <w:rFonts w:ascii="Cambria Math" w:eastAsia="SimSun" w:hAnsi="Cambria Math"/>
-          <w:i/>
-          <w:iCs/>
-          <w:sz w:val="21"/>
-          <w:szCs w:val="21"/>
-        </w:rPr>
-        <w:t xml:space="preserve">e</w:t>
-      </w:r>
-      <w:r>
-        <w:rPr>
-          <w:rFonts w:ascii="Cambria Math" w:eastAsia="SimSun" w:hAnsi="Cambria Math"/>
-          <w:i w:val="false"/>
-          <w:iCs w:val="false"/>
-          <w:sz w:val="21"/>
-          <w:szCs w:val="21"/>
-        </w:rPr>
-        <w:t xml:space="preserve">,</w:t>
-      </w:r>
-      <w:r>
-        <w:rPr>
-          <w:rFonts w:ascii="Cambria Math" w:eastAsia="SimSun" w:hAnsi="Cambria Math"/>
-          <w:i/>
-          <w:iCs/>
-          <w:sz w:val="21"/>
-          <w:szCs w:val="21"/>
-        </w:rPr>
-        <w:t xml:space="preserve">f</w:t>
-      </w:r>
-      <w:r>
-        <w:rPr>
-          <w:rFonts w:ascii="Cambria Math" w:eastAsia="SimSun" w:hAnsi="Cambria Math"/>
-          <w:i w:val="false"/>
-          <w:iCs w:val="false"/>
-          <w:sz w:val="21"/>
-          <w:szCs w:val="21"/>
-        </w:rPr>
-        <w:t xml:space="preserve">)=Σ</w:t>
-      </w:r>
-      <w:r>
-        <w:rPr>
-          <w:rFonts w:ascii="Cambria Math" w:eastAsia="SimSun" w:hAnsi="Cambria Math"/>
-          <w:i w:val="false"/>
-          <w:iCs w:val="false"/>
-          <w:sz w:val="21"/>
-          <w:szCs w:val="21"/>
-          <w:vertAlign w:val="subscript"/>
-        </w:rPr>
-        <w:t xml:space="preserve">v∈ H(e)</w:t>
-      </w:r>
-      <w:r>
-        <w:rPr>
-          <w:rFonts w:ascii="Cambria Math" w:eastAsia="SimSun" w:hAnsi="Cambria Math"/>
-          <w:i/>
-          <w:iCs/>
-          <w:sz w:val="21"/>
-          <w:szCs w:val="21"/>
-        </w:rPr>
-        <w:t xml:space="preserve">k</w:t>
-      </w:r>
-      <w:r>
-        <w:rPr>
-          <w:rFonts w:ascii="Cambria Math" w:eastAsia="SimSun" w:hAnsi="Cambria Math"/>
-          <w:i w:val="false"/>
-          <w:iCs w:val="false"/>
-          <w:sz w:val="21"/>
-          <w:szCs w:val="21"/>
-          <w:vertAlign w:val="subscript"/>
-        </w:rPr>
-        <w:t xml:space="preserve">out</w:t>
-      </w:r>
-      <w:r>
-        <w:rPr>
-          <w:rFonts w:ascii="Cambria Math" w:eastAsia="SimSun" w:hAnsi="Cambria Math"/>
-          <w:i w:val="false"/>
-          <w:iCs w:val="false"/>
-          <w:sz w:val="21"/>
-          <w:szCs w:val="21"/>
-        </w:rPr>
-        <w:t xml:space="preserve">(</w:t>
-      </w:r>
-      <w:r>
-        <w:rPr>
-          <w:rFonts w:ascii="Cambria Math" w:eastAsia="SimSun" w:hAnsi="Cambria Math"/>
-          <w:i/>
-          <w:iCs/>
-          <w:sz w:val="21"/>
-          <w:szCs w:val="21"/>
-        </w:rPr>
-        <w:t xml:space="preserve">v</w:t>
-      </w:r>
-      <w:r>
-        <w:rPr>
-          <w:rFonts w:ascii="Cambria Math" w:eastAsia="SimSun" w:hAnsi="Cambria Math"/>
-          <w:i w:val="false"/>
-          <w:iCs w:val="false"/>
-          <w:sz w:val="21"/>
-          <w:szCs w:val="21"/>
-        </w:rPr>
-        <w:t xml:space="preserve">),   Σ</w:t>
-      </w:r>
-      <w:r>
-        <w:rPr>
-          <w:rFonts w:ascii="Cambria Math" w:eastAsia="SimSun" w:hAnsi="Cambria Math"/>
-          <w:i w:val="false"/>
-          <w:iCs w:val="false"/>
-          <w:sz w:val="21"/>
-          <w:szCs w:val="21"/>
-          <w:vertAlign w:val="subscript"/>
-        </w:rPr>
-        <w:t xml:space="preserve">f≠ e</w:t>
-      </w:r>
-      <w:r>
-        <w:rPr>
-          <w:rFonts w:ascii="Cambria Math" w:eastAsia="SimSun" w:hAnsi="Cambria Math"/>
-          <w:i/>
-          <w:iCs/>
-          <w:sz w:val="21"/>
-          <w:szCs w:val="21"/>
-        </w:rPr>
-        <w:t xml:space="preserve">N</w:t>
-      </w:r>
-      <w:r>
-        <w:rPr>
-          <w:rFonts w:ascii="Cambria Math" w:eastAsia="SimSun" w:hAnsi="Cambria Math"/>
-          <w:i w:val="false"/>
-          <w:iCs w:val="false"/>
-          <w:sz w:val="21"/>
-          <w:szCs w:val="21"/>
-          <w:vertAlign w:val="subscript"/>
-        </w:rPr>
-        <w:t xml:space="preserve">TH</w:t>
-      </w:r>
-      <w:r>
-        <w:rPr>
-          <w:rFonts w:ascii="Cambria Math" w:eastAsia="SimSun" w:hAnsi="Cambria Math"/>
-          <w:i w:val="false"/>
-          <w:iCs w:val="false"/>
-          <w:sz w:val="21"/>
-          <w:szCs w:val="21"/>
-        </w:rPr>
-        <w:t xml:space="preserve">(</w:t>
-      </w:r>
-      <w:r>
-        <w:rPr>
-          <w:rFonts w:ascii="Cambria Math" w:eastAsia="SimSun" w:hAnsi="Cambria Math"/>
-          <w:i/>
-          <w:iCs/>
-          <w:sz w:val="21"/>
-          <w:szCs w:val="21"/>
-        </w:rPr>
-        <w:t xml:space="preserve">e</w:t>
-      </w:r>
-      <w:r>
-        <w:rPr>
-          <w:rFonts w:ascii="Cambria Math" w:eastAsia="SimSun" w:hAnsi="Cambria Math"/>
-          <w:i w:val="false"/>
-          <w:iCs w:val="false"/>
-          <w:sz w:val="21"/>
-          <w:szCs w:val="21"/>
-        </w:rPr>
-        <w:t xml:space="preserve">,</w:t>
-      </w:r>
-      <w:r>
-        <w:rPr>
-          <w:rFonts w:ascii="Cambria Math" w:eastAsia="SimSun" w:hAnsi="Cambria Math"/>
-          <w:i/>
-          <w:iCs/>
-          <w:sz w:val="21"/>
-          <w:szCs w:val="21"/>
-        </w:rPr>
-        <w:t xml:space="preserve">f</w:t>
-      </w:r>
-      <w:r>
-        <w:rPr>
-          <w:rFonts w:ascii="Cambria Math" w:eastAsia="SimSun" w:hAnsi="Cambria Math"/>
-          <w:i w:val="false"/>
-          <w:iCs w:val="false"/>
-          <w:sz w:val="21"/>
-          <w:szCs w:val="21"/>
-        </w:rPr>
-        <w:t xml:space="preserve">)=Σ</w:t>
-      </w:r>
-      <w:r>
-        <w:rPr>
-          <w:rFonts w:ascii="Cambria Math" w:eastAsia="SimSun" w:hAnsi="Cambria Math"/>
-          <w:i w:val="false"/>
-          <w:iCs w:val="false"/>
-          <w:sz w:val="21"/>
-          <w:szCs w:val="21"/>
-          <w:vertAlign w:val="subscript"/>
-        </w:rPr>
-        <w:t xml:space="preserve">v∈ T(e)</w:t>
-      </w:r>
-      <w:r>
-        <w:rPr>
-          <w:rFonts w:ascii="Cambria Math" w:eastAsia="SimSun" w:hAnsi="Cambria Math"/>
-          <w:i/>
-          <w:iCs/>
-          <w:sz w:val="21"/>
-          <w:szCs w:val="21"/>
-        </w:rPr>
-        <w:t xml:space="preserve">k</w:t>
-      </w:r>
-      <w:r>
-        <w:rPr>
-          <w:rFonts w:ascii="Cambria Math" w:eastAsia="SimSun" w:hAnsi="Cambria Math"/>
-          <w:i w:val="false"/>
-          <w:iCs w:val="false"/>
-          <w:sz w:val="21"/>
-          <w:szCs w:val="21"/>
-          <w:vertAlign w:val="subscript"/>
-        </w:rPr>
-        <w:t xml:space="preserve">in</w:t>
-      </w:r>
-      <w:r>
-        <w:rPr>
-          <w:rFonts w:ascii="Cambria Math" w:eastAsia="SimSun" w:hAnsi="Cambria Math"/>
-          <w:i w:val="false"/>
-          <w:iCs w:val="false"/>
-          <w:sz w:val="21"/>
-          <w:szCs w:val="21"/>
-        </w:rPr>
-        <w:t xml:space="preserve">(</w:t>
-      </w:r>
-      <w:r>
-        <w:rPr>
-          <w:rFonts w:ascii="Cambria Math" w:eastAsia="SimSun" w:hAnsi="Cambria Math"/>
-          <w:i/>
-          <w:iCs/>
-          <w:sz w:val="21"/>
-          <w:szCs w:val="21"/>
-        </w:rPr>
-        <w:t xml:space="preserve">v</w:t>
-      </w:r>
-      <w:r>
-        <w:rPr>
-          <w:rFonts w:ascii="Cambria Math" w:eastAsia="SimSun" w:hAnsi="Cambria Math"/>
-          <w:i w:val="false"/>
-          <w:iCs w:val="false"/>
-          <w:sz w:val="21"/>
-          <w:szCs w:val="21"/>
-        </w:rPr>
-        <w:t xml:space="preserve">)</w:t>
-      </w:r>
-    </w:p>
-    <w:p>
-      <w:pPr>
-        <w:spacing w:after="120" w:before="120" w:line="320"/>
-        <w:jc w:val="both"/>
-      </w:pPr>
-      <w:r>
-        <w:rPr>
-          <w:rFonts w:ascii="Times New Roman" w:cs="Times New Roman" w:eastAsia="SimSun" w:hAnsi="Times New Roman"/>
-        </w:rPr>
-        <w:t xml:space="preserve">右端</w:t>
-      </w:r>
-      <w:r>
-        <w:rPr>
-          <w:rFonts w:ascii="Times New Roman" w:cs="Times New Roman" w:eastAsia="SimSun" w:hAnsi="Times New Roman"/>
-          <w:b/>
-          <w:bCs/>
-        </w:rPr>
-        <w:t xml:space="preserve">只依赖度序列</w:t>
-      </w:r>
-      <w:r>
-        <w:rPr>
-          <w:rFonts w:ascii="Times New Roman" w:cs="Times New Roman" w:eastAsia="SimSun" w:hAnsi="Times New Roman"/>
-        </w:rPr>
-        <w:t xml:space="preserve">。所以：</w:t>
+        <w:t xml:space="preserve">io</w:t>
+      </w:r>
+      <w:r>
+        <w:rPr>
+          <w:rFonts w:ascii="Cambria Math" w:eastAsia="SimSun" w:hAnsi="Cambria Math"/>
+          <w:i w:val="false"/>
+          <w:iCs w:val="false"/>
+          <w:color w:val="3A4A5A"/>
+        </w:rPr>
+        <w:t xml:space="preserve">,α)</w:t>
+      </w:r>
+      <w:r>
+        <w:rPr>
+          <w:rFonts w:ascii="Times New Roman" w:cs="Times New Roman" w:eastAsia="SimSun" w:hAnsi="Times New Roman"/>
+          <w:color w:val="3A4A5A"/>
+        </w:rPr>
+        <w:t xml:space="preserve"> 为靶的定向重连"。见 </w:t>
+      </w:r>
+      <w:r>
+        <w:rPr>
+          <w:rFonts w:ascii="Consolas" w:eastAsia="SimSun" w:hAnsi="Consolas"/>
+          <w:color w:val="3A4A5A"/>
+        </w:rPr>
+        <w:t xml:space="preserve">tools/verify_section2_math.py</w:t>
+      </w:r>
+      <w:r>
+        <w:rPr>
+          <w:rFonts w:ascii="Times New Roman" w:cs="Times New Roman" w:eastAsia="SimSun" w:hAnsi="Times New Roman"/>
+          <w:color w:val="3A4A5A"/>
+        </w:rPr>
+        <w:t xml:space="preserve"> 第 7 项。</w:t>
       </w:r>
     </w:p>
     <w:p>
@@ -7802,11 +7241,210 @@
       <w:r>
         <w:rPr>
           <w:rFonts w:ascii="Times New Roman" w:cs="Times New Roman" w:eastAsia="SimSun" w:hAnsi="Times New Roman"/>
-          <w:b/>
-          <w:bCs/>
           <w:color w:val="3A4A5A"/>
         </w:rPr>
-        <w:t xml:space="preserve">在严格保度的约束下，四个通道的重叠总量是常数，不可调。</w:t>
+        <w:t xml:space="preserve">这个推论直接改写大纲 V.5 与 C4 的做法：</w:t>
+      </w:r>
+      <w:r>
+        <w:rPr>
+          <w:rFonts w:ascii="Times New Roman" w:cs="Times New Roman" w:eastAsia="SimSun" w:hAnsi="Times New Roman"/>
+          <w:b/>
+          <w:bCs/>
+          <w:color w:val="3A4A5A"/>
+        </w:rPr>
+        <w:t xml:space="preserve">在 </w:t>
+      </w:r>
+      <w:r>
+        <w:rPr>
+          <w:rFonts w:ascii="Cambria Math" w:eastAsia="SimSun" w:hAnsi="Cambria Math"/>
+          <w:b/>
+          <w:bCs/>
+          <w:i w:val="false"/>
+          <w:iCs w:val="false"/>
+          <w:color w:val="3A4A5A"/>
+        </w:rPr>
+        <w:t xml:space="preserve">τ=η</w:t>
+      </w:r>
+      <w:r>
+        <w:rPr>
+          <w:rFonts w:ascii="Times New Roman" w:cs="Times New Roman" w:eastAsia="SimSun" w:hAnsi="Times New Roman"/>
+          <w:b/>
+          <w:bCs/>
+          <w:color w:val="3A4A5A"/>
+        </w:rPr>
+        <w:t xml:space="preserve">、</w:t>
+      </w:r>
+      <w:r>
+        <w:rPr>
+          <w:rFonts w:ascii="Cambria Math" w:eastAsia="SimSun" w:hAnsi="Cambria Math"/>
+          <w:b/>
+          <w:bCs/>
+          <w:i/>
+          <w:iCs/>
+          <w:color w:val="3A4A5A"/>
+        </w:rPr>
+        <w:t xml:space="preserve">P</w:t>
+      </w:r>
+      <w:r>
+        <w:rPr>
+          <w:rFonts w:ascii="Times New Roman" w:cs="Times New Roman" w:eastAsia="SimSun" w:hAnsi="Times New Roman"/>
+          <w:b/>
+          <w:bCs/>
+          <w:color w:val="3A4A5A"/>
+        </w:rPr>
+        <w:t xml:space="preserve"> 关于对角线对称的设定下扫描 </w:t>
+      </w:r>
+      <w:r>
+        <w:rPr>
+          <w:rFonts w:ascii="Cambria Math" w:eastAsia="SimSun" w:hAnsi="Cambria Math"/>
+          <w:b/>
+          <w:bCs/>
+          <w:i/>
+          <w:iCs/>
+          <w:color w:val="3A4A5A"/>
+        </w:rPr>
+        <w:t xml:space="preserve">r</w:t>
+      </w:r>
+      <w:r>
+        <w:rPr>
+          <w:rFonts w:ascii="Cambria Math" w:eastAsia="SimSun" w:hAnsi="Cambria Math"/>
+          <w:b/>
+          <w:bCs/>
+          <w:i w:val="false"/>
+          <w:iCs w:val="false"/>
+          <w:color w:val="3A4A5A"/>
+          <w:vertAlign w:val="subscript"/>
+        </w:rPr>
+        <w:t xml:space="preserve">io</w:t>
+      </w:r>
+      <w:r>
+        <w:rPr>
+          <w:rFonts w:ascii="Times New Roman" w:cs="Times New Roman" w:eastAsia="SimSun" w:hAnsi="Times New Roman"/>
+          <w:b/>
+          <w:bCs/>
+          <w:color w:val="3A4A5A"/>
+        </w:rPr>
+        <w:t xml:space="preserve">，系综平均的爆发规模必然对称</w:t>
+      </w:r>
+      <w:r>
+        <w:rPr>
+          <w:rFonts w:ascii="Times New Roman" w:cs="Times New Roman" w:eastAsia="SimSun" w:hAnsi="Times New Roman"/>
+          <w:color w:val="3A4A5A"/>
+        </w:rPr>
+        <w:t xml:space="preserve">，观测到的任何差异只是有限尺寸涨落。破缺实验必须显式打开一个 </w:t>
+      </w:r>
+      <w:r>
+        <w:rPr>
+          <w:rFonts w:ascii="Cambria Math" w:eastAsia="SimSun" w:hAnsi="Cambria Math"/>
+          <w:i/>
+          <w:iCs/>
+          <w:color w:val="3A4A5A"/>
+        </w:rPr>
+        <w:t xml:space="preserve">R</w:t>
+      </w:r>
+      <w:r>
+        <w:rPr>
+          <w:rFonts w:ascii="Times New Roman" w:cs="Times New Roman" w:eastAsia="SimSun" w:hAnsi="Times New Roman"/>
+          <w:color w:val="3A4A5A"/>
+        </w:rPr>
+        <w:t xml:space="preserve">-奇量——最干净的做法是固定 </w:t>
+      </w:r>
+      <w:r>
+        <w:rPr>
+          <w:rFonts w:ascii="Cambria Math" w:eastAsia="SimSun" w:hAnsi="Cambria Math"/>
+          <w:i w:val="false"/>
+          <w:iCs w:val="false"/>
+          <w:color w:val="3A4A5A"/>
+        </w:rPr>
+        <w:t xml:space="preserve">τ=η</w:t>
+      </w:r>
+      <w:r>
+        <w:rPr>
+          <w:rFonts w:ascii="Times New Roman" w:cs="Times New Roman" w:eastAsia="SimSun" w:hAnsi="Times New Roman"/>
+          <w:color w:val="3A4A5A"/>
+        </w:rPr>
+        <w:t xml:space="preserve"> 与 </w:t>
+      </w:r>
+      <w:r>
+        <w:rPr>
+          <w:rFonts w:ascii="Cambria Math" w:eastAsia="SimSun" w:hAnsi="Cambria Math"/>
+          <w:i/>
+          <w:iCs/>
+          <w:color w:val="3A4A5A"/>
+        </w:rPr>
+        <w:t xml:space="preserve">P</w:t>
+      </w:r>
+      <w:r>
+        <w:rPr>
+          <w:rFonts w:ascii="Times New Roman" w:cs="Times New Roman" w:eastAsia="SimSun" w:hAnsi="Times New Roman"/>
+          <w:color w:val="3A4A5A"/>
+        </w:rPr>
+        <w:t xml:space="preserve"> 的对称性，只扫 </w:t>
+      </w:r>
+      <w:r>
+        <w:rPr>
+          <w:rFonts w:ascii="Cambria Math" w:eastAsia="SimSun" w:hAnsi="Cambria Math"/>
+          <w:i w:val="false"/>
+          <w:iCs w:val="false"/>
+          <w:color w:val="3A4A5A"/>
+        </w:rPr>
+        <w:t xml:space="preserve">Δα</w:t>
+      </w:r>
+      <w:r>
+        <w:rPr>
+          <w:rFonts w:ascii="Times New Roman" w:cs="Times New Roman" w:eastAsia="SimSun" w:hAnsi="Times New Roman"/>
+          <w:color w:val="3A4A5A"/>
+        </w:rPr>
+        <w:t xml:space="preserve">，从而把破缺</w:t>
+      </w:r>
+      <w:r>
+        <w:rPr>
+          <w:rFonts w:ascii="Times New Roman" w:cs="Times New Roman" w:eastAsia="SimSun" w:hAnsi="Times New Roman"/>
+          <w:b/>
+          <w:bCs/>
+          <w:color w:val="3A4A5A"/>
+        </w:rPr>
+        <w:t xml:space="preserve">单独归因</w:t>
+      </w:r>
+      <w:r>
+        <w:rPr>
+          <w:rFonts w:ascii="Times New Roman" w:cs="Times New Roman" w:eastAsia="SimSun" w:hAnsi="Times New Roman"/>
+          <w:color w:val="3A4A5A"/>
+        </w:rPr>
+        <w:t xml:space="preserve">到 </w:t>
+      </w:r>
+      <w:r>
+        <w:rPr>
+          <w:rFonts w:ascii="Cambria Math" w:eastAsia="SimSun" w:hAnsi="Cambria Math"/>
+          <w:i w:val="false"/>
+          <w:iCs w:val="false"/>
+          <w:color w:val="3A4A5A"/>
+        </w:rPr>
+        <w:t xml:space="preserve">Δα</w:t>
+      </w:r>
+      <w:r>
+        <w:rPr>
+          <w:rFonts w:ascii="Times New Roman" w:cs="Times New Roman" w:eastAsia="SimSun" w:hAnsi="Times New Roman"/>
+          <w:color w:val="3A4A5A"/>
+        </w:rPr>
+        <w:t xml:space="preserve">。这把大纲里"严格证明为拉伸目标"的部分变成了一个可证的必要条件加一个干净的数值设计。</w:t>
+      </w:r>
+    </w:p>
+    <w:p>
+      <w:pPr>
+        <w:pStyle w:val="Heading3"/>
+        <w:spacing w:after="160" w:before="300"/>
+      </w:pPr>
+      <w:r>
+        <w:rPr>
+          <w:rFonts w:ascii="Times New Roman" w:cs="Times New Roman" w:eastAsia="SimSun" w:hAnsi="Times New Roman"/>
+          <w:b/>
+          <w:bCs/>
+          <w:color w:val="1A1A1A"/>
+          <w:sz w:val="23"/>
+          <w:szCs w:val="23"/>
+        </w:rPr>
+        <w:t xml:space="preserve">性质 3（可调性）：为什么必须条件化</w:t>
       </w:r>
     </w:p>
     <w:p>
@@ -7817,24 +7455,38 @@
       <w:r>
         <w:rPr>
           <w:rFonts w:ascii="Times New Roman" w:cs="Times New Roman" w:eastAsia="SimSun" w:hAnsi="Times New Roman"/>
-        </w:rPr>
-        <w:t xml:space="preserve">这是一条硬约束，而大纲 V.4（"在保度前提下调节 α"）默认了 α 可调却从未验证。若把 α 定义为无条件均值 </w:t>
-      </w:r>
-      <w:r>
-        <w:rPr>
-          <w:rFonts w:ascii="Cambria Math" w:eastAsia="SimSun" w:hAnsi="Cambria Math"/>
-          <w:i w:val="false"/>
-          <w:iCs w:val="false"/>
-        </w:rPr>
-        <w:t xml:space="preserve">⟨ </w:t>
-      </w:r>
-      <w:r>
-        <w:rPr>
-          <w:rFonts w:ascii="Cambria Math" w:eastAsia="SimSun" w:hAnsi="Cambria Math"/>
-          <w:i/>
-          <w:iCs/>
-        </w:rPr>
-        <w:t xml:space="preserve">n</w:t>
+          <w:b/>
+          <w:bCs/>
+        </w:rPr>
+        <w:t xml:space="preserve">求和规则.</w:t>
+      </w:r>
+      <w:r>
+        <w:rPr>
+          <w:rFonts w:ascii="Times New Roman" w:cs="Times New Roman" w:eastAsia="SimSun" w:hAnsi="Times New Roman"/>
+        </w:rPr>
+        <w:t xml:space="preserve"> 对固定的 </w:t>
+      </w:r>
+      <w:r>
+        <w:rPr>
+          <w:rFonts w:ascii="Cambria Math" w:eastAsia="SimSun" w:hAnsi="Cambria Math"/>
+          <w:i/>
+          <w:iCs/>
+        </w:rPr>
+        <w:t xml:space="preserve">e</w:t>
+      </w:r>
+      <w:r>
+        <w:rPr>
+          <w:rFonts w:ascii="Times New Roman" w:cs="Times New Roman" w:eastAsia="SimSun" w:hAnsi="Times New Roman"/>
+        </w:rPr>
+        <w:t xml:space="preserve">，把 </w:t>
+      </w:r>
+      <w:r>
+        <w:rPr>
+          <w:rFonts w:ascii="Cambria Math" w:eastAsia="SimSun" w:hAnsi="Cambria Math"/>
+          <w:i/>
+          <w:iCs/>
+        </w:rPr>
+        <w:t xml:space="preserve">N</w:t>
       </w:r>
       <w:r>
         <w:rPr>
@@ -7851,27 +7503,739 @@
           <w:i w:val="false"/>
           <w:iCs w:val="false"/>
         </w:rPr>
-        <w:t xml:space="preserve">⟩</w:t>
-      </w:r>
-      <w:r>
-        <w:rPr>
-          <w:rFonts w:ascii="Times New Roman" w:cs="Times New Roman" w:eastAsia="SimSun" w:hAnsi="Times New Roman"/>
-        </w:rPr>
-        <w:t xml:space="preserve">，则它正比于上述固定总量除以超边对数，</w:t>
-      </w:r>
-      <w:r>
-        <w:rPr>
-          <w:rFonts w:ascii="Times New Roman" w:cs="Times New Roman" w:eastAsia="SimSun" w:hAnsi="Times New Roman"/>
-          <w:b/>
-          <w:bCs/>
-        </w:rPr>
-        <w:t xml:space="preserve">恒为常数，扫描无从谈起</w:t>
-      </w:r>
-      <w:r>
-        <w:rPr>
-          <w:rFonts w:ascii="Times New Roman" w:cs="Times New Roman" w:eastAsia="SimSun" w:hAnsi="Times New Roman"/>
-        </w:rPr>
-        <w:t xml:space="preserve">——工具 2 会在实现阶段撞上这堵墙。</w:t>
+        <w:t xml:space="preserve">(</w:t>
+      </w:r>
+      <w:r>
+        <w:rPr>
+          <w:rFonts w:ascii="Cambria Math" w:eastAsia="SimSun" w:hAnsi="Cambria Math"/>
+          <w:i/>
+          <w:iCs/>
+        </w:rPr>
+        <w:t xml:space="preserve">e</w:t>
+      </w:r>
+      <w:r>
+        <w:rPr>
+          <w:rFonts w:ascii="Cambria Math" w:eastAsia="SimSun" w:hAnsi="Cambria Math"/>
+          <w:i w:val="false"/>
+          <w:iCs w:val="false"/>
+        </w:rPr>
+        <w:t xml:space="preserve">,</w:t>
+      </w:r>
+      <w:r>
+        <w:rPr>
+          <w:rFonts w:ascii="Cambria Math" w:eastAsia="SimSun" w:hAnsi="Cambria Math"/>
+          <w:i/>
+          <w:iCs/>
+        </w:rPr>
+        <w:t xml:space="preserve">f</w:t>
+      </w:r>
+      <w:r>
+        <w:rPr>
+          <w:rFonts w:ascii="Cambria Math" w:eastAsia="SimSun" w:hAnsi="Cambria Math"/>
+          <w:i w:val="false"/>
+          <w:iCs w:val="false"/>
+        </w:rPr>
+        <w:t xml:space="preserve">)</w:t>
+      </w:r>
+      <w:r>
+        <w:rPr>
+          <w:rFonts w:ascii="Times New Roman" w:cs="Times New Roman" w:eastAsia="SimSun" w:hAnsi="Times New Roman"/>
+        </w:rPr>
+        <w:t xml:space="preserve"> 对所有 </w:t>
+      </w:r>
+      <w:r>
+        <w:rPr>
+          <w:rFonts w:ascii="Cambria Math" w:eastAsia="SimSun" w:hAnsi="Cambria Math"/>
+          <w:i/>
+          <w:iCs/>
+        </w:rPr>
+        <w:t xml:space="preserve">f</w:t>
+      </w:r>
+      <w:r>
+        <w:rPr>
+          <w:rFonts w:ascii="Cambria Math" w:eastAsia="SimSun" w:hAnsi="Cambria Math"/>
+          <w:i w:val="false"/>
+          <w:iCs w:val="false"/>
+        </w:rPr>
+        <w:t xml:space="preserve">≠ </w:t>
+      </w:r>
+      <w:r>
+        <w:rPr>
+          <w:rFonts w:ascii="Cambria Math" w:eastAsia="SimSun" w:hAnsi="Cambria Math"/>
+          <w:i/>
+          <w:iCs/>
+        </w:rPr>
+        <w:t xml:space="preserve">e</w:t>
+      </w:r>
+      <w:r>
+        <w:rPr>
+          <w:rFonts w:ascii="Times New Roman" w:cs="Times New Roman" w:eastAsia="SimSun" w:hAnsi="Times New Roman"/>
+        </w:rPr>
+        <w:t xml:space="preserve"> 求和，按共享节点计数得</w:t>
+      </w:r>
+    </w:p>
+    <w:p>
+      <w:pPr>
+        <w:tabs>
+          <w:tab w:val="center" w:pos="4680"/>
+          <w:tab w:val="right" w:pos="9360"/>
+        </w:tabs>
+        <w:spacing w:after="180" w:before="180" w:line="300"/>
+        <w:jc w:val="left"/>
+      </w:pPr>
+      <w:r>
+        <w:rPr>
+          <w:rFonts w:ascii="Cambria Math" w:eastAsia="SimSun" w:hAnsi="Cambria Math"/>
+        </w:rPr>
+        <w:t xml:space="preserve">	</w:t>
+      </w:r>
+      <w:r>
+        <w:rPr>
+          <w:rFonts w:ascii="Cambria Math" w:eastAsia="SimSun" w:hAnsi="Cambria Math"/>
+          <w:i w:val="false"/>
+          <w:iCs w:val="false"/>
+          <w:sz w:val="21"/>
+          <w:szCs w:val="21"/>
+        </w:rPr>
+        <w:t xml:space="preserve">Σ</w:t>
+      </w:r>
+      <w:r>
+        <w:rPr>
+          <w:rFonts w:ascii="Cambria Math" w:eastAsia="SimSun" w:hAnsi="Cambria Math"/>
+          <w:i w:val="false"/>
+          <w:iCs w:val="false"/>
+          <w:sz w:val="21"/>
+          <w:szCs w:val="21"/>
+          <w:vertAlign w:val="subscript"/>
+        </w:rPr>
+        <w:t xml:space="preserve">f≠ e</w:t>
+      </w:r>
+      <w:r>
+        <w:rPr>
+          <w:rFonts w:ascii="Cambria Math" w:eastAsia="SimSun" w:hAnsi="Cambria Math"/>
+          <w:i/>
+          <w:iCs/>
+          <w:sz w:val="21"/>
+          <w:szCs w:val="21"/>
+        </w:rPr>
+        <w:t xml:space="preserve">N</w:t>
+      </w:r>
+      <w:r>
+        <w:rPr>
+          <w:rFonts w:ascii="Cambria Math" w:eastAsia="SimSun" w:hAnsi="Cambria Math"/>
+          <w:i w:val="false"/>
+          <w:iCs w:val="false"/>
+          <w:sz w:val="21"/>
+          <w:szCs w:val="21"/>
+          <w:vertAlign w:val="subscript"/>
+        </w:rPr>
+        <w:t xml:space="preserve">TT</w:t>
+      </w:r>
+      <w:r>
+        <w:rPr>
+          <w:rFonts w:ascii="Cambria Math" w:eastAsia="SimSun" w:hAnsi="Cambria Math"/>
+          <w:i w:val="false"/>
+          <w:iCs w:val="false"/>
+          <w:sz w:val="21"/>
+          <w:szCs w:val="21"/>
+        </w:rPr>
+        <w:t xml:space="preserve">(</w:t>
+      </w:r>
+      <w:r>
+        <w:rPr>
+          <w:rFonts w:ascii="Cambria Math" w:eastAsia="SimSun" w:hAnsi="Cambria Math"/>
+          <w:i/>
+          <w:iCs/>
+          <w:sz w:val="21"/>
+          <w:szCs w:val="21"/>
+        </w:rPr>
+        <w:t xml:space="preserve">e</w:t>
+      </w:r>
+      <w:r>
+        <w:rPr>
+          <w:rFonts w:ascii="Cambria Math" w:eastAsia="SimSun" w:hAnsi="Cambria Math"/>
+          <w:i w:val="false"/>
+          <w:iCs w:val="false"/>
+          <w:sz w:val="21"/>
+          <w:szCs w:val="21"/>
+        </w:rPr>
+        <w:t xml:space="preserve">,</w:t>
+      </w:r>
+      <w:r>
+        <w:rPr>
+          <w:rFonts w:ascii="Cambria Math" w:eastAsia="SimSun" w:hAnsi="Cambria Math"/>
+          <w:i/>
+          <w:iCs/>
+          <w:sz w:val="21"/>
+          <w:szCs w:val="21"/>
+        </w:rPr>
+        <w:t xml:space="preserve">f</w:t>
+      </w:r>
+      <w:r>
+        <w:rPr>
+          <w:rFonts w:ascii="Cambria Math" w:eastAsia="SimSun" w:hAnsi="Cambria Math"/>
+          <w:i w:val="false"/>
+          <w:iCs w:val="false"/>
+          <w:sz w:val="21"/>
+          <w:szCs w:val="21"/>
+        </w:rPr>
+        <w:t xml:space="preserve">)=Σ</w:t>
+      </w:r>
+      <w:r>
+        <w:rPr>
+          <w:rFonts w:ascii="Cambria Math" w:eastAsia="SimSun" w:hAnsi="Cambria Math"/>
+          <w:i w:val="false"/>
+          <w:iCs w:val="false"/>
+          <w:sz w:val="21"/>
+          <w:szCs w:val="21"/>
+          <w:vertAlign w:val="subscript"/>
+        </w:rPr>
+        <w:t xml:space="preserve">v∈ T(e)</w:t>
+      </w:r>
+      <w:r>
+        <w:rPr>
+          <w:rFonts w:ascii="Cambria Math" w:eastAsia="SimSun" w:hAnsi="Cambria Math"/>
+          <w:i w:val="false"/>
+          <w:iCs w:val="false"/>
+          <w:sz w:val="21"/>
+          <w:szCs w:val="21"/>
+        </w:rPr>
+        <w:t xml:space="preserve">(</w:t>
+      </w:r>
+      <w:r>
+        <w:rPr>
+          <w:rFonts w:ascii="Cambria Math" w:eastAsia="SimSun" w:hAnsi="Cambria Math"/>
+          <w:i/>
+          <w:iCs/>
+          <w:sz w:val="21"/>
+          <w:szCs w:val="21"/>
+        </w:rPr>
+        <w:t xml:space="preserve">k</w:t>
+      </w:r>
+      <w:r>
+        <w:rPr>
+          <w:rFonts w:ascii="Cambria Math" w:eastAsia="SimSun" w:hAnsi="Cambria Math"/>
+          <w:i w:val="false"/>
+          <w:iCs w:val="false"/>
+          <w:sz w:val="21"/>
+          <w:szCs w:val="21"/>
+          <w:vertAlign w:val="subscript"/>
+        </w:rPr>
+        <w:t xml:space="preserve">out</w:t>
+      </w:r>
+      <w:r>
+        <w:rPr>
+          <w:rFonts w:ascii="Cambria Math" w:eastAsia="SimSun" w:hAnsi="Cambria Math"/>
+          <w:i w:val="false"/>
+          <w:iCs w:val="false"/>
+          <w:sz w:val="21"/>
+          <w:szCs w:val="21"/>
+        </w:rPr>
+        <w:t xml:space="preserve">(</w:t>
+      </w:r>
+      <w:r>
+        <w:rPr>
+          <w:rFonts w:ascii="Cambria Math" w:eastAsia="SimSun" w:hAnsi="Cambria Math"/>
+          <w:i/>
+          <w:iCs/>
+          <w:sz w:val="21"/>
+          <w:szCs w:val="21"/>
+        </w:rPr>
+        <w:t xml:space="preserve">v</w:t>
+      </w:r>
+      <w:r>
+        <w:rPr>
+          <w:rFonts w:ascii="Cambria Math" w:eastAsia="SimSun" w:hAnsi="Cambria Math"/>
+          <w:i w:val="false"/>
+          <w:iCs w:val="false"/>
+          <w:sz w:val="21"/>
+          <w:szCs w:val="21"/>
+        </w:rPr>
+        <w:t xml:space="preserve">)-1),   Σ</w:t>
+      </w:r>
+      <w:r>
+        <w:rPr>
+          <w:rFonts w:ascii="Cambria Math" w:eastAsia="SimSun" w:hAnsi="Cambria Math"/>
+          <w:i w:val="false"/>
+          <w:iCs w:val="false"/>
+          <w:sz w:val="21"/>
+          <w:szCs w:val="21"/>
+          <w:vertAlign w:val="subscript"/>
+        </w:rPr>
+        <w:t xml:space="preserve">f≠ e</w:t>
+      </w:r>
+      <w:r>
+        <w:rPr>
+          <w:rFonts w:ascii="Cambria Math" w:eastAsia="SimSun" w:hAnsi="Cambria Math"/>
+          <w:i/>
+          <w:iCs/>
+          <w:sz w:val="21"/>
+          <w:szCs w:val="21"/>
+        </w:rPr>
+        <w:t xml:space="preserve">N</w:t>
+      </w:r>
+      <w:r>
+        <w:rPr>
+          <w:rFonts w:ascii="Cambria Math" w:eastAsia="SimSun" w:hAnsi="Cambria Math"/>
+          <w:i w:val="false"/>
+          <w:iCs w:val="false"/>
+          <w:sz w:val="21"/>
+          <w:szCs w:val="21"/>
+          <w:vertAlign w:val="subscript"/>
+        </w:rPr>
+        <w:t xml:space="preserve">HH</w:t>
+      </w:r>
+      <w:r>
+        <w:rPr>
+          <w:rFonts w:ascii="Cambria Math" w:eastAsia="SimSun" w:hAnsi="Cambria Math"/>
+          <w:i w:val="false"/>
+          <w:iCs w:val="false"/>
+          <w:sz w:val="21"/>
+          <w:szCs w:val="21"/>
+        </w:rPr>
+        <w:t xml:space="preserve">(</w:t>
+      </w:r>
+      <w:r>
+        <w:rPr>
+          <w:rFonts w:ascii="Cambria Math" w:eastAsia="SimSun" w:hAnsi="Cambria Math"/>
+          <w:i/>
+          <w:iCs/>
+          <w:sz w:val="21"/>
+          <w:szCs w:val="21"/>
+        </w:rPr>
+        <w:t xml:space="preserve">e</w:t>
+      </w:r>
+      <w:r>
+        <w:rPr>
+          <w:rFonts w:ascii="Cambria Math" w:eastAsia="SimSun" w:hAnsi="Cambria Math"/>
+          <w:i w:val="false"/>
+          <w:iCs w:val="false"/>
+          <w:sz w:val="21"/>
+          <w:szCs w:val="21"/>
+        </w:rPr>
+        <w:t xml:space="preserve">,</w:t>
+      </w:r>
+      <w:r>
+        <w:rPr>
+          <w:rFonts w:ascii="Cambria Math" w:eastAsia="SimSun" w:hAnsi="Cambria Math"/>
+          <w:i/>
+          <w:iCs/>
+          <w:sz w:val="21"/>
+          <w:szCs w:val="21"/>
+        </w:rPr>
+        <w:t xml:space="preserve">f</w:t>
+      </w:r>
+      <w:r>
+        <w:rPr>
+          <w:rFonts w:ascii="Cambria Math" w:eastAsia="SimSun" w:hAnsi="Cambria Math"/>
+          <w:i w:val="false"/>
+          <w:iCs w:val="false"/>
+          <w:sz w:val="21"/>
+          <w:szCs w:val="21"/>
+        </w:rPr>
+        <w:t xml:space="preserve">)=Σ</w:t>
+      </w:r>
+      <w:r>
+        <w:rPr>
+          <w:rFonts w:ascii="Cambria Math" w:eastAsia="SimSun" w:hAnsi="Cambria Math"/>
+          <w:i w:val="false"/>
+          <w:iCs w:val="false"/>
+          <w:sz w:val="21"/>
+          <w:szCs w:val="21"/>
+          <w:vertAlign w:val="subscript"/>
+        </w:rPr>
+        <w:t xml:space="preserve">v∈ H(e)</w:t>
+      </w:r>
+      <w:r>
+        <w:rPr>
+          <w:rFonts w:ascii="Cambria Math" w:eastAsia="SimSun" w:hAnsi="Cambria Math"/>
+          <w:i w:val="false"/>
+          <w:iCs w:val="false"/>
+          <w:sz w:val="21"/>
+          <w:szCs w:val="21"/>
+        </w:rPr>
+        <w:t xml:space="preserve">(</w:t>
+      </w:r>
+      <w:r>
+        <w:rPr>
+          <w:rFonts w:ascii="Cambria Math" w:eastAsia="SimSun" w:hAnsi="Cambria Math"/>
+          <w:i/>
+          <w:iCs/>
+          <w:sz w:val="21"/>
+          <w:szCs w:val="21"/>
+        </w:rPr>
+        <w:t xml:space="preserve">k</w:t>
+      </w:r>
+      <w:r>
+        <w:rPr>
+          <w:rFonts w:ascii="Cambria Math" w:eastAsia="SimSun" w:hAnsi="Cambria Math"/>
+          <w:i w:val="false"/>
+          <w:iCs w:val="false"/>
+          <w:sz w:val="21"/>
+          <w:szCs w:val="21"/>
+          <w:vertAlign w:val="subscript"/>
+        </w:rPr>
+        <w:t xml:space="preserve">in</w:t>
+      </w:r>
+      <w:r>
+        <w:rPr>
+          <w:rFonts w:ascii="Cambria Math" w:eastAsia="SimSun" w:hAnsi="Cambria Math"/>
+          <w:i w:val="false"/>
+          <w:iCs w:val="false"/>
+          <w:sz w:val="21"/>
+          <w:szCs w:val="21"/>
+        </w:rPr>
+        <w:t xml:space="preserve">(</w:t>
+      </w:r>
+      <w:r>
+        <w:rPr>
+          <w:rFonts w:ascii="Cambria Math" w:eastAsia="SimSun" w:hAnsi="Cambria Math"/>
+          <w:i/>
+          <w:iCs/>
+          <w:sz w:val="21"/>
+          <w:szCs w:val="21"/>
+        </w:rPr>
+        <w:t xml:space="preserve">v</w:t>
+      </w:r>
+      <w:r>
+        <w:rPr>
+          <w:rFonts w:ascii="Cambria Math" w:eastAsia="SimSun" w:hAnsi="Cambria Math"/>
+          <w:i w:val="false"/>
+          <w:iCs w:val="false"/>
+          <w:sz w:val="21"/>
+          <w:szCs w:val="21"/>
+        </w:rPr>
+        <w:t xml:space="preserve">)-1)</w:t>
+      </w:r>
+      <w:r>
+        <w:rPr>
+          <w:rFonts w:ascii="Cambria Math" w:eastAsia="SimSun" w:hAnsi="Cambria Math"/>
+          <w:sz w:val="21"/>
+          <w:szCs w:val="21"/>
+        </w:rPr>
+        <w:t xml:space="preserve">	(11)</w:t>
+      </w:r>
+    </w:p>
+    <w:p>
+      <w:pPr>
+        <w:tabs>
+          <w:tab w:val="center" w:pos="4680"/>
+          <w:tab w:val="right" w:pos="9360"/>
+        </w:tabs>
+        <w:spacing w:after="180" w:before="180" w:line="300"/>
+        <w:jc w:val="left"/>
+      </w:pPr>
+      <w:r>
+        <w:rPr>
+          <w:rFonts w:ascii="Cambria Math" w:eastAsia="SimSun" w:hAnsi="Cambria Math"/>
+        </w:rPr>
+        <w:t xml:space="preserve">	</w:t>
+      </w:r>
+      <w:r>
+        <w:rPr>
+          <w:rFonts w:ascii="Cambria Math" w:eastAsia="SimSun" w:hAnsi="Cambria Math"/>
+          <w:i w:val="false"/>
+          <w:iCs w:val="false"/>
+          <w:sz w:val="21"/>
+          <w:szCs w:val="21"/>
+        </w:rPr>
+        <w:t xml:space="preserve">Σ</w:t>
+      </w:r>
+      <w:r>
+        <w:rPr>
+          <w:rFonts w:ascii="Cambria Math" w:eastAsia="SimSun" w:hAnsi="Cambria Math"/>
+          <w:i w:val="false"/>
+          <w:iCs w:val="false"/>
+          <w:sz w:val="21"/>
+          <w:szCs w:val="21"/>
+          <w:vertAlign w:val="subscript"/>
+        </w:rPr>
+        <w:t xml:space="preserve">f≠ e</w:t>
+      </w:r>
+      <w:r>
+        <w:rPr>
+          <w:rFonts w:ascii="Cambria Math" w:eastAsia="SimSun" w:hAnsi="Cambria Math"/>
+          <w:i/>
+          <w:iCs/>
+          <w:sz w:val="21"/>
+          <w:szCs w:val="21"/>
+        </w:rPr>
+        <w:t xml:space="preserve">N</w:t>
+      </w:r>
+      <w:r>
+        <w:rPr>
+          <w:rFonts w:ascii="Cambria Math" w:eastAsia="SimSun" w:hAnsi="Cambria Math"/>
+          <w:i w:val="false"/>
+          <w:iCs w:val="false"/>
+          <w:sz w:val="21"/>
+          <w:szCs w:val="21"/>
+          <w:vertAlign w:val="subscript"/>
+        </w:rPr>
+        <w:t xml:space="preserve">HT</w:t>
+      </w:r>
+      <w:r>
+        <w:rPr>
+          <w:rFonts w:ascii="Cambria Math" w:eastAsia="SimSun" w:hAnsi="Cambria Math"/>
+          <w:i w:val="false"/>
+          <w:iCs w:val="false"/>
+          <w:sz w:val="21"/>
+          <w:szCs w:val="21"/>
+        </w:rPr>
+        <w:t xml:space="preserve">(</w:t>
+      </w:r>
+      <w:r>
+        <w:rPr>
+          <w:rFonts w:ascii="Cambria Math" w:eastAsia="SimSun" w:hAnsi="Cambria Math"/>
+          <w:i/>
+          <w:iCs/>
+          <w:sz w:val="21"/>
+          <w:szCs w:val="21"/>
+        </w:rPr>
+        <w:t xml:space="preserve">e</w:t>
+      </w:r>
+      <w:r>
+        <w:rPr>
+          <w:rFonts w:ascii="Cambria Math" w:eastAsia="SimSun" w:hAnsi="Cambria Math"/>
+          <w:i w:val="false"/>
+          <w:iCs w:val="false"/>
+          <w:sz w:val="21"/>
+          <w:szCs w:val="21"/>
+        </w:rPr>
+        <w:t xml:space="preserve">,</w:t>
+      </w:r>
+      <w:r>
+        <w:rPr>
+          <w:rFonts w:ascii="Cambria Math" w:eastAsia="SimSun" w:hAnsi="Cambria Math"/>
+          <w:i/>
+          <w:iCs/>
+          <w:sz w:val="21"/>
+          <w:szCs w:val="21"/>
+        </w:rPr>
+        <w:t xml:space="preserve">f</w:t>
+      </w:r>
+      <w:r>
+        <w:rPr>
+          <w:rFonts w:ascii="Cambria Math" w:eastAsia="SimSun" w:hAnsi="Cambria Math"/>
+          <w:i w:val="false"/>
+          <w:iCs w:val="false"/>
+          <w:sz w:val="21"/>
+          <w:szCs w:val="21"/>
+        </w:rPr>
+        <w:t xml:space="preserve">)=Σ</w:t>
+      </w:r>
+      <w:r>
+        <w:rPr>
+          <w:rFonts w:ascii="Cambria Math" w:eastAsia="SimSun" w:hAnsi="Cambria Math"/>
+          <w:i w:val="false"/>
+          <w:iCs w:val="false"/>
+          <w:sz w:val="21"/>
+          <w:szCs w:val="21"/>
+          <w:vertAlign w:val="subscript"/>
+        </w:rPr>
+        <w:t xml:space="preserve">v∈ H(e)</w:t>
+      </w:r>
+      <w:r>
+        <w:rPr>
+          <w:rFonts w:ascii="Cambria Math" w:eastAsia="SimSun" w:hAnsi="Cambria Math"/>
+          <w:i/>
+          <w:iCs/>
+          <w:sz w:val="21"/>
+          <w:szCs w:val="21"/>
+        </w:rPr>
+        <w:t xml:space="preserve">k</w:t>
+      </w:r>
+      <w:r>
+        <w:rPr>
+          <w:rFonts w:ascii="Cambria Math" w:eastAsia="SimSun" w:hAnsi="Cambria Math"/>
+          <w:i w:val="false"/>
+          <w:iCs w:val="false"/>
+          <w:sz w:val="21"/>
+          <w:szCs w:val="21"/>
+          <w:vertAlign w:val="subscript"/>
+        </w:rPr>
+        <w:t xml:space="preserve">out</w:t>
+      </w:r>
+      <w:r>
+        <w:rPr>
+          <w:rFonts w:ascii="Cambria Math" w:eastAsia="SimSun" w:hAnsi="Cambria Math"/>
+          <w:i w:val="false"/>
+          <w:iCs w:val="false"/>
+          <w:sz w:val="21"/>
+          <w:szCs w:val="21"/>
+        </w:rPr>
+        <w:t xml:space="preserve">(</w:t>
+      </w:r>
+      <w:r>
+        <w:rPr>
+          <w:rFonts w:ascii="Cambria Math" w:eastAsia="SimSun" w:hAnsi="Cambria Math"/>
+          <w:i/>
+          <w:iCs/>
+          <w:sz w:val="21"/>
+          <w:szCs w:val="21"/>
+        </w:rPr>
+        <w:t xml:space="preserve">v</w:t>
+      </w:r>
+      <w:r>
+        <w:rPr>
+          <w:rFonts w:ascii="Cambria Math" w:eastAsia="SimSun" w:hAnsi="Cambria Math"/>
+          <w:i w:val="false"/>
+          <w:iCs w:val="false"/>
+          <w:sz w:val="21"/>
+          <w:szCs w:val="21"/>
+        </w:rPr>
+        <w:t xml:space="preserve">),   Σ</w:t>
+      </w:r>
+      <w:r>
+        <w:rPr>
+          <w:rFonts w:ascii="Cambria Math" w:eastAsia="SimSun" w:hAnsi="Cambria Math"/>
+          <w:i w:val="false"/>
+          <w:iCs w:val="false"/>
+          <w:sz w:val="21"/>
+          <w:szCs w:val="21"/>
+          <w:vertAlign w:val="subscript"/>
+        </w:rPr>
+        <w:t xml:space="preserve">f≠ e</w:t>
+      </w:r>
+      <w:r>
+        <w:rPr>
+          <w:rFonts w:ascii="Cambria Math" w:eastAsia="SimSun" w:hAnsi="Cambria Math"/>
+          <w:i/>
+          <w:iCs/>
+          <w:sz w:val="21"/>
+          <w:szCs w:val="21"/>
+        </w:rPr>
+        <w:t xml:space="preserve">N</w:t>
+      </w:r>
+      <w:r>
+        <w:rPr>
+          <w:rFonts w:ascii="Cambria Math" w:eastAsia="SimSun" w:hAnsi="Cambria Math"/>
+          <w:i w:val="false"/>
+          <w:iCs w:val="false"/>
+          <w:sz w:val="21"/>
+          <w:szCs w:val="21"/>
+          <w:vertAlign w:val="subscript"/>
+        </w:rPr>
+        <w:t xml:space="preserve">TH</w:t>
+      </w:r>
+      <w:r>
+        <w:rPr>
+          <w:rFonts w:ascii="Cambria Math" w:eastAsia="SimSun" w:hAnsi="Cambria Math"/>
+          <w:i w:val="false"/>
+          <w:iCs w:val="false"/>
+          <w:sz w:val="21"/>
+          <w:szCs w:val="21"/>
+        </w:rPr>
+        <w:t xml:space="preserve">(</w:t>
+      </w:r>
+      <w:r>
+        <w:rPr>
+          <w:rFonts w:ascii="Cambria Math" w:eastAsia="SimSun" w:hAnsi="Cambria Math"/>
+          <w:i/>
+          <w:iCs/>
+          <w:sz w:val="21"/>
+          <w:szCs w:val="21"/>
+        </w:rPr>
+        <w:t xml:space="preserve">e</w:t>
+      </w:r>
+      <w:r>
+        <w:rPr>
+          <w:rFonts w:ascii="Cambria Math" w:eastAsia="SimSun" w:hAnsi="Cambria Math"/>
+          <w:i w:val="false"/>
+          <w:iCs w:val="false"/>
+          <w:sz w:val="21"/>
+          <w:szCs w:val="21"/>
+        </w:rPr>
+        <w:t xml:space="preserve">,</w:t>
+      </w:r>
+      <w:r>
+        <w:rPr>
+          <w:rFonts w:ascii="Cambria Math" w:eastAsia="SimSun" w:hAnsi="Cambria Math"/>
+          <w:i/>
+          <w:iCs/>
+          <w:sz w:val="21"/>
+          <w:szCs w:val="21"/>
+        </w:rPr>
+        <w:t xml:space="preserve">f</w:t>
+      </w:r>
+      <w:r>
+        <w:rPr>
+          <w:rFonts w:ascii="Cambria Math" w:eastAsia="SimSun" w:hAnsi="Cambria Math"/>
+          <w:i w:val="false"/>
+          <w:iCs w:val="false"/>
+          <w:sz w:val="21"/>
+          <w:szCs w:val="21"/>
+        </w:rPr>
+        <w:t xml:space="preserve">)=Σ</w:t>
+      </w:r>
+      <w:r>
+        <w:rPr>
+          <w:rFonts w:ascii="Cambria Math" w:eastAsia="SimSun" w:hAnsi="Cambria Math"/>
+          <w:i w:val="false"/>
+          <w:iCs w:val="false"/>
+          <w:sz w:val="21"/>
+          <w:szCs w:val="21"/>
+          <w:vertAlign w:val="subscript"/>
+        </w:rPr>
+        <w:t xml:space="preserve">v∈ T(e)</w:t>
+      </w:r>
+      <w:r>
+        <w:rPr>
+          <w:rFonts w:ascii="Cambria Math" w:eastAsia="SimSun" w:hAnsi="Cambria Math"/>
+          <w:i/>
+          <w:iCs/>
+          <w:sz w:val="21"/>
+          <w:szCs w:val="21"/>
+        </w:rPr>
+        <w:t xml:space="preserve">k</w:t>
+      </w:r>
+      <w:r>
+        <w:rPr>
+          <w:rFonts w:ascii="Cambria Math" w:eastAsia="SimSun" w:hAnsi="Cambria Math"/>
+          <w:i w:val="false"/>
+          <w:iCs w:val="false"/>
+          <w:sz w:val="21"/>
+          <w:szCs w:val="21"/>
+          <w:vertAlign w:val="subscript"/>
+        </w:rPr>
+        <w:t xml:space="preserve">in</w:t>
+      </w:r>
+      <w:r>
+        <w:rPr>
+          <w:rFonts w:ascii="Cambria Math" w:eastAsia="SimSun" w:hAnsi="Cambria Math"/>
+          <w:i w:val="false"/>
+          <w:iCs w:val="false"/>
+          <w:sz w:val="21"/>
+          <w:szCs w:val="21"/>
+        </w:rPr>
+        <w:t xml:space="preserve">(</w:t>
+      </w:r>
+      <w:r>
+        <w:rPr>
+          <w:rFonts w:ascii="Cambria Math" w:eastAsia="SimSun" w:hAnsi="Cambria Math"/>
+          <w:i/>
+          <w:iCs/>
+          <w:sz w:val="21"/>
+          <w:szCs w:val="21"/>
+        </w:rPr>
+        <w:t xml:space="preserve">v</w:t>
+      </w:r>
+      <w:r>
+        <w:rPr>
+          <w:rFonts w:ascii="Cambria Math" w:eastAsia="SimSun" w:hAnsi="Cambria Math"/>
+          <w:i w:val="false"/>
+          <w:iCs w:val="false"/>
+          <w:sz w:val="21"/>
+          <w:szCs w:val="21"/>
+        </w:rPr>
+        <w:t xml:space="preserve">)</w:t>
+      </w:r>
+      <w:r>
+        <w:rPr>
+          <w:rFonts w:ascii="Cambria Math" w:eastAsia="SimSun" w:hAnsi="Cambria Math"/>
+          <w:sz w:val="21"/>
+          <w:szCs w:val="21"/>
+        </w:rPr>
+        <w:t xml:space="preserve">	(12)</w:t>
       </w:r>
     </w:p>
     <w:p>
@@ -7883,6 +8247,115 @@
         <w:rPr>
           <w:rFonts w:ascii="Times New Roman" w:cs="Times New Roman" w:eastAsia="SimSun" w:hAnsi="Times New Roman"/>
         </w:rPr>
+        <w:t xml:space="preserve">右端</w:t>
+      </w:r>
+      <w:r>
+        <w:rPr>
+          <w:rFonts w:ascii="Times New Roman" w:cs="Times New Roman" w:eastAsia="SimSun" w:hAnsi="Times New Roman"/>
+          <w:b/>
+          <w:bCs/>
+        </w:rPr>
+        <w:t xml:space="preserve">只依赖度序列</w:t>
+      </w:r>
+      <w:r>
+        <w:rPr>
+          <w:rFonts w:ascii="Times New Roman" w:cs="Times New Roman" w:eastAsia="SimSun" w:hAnsi="Times New Roman"/>
+        </w:rPr>
+        <w:t xml:space="preserve">。所以：</w:t>
+      </w:r>
+    </w:p>
+    <w:p>
+      <w:pPr>
+        <w:pBdr>
+          <w:left w:val="single" w:color="9AAFC4" w:sz="12" w:space="8"/>
+        </w:pBdr>
+        <w:spacing w:after="60" w:before="60" w:line="300"/>
+        <w:ind w:left="360"/>
+      </w:pPr>
+      <w:r>
+        <w:rPr>
+          <w:rFonts w:ascii="Times New Roman" w:cs="Times New Roman" w:eastAsia="SimSun" w:hAnsi="Times New Roman"/>
+          <w:b/>
+          <w:bCs/>
+          <w:color w:val="3A4A5A"/>
+        </w:rPr>
+        <w:t xml:space="preserve">在严格保度的约束下，四个通道的重叠总量是常数，不可调。</w:t>
+      </w:r>
+    </w:p>
+    <w:p>
+      <w:pPr>
+        <w:spacing w:after="120" w:before="120" w:line="320"/>
+        <w:jc w:val="both"/>
+      </w:pPr>
+      <w:r>
+        <w:rPr>
+          <w:rFonts w:ascii="Times New Roman" w:cs="Times New Roman" w:eastAsia="SimSun" w:hAnsi="Times New Roman"/>
+        </w:rPr>
+        <w:t xml:space="preserve">这是一条硬约束，而大纲 V.4（"在保度前提下调节 α"）默认了 α 可调却从未验证。若把 α 定义为无条件均值 </w:t>
+      </w:r>
+      <w:r>
+        <w:rPr>
+          <w:rFonts w:ascii="Cambria Math" w:eastAsia="SimSun" w:hAnsi="Cambria Math"/>
+          <w:i w:val="false"/>
+          <w:iCs w:val="false"/>
+        </w:rPr>
+        <w:t xml:space="preserve">⟨ </w:t>
+      </w:r>
+      <w:r>
+        <w:rPr>
+          <w:rFonts w:ascii="Cambria Math" w:eastAsia="SimSun" w:hAnsi="Cambria Math"/>
+          <w:i/>
+          <w:iCs/>
+        </w:rPr>
+        <w:t xml:space="preserve">n</w:t>
+      </w:r>
+      <w:r>
+        <w:rPr>
+          <w:rFonts w:ascii="Cambria Math" w:eastAsia="SimSun" w:hAnsi="Cambria Math"/>
+          <w:i w:val="false"/>
+          <w:iCs w:val="false"/>
+          <w:vertAlign w:val="subscript"/>
+        </w:rPr>
+        <w:t xml:space="preserve">ab</w:t>
+      </w:r>
+      <w:r>
+        <w:rPr>
+          <w:rFonts w:ascii="Cambria Math" w:eastAsia="SimSun" w:hAnsi="Cambria Math"/>
+          <w:i w:val="false"/>
+          <w:iCs w:val="false"/>
+        </w:rPr>
+        <w:t xml:space="preserve">⟩</w:t>
+      </w:r>
+      <w:r>
+        <w:rPr>
+          <w:rFonts w:ascii="Times New Roman" w:cs="Times New Roman" w:eastAsia="SimSun" w:hAnsi="Times New Roman"/>
+        </w:rPr>
+        <w:t xml:space="preserve">，则它正比于上述固定总量除以超边对数，</w:t>
+      </w:r>
+      <w:r>
+        <w:rPr>
+          <w:rFonts w:ascii="Times New Roman" w:cs="Times New Roman" w:eastAsia="SimSun" w:hAnsi="Times New Roman"/>
+          <w:b/>
+          <w:bCs/>
+        </w:rPr>
+        <w:t xml:space="preserve">恒为常数，扫描无从谈起</w:t>
+      </w:r>
+      <w:r>
+        <w:rPr>
+          <w:rFonts w:ascii="Times New Roman" w:cs="Times New Roman" w:eastAsia="SimSun" w:hAnsi="Times New Roman"/>
+        </w:rPr>
+        <w:t xml:space="preserve">——工具 2 会在实现阶段撞上这堵墙。</w:t>
+      </w:r>
+    </w:p>
+    <w:p>
+      <w:pPr>
+        <w:spacing w:after="120" w:before="120" w:line="320"/>
+        <w:jc w:val="both"/>
+      </w:pPr>
+      <w:r>
+        <w:rPr>
+          <w:rFonts w:ascii="Times New Roman" w:cs="Times New Roman" w:eastAsia="SimSun" w:hAnsi="Times New Roman"/>
+        </w:rPr>
         <w:t xml:space="preserve">条件化解决了这个问题：固定总量下，仍可自由改变重叠的</w:t>
       </w:r>
       <w:r>
@@ -7930,6 +8403,14 @@
           <w:i w:val="false"/>
           <w:iCs w:val="false"/>
         </w:rPr>
+        <w:t xml:space="preserve">{</w:t>
+      </w:r>
+      <w:r>
+        <w:rPr>
+          <w:rFonts w:ascii="Cambria Math" w:eastAsia="SimSun" w:hAnsi="Cambria Math"/>
+          <w:i w:val="false"/>
+          <w:iCs w:val="false"/>
+        </w:rPr>
         <w:t xml:space="preserve">(</w:t>
       </w:r>
       <w:r>
@@ -7991,6 +8472,14 @@
       </w:r>
       <w:r>
         <w:rPr>
+          <w:rFonts w:ascii="Cambria Math" w:eastAsia="SimSun" w:hAnsi="Cambria Math"/>
+          <w:i w:val="false"/>
+          <w:iCs w:val="false"/>
+        </w:rPr>
+        <w:t xml:space="preserve">}</w:t>
+      </w:r>
+      <w:r>
+        <w:rPr>
           <w:rFonts w:ascii="Times New Roman" w:cs="Times New Roman" w:eastAsia="SimSun" w:hAnsi="Times New Roman"/>
         </w:rPr>
         <w:t xml:space="preserve"> 为发生重叠的对数，则</w:t>
@@ -7998,9 +8487,19 @@
     </w:p>
     <w:p>
       <w:pPr>
+        <w:tabs>
+          <w:tab w:val="center" w:pos="4680"/>
+          <w:tab w:val="right" w:pos="9360"/>
+        </w:tabs>
         <w:spacing w:after="180" w:before="180" w:line="300"/>
-        <w:jc w:val="center"/>
-      </w:pPr>
+        <w:jc w:val="left"/>
+      </w:pPr>
+      <w:r>
+        <w:rPr>
+          <w:rFonts w:ascii="Cambria Math" w:eastAsia="SimSun" w:hAnsi="Cambria Math"/>
+        </w:rPr>
+        <w:t xml:space="preserve">	</w:t>
+      </w:r>
       <w:r>
         <w:rPr>
           <w:rFonts w:ascii="Cambria Math" w:eastAsia="SimSun" w:hAnsi="Cambria Math"/>
@@ -8072,6 +8571,14 @@
           <w:szCs w:val="21"/>
         </w:rPr>
         <w:t xml:space="preserve">)</w:t>
+      </w:r>
+      <w:r>
+        <w:rPr>
+          <w:rFonts w:ascii="Cambria Math" w:eastAsia="SimSun" w:hAnsi="Cambria Math"/>
+          <w:sz w:val="21"/>
+          <w:szCs w:val="21"/>
+        </w:rPr>
+        <w:t xml:space="preserve">	(13)</w:t>
       </w:r>
     </w:p>
     <w:p>
@@ -8281,9 +8788,19 @@
     </w:p>
     <w:p>
       <w:pPr>
+        <w:tabs>
+          <w:tab w:val="center" w:pos="4680"/>
+          <w:tab w:val="right" w:pos="9360"/>
+        </w:tabs>
         <w:spacing w:after="180" w:before="180" w:line="300"/>
-        <w:jc w:val="center"/>
-      </w:pPr>
+        <w:jc w:val="left"/>
+      </w:pPr>
+      <w:r>
+        <w:rPr>
+          <w:rFonts w:ascii="Cambria Math" w:eastAsia="SimSun" w:hAnsi="Cambria Math"/>
+        </w:rPr>
+        <w:t xml:space="preserve">	</w:t>
+      </w:r>
       <w:r>
         <w:rPr>
           <w:rFonts w:ascii="Cambria Math" w:eastAsia="SimSun" w:hAnsi="Cambria Math"/>
@@ -8509,6 +9026,14 @@
           <w:szCs w:val="21"/>
         </w:rPr>
         <w:t xml:space="preserve"> 给出</w:t>
+      </w:r>
+      <w:r>
+        <w:rPr>
+          <w:rFonts w:ascii="Cambria Math" w:eastAsia="SimSun" w:hAnsi="Cambria Math"/>
+          <w:sz w:val="21"/>
+          <w:szCs w:val="21"/>
+        </w:rPr>
+        <w:t xml:space="preserve">	(14)</w:t>
       </w:r>
     </w:p>
     <w:p>
